--- a/arb/docx/025.content.docx
+++ b/arb/docx/025.content.docx
@@ -9,6 +9,8 @@
       </w:pPr>
       <w:r>
         <w:rPr>
+          <w:rtl/>
+          <w:cs/>
           <w:lang w:val="ar_AE" w:bidi="ar_AE"/>
         </w:rPr>
       </w:r>
@@ -20,69 +22,91 @@
       </w:pPr>
       <w:r>
         <w:rPr>
+          <w:rtl/>
+          <w:cs/>
           <w:lang w:val="ar_AE" w:bidi="ar_AE"/>
         </w:rPr>
         <w:t>Resource: unfoldingWord® Translation Words</w:t>
       </w:r>
       <w:r>
         <w:rPr>
-          <w:lang w:val="ar_AE" w:bidi="ar_AE"/>
-        </w:rPr>
-      </w:r>
-    </w:p>
-    <w:p>
-      <w:pPr>
-        <w:bidi/>
-      </w:pPr>
-      <w:r>
-        <w:rPr>
+          <w:rtl/>
+          <w:cs/>
+          <w:lang w:val="ar_AE" w:bidi="ar_AE"/>
+        </w:rPr>
+      </w:r>
+    </w:p>
+    <w:p>
+      <w:pPr>
+        <w:bidi/>
+      </w:pPr>
+      <w:r>
+        <w:rPr>
+          <w:rtl/>
+          <w:cs/>
           <w:lang w:val="ar_AE" w:bidi="ar_AE"/>
         </w:rPr>
       </w:r>
       <w:r>
         <w:rPr>
           <w:b/>
+          <w:rtl/>
+          <w:cs/>
           <w:lang w:val="ar_AE" w:bidi="ar_AE"/>
         </w:rPr>
         <w:t>unfoldingWord® Translation Words</w:t>
       </w:r>
       <w:r>
         <w:rPr>
+          <w:rtl/>
+          <w:cs/>
           <w:lang w:val="ar_AE" w:bidi="ar_AE"/>
         </w:rPr>
         <w:t xml:space="preserve"> © 2022 unfoldingWord. Released under CC BY-SA 4.0 license. </w:t>
       </w:r>
       <w:r>
         <w:rPr>
+          <w:rtl/>
+          <w:cs/>
           <w:lang w:val="ar_AE" w:bidi="ar_AE"/>
         </w:rPr>
         <w:t>unfoldingWord® Translation Words</w:t>
       </w:r>
       <w:r>
         <w:rPr>
+          <w:rtl/>
+          <w:cs/>
           <w:lang w:val="ar_AE" w:bidi="ar_AE"/>
         </w:rPr>
         <w:t xml:space="preserve"> has been adapted in the following languages: Tok Pisin, Arabic (عربي), French (Français), Hindi (हिंदी), Indonesian (Bahasa Indonesia), Portuguese (Português), Russian (Русский), Spanish (Español), Swahili (Kiswahili), and Simplified Chinese (简体中文) from </w:t>
       </w:r>
       <w:r>
         <w:rPr>
+          <w:rtl/>
+          <w:cs/>
           <w:lang w:val="ar_AE" w:bidi="ar_AE"/>
         </w:rPr>
         <w:t>unfoldingWord® Translation Words</w:t>
       </w:r>
       <w:r>
         <w:rPr>
+          <w:rtl/>
+          <w:cs/>
           <w:lang w:val="ar_AE" w:bidi="ar_AE"/>
         </w:rPr>
         <w:t xml:space="preserve"> © 2022 unfoldingWord. Released under CC BY-SA 4.0 license by Mission Mutual</w:t>
       </w:r>
       <w:r>
         <w:rPr>
-          <w:lang w:val="ar_AE" w:bidi="ar_AE"/>
-        </w:rPr>
-      </w:r>
-      <w:r>
-        <w:rPr>
+          <w:rtl/>
+          <w:cs/>
+          <w:lang w:val="ar_AE" w:bidi="ar_AE"/>
+        </w:rPr>
+      </w:r>
+      <w:r>
+        <w:rPr>
+          <w:rtl/>
+          <w:cs/>
           <w:lang w:val="ar_AE" w:bidi="ar_AE"/>
         </w:rPr>
       </w:r>
@@ -94,6 +118,8 @@
       </w:pPr>
       <w:r>
         <w:rPr>
+          <w:rtl/>
+          <w:cs/>
           <w:lang w:val="ar_AE" w:bidi="ar_AE"/>
         </w:rPr>
         <w:t>unfoldingWord® Translation Words</w:t>
@@ -123,6 +149,8 @@
       </w:pPr>
       <w:r>
         <w:rPr>
+          <w:rtl/>
+          <w:cs/>
           <w:lang w:val="ar_AE" w:bidi="ar_AE"/>
         </w:rPr>
       </w:r>
@@ -134,38 +162,50 @@
       </w:pPr>
       <w:r>
         <w:rPr>
+          <w:rtl/>
+          <w:cs/>
           <w:lang w:val="ar_AE" w:bidi="ar_AE"/>
         </w:rPr>
         <w:t>ز</w:t>
       </w:r>
       <w:r>
         <w:rPr>
-          <w:lang w:val="ar_AE" w:bidi="ar_AE"/>
-        </w:rPr>
-      </w:r>
-    </w:p>
-    <w:p>
-      <w:pPr>
-        <w:bidi/>
-      </w:pPr>
-      <w:r>
-        <w:rPr>
-          <w:lang w:val="ar_AE" w:bidi="ar_AE"/>
-        </w:rPr>
-      </w:r>
-      <w:r>
-        <w:rPr>
+          <w:rtl/>
+          <w:cs/>
+          <w:lang w:val="ar_AE" w:bidi="ar_AE"/>
+        </w:rPr>
+      </w:r>
+    </w:p>
+    <w:p>
+      <w:pPr>
+        <w:bidi/>
+      </w:pPr>
+      <w:r>
+        <w:rPr>
+          <w:rtl/>
+          <w:cs/>
+          <w:lang w:val="ar_AE" w:bidi="ar_AE"/>
+        </w:rPr>
+      </w:r>
+      <w:r>
+        <w:rPr>
+          <w:rtl/>
+          <w:cs/>
           <w:lang w:val="ar_AE" w:bidi="ar_AE"/>
         </w:rPr>
         <w:t xml:space="preserve"> </w:t>
       </w:r>
       <w:r>
         <w:rPr>
-          <w:lang w:val="ar_AE" w:bidi="ar_AE"/>
-        </w:rPr>
-      </w:r>
-      <w:r>
-        <w:rPr>
+          <w:rtl/>
+          <w:cs/>
+          <w:lang w:val="ar_AE" w:bidi="ar_AE"/>
+        </w:rPr>
+      </w:r>
+      <w:r>
+        <w:rPr>
+          <w:rtl/>
+          <w:cs/>
           <w:lang w:val="ar_AE" w:bidi="ar_AE"/>
         </w:rPr>
       </w:r>
@@ -191,6 +231,8 @@
       </w:pPr>
       <w:r>
         <w:rPr>
+          <w:rtl/>
+          <w:cs/>
           <w:lang w:val="ar_AE" w:bidi="ar_AE"/>
         </w:rPr>
       </w:r>
@@ -202,12 +244,16 @@
       </w:pPr>
       <w:r>
         <w:rPr>
+          <w:rtl/>
+          <w:cs/>
           <w:lang w:val="ar_AE" w:bidi="ar_AE"/>
         </w:rPr>
         <w:t>زبدي</w:t>
       </w:r>
       <w:r>
         <w:rPr>
+          <w:rtl/>
+          <w:cs/>
           <w:lang w:val="ar_AE" w:bidi="ar_AE"/>
         </w:rPr>
       </w:r>
@@ -220,6 +266,8 @@
       <w:r>
         <w:rPr>
           <w:b/>
+          <w:rtl/>
+          <w:cs/>
           <w:lang w:val="ar_AE" w:bidi="ar_AE"/>
         </w:rPr>
         <w:t>زبدي</w:t>
@@ -233,6 +281,8 @@
       <w:r>
         <w:rPr>
           <w:b/>
+          <w:rtl/>
+          <w:cs/>
           <w:lang w:val="ar_AE" w:bidi="ar_AE"/>
         </w:rPr>
         <w:t>حقائق:</w:t>
@@ -244,11 +294,15 @@
       </w:pPr>
       <w:r>
         <w:rPr>
-          <w:lang w:val="ar_AE" w:bidi="ar_AE"/>
-        </w:rPr>
-      </w:r>
-      <w:r>
-        <w:rPr>
+          <w:rtl/>
+          <w:cs/>
+          <w:lang w:val="ar_AE" w:bidi="ar_AE"/>
+        </w:rPr>
+      </w:r>
+      <w:r>
+        <w:rPr>
+          <w:rtl/>
+          <w:cs/>
           <w:lang w:val="ar_AE" w:bidi="ar_AE"/>
         </w:rPr>
         <w:t>كان زبدي صيادًا من الجليل، وقد اشتهر بسبب ابنيه، يعقوب ويوحنا، اللذين كانا تلميذين ليسوع. وكثيرًا ما يُشار إليهما في العهد الجديد باسم "ابني زبدي".</w:t>
@@ -263,11 +317,15 @@
       </w:pPr>
       <w:r>
         <w:rPr>
-          <w:lang w:val="ar_AE" w:bidi="ar_AE"/>
-        </w:rPr>
-      </w:r>
-      <w:r>
-        <w:rPr>
+          <w:rtl/>
+          <w:cs/>
+          <w:lang w:val="ar_AE" w:bidi="ar_AE"/>
+        </w:rPr>
+      </w:r>
+      <w:r>
+        <w:rPr>
+          <w:rtl/>
+          <w:cs/>
           <w:lang w:val="ar_AE" w:bidi="ar_AE"/>
         </w:rPr>
         <w:t>كان ابنا زبدي أيضًا صيادَين و كانا يعملان معه في صيد السمك.</w:t>
@@ -282,11 +340,15 @@
       </w:pPr>
       <w:r>
         <w:rPr>
-          <w:lang w:val="ar_AE" w:bidi="ar_AE"/>
-        </w:rPr>
-      </w:r>
-      <w:r>
-        <w:rPr>
+          <w:rtl/>
+          <w:cs/>
+          <w:lang w:val="ar_AE" w:bidi="ar_AE"/>
+        </w:rPr>
+      </w:r>
+      <w:r>
+        <w:rPr>
+          <w:rtl/>
+          <w:cs/>
           <w:lang w:val="ar_AE" w:bidi="ar_AE"/>
         </w:rPr>
         <w:t>ترك يعقوب ويوحنا عملهما في الصيد مع والدهما زبدي، وذهبا ليتبعا يسوع.</w:t>
@@ -298,11 +360,15 @@
       </w:pPr>
       <w:r>
         <w:rPr>
-          <w:lang w:val="ar_AE" w:bidi="ar_AE"/>
-        </w:rPr>
-      </w:r>
-      <w:r>
-        <w:rPr>
+          <w:rtl/>
+          <w:cs/>
+          <w:lang w:val="ar_AE" w:bidi="ar_AE"/>
+        </w:rPr>
+      </w:r>
+      <w:r>
+        <w:rPr>
+          <w:rtl/>
+          <w:cs/>
           <w:lang w:val="ar_AE" w:bidi="ar_AE"/>
         </w:rPr>
         <w:t>(اقتراحات للترجمة: كيفية ترجمة الأسماء)</w:t>
@@ -314,59 +380,79 @@
       </w:pPr>
       <w:r>
         <w:rPr>
-          <w:lang w:val="ar_AE" w:bidi="ar_AE"/>
-        </w:rPr>
-      </w:r>
-      <w:r>
-        <w:rPr>
+          <w:rtl/>
+          <w:cs/>
+          <w:lang w:val="ar_AE" w:bidi="ar_AE"/>
+        </w:rPr>
+      </w:r>
+      <w:r>
+        <w:rPr>
+          <w:rtl/>
+          <w:cs/>
           <w:lang w:val="ar_AE" w:bidi="ar_AE"/>
         </w:rPr>
         <w:t>(انظر أيضًا: ال</w:t>
       </w:r>
       <w:r>
         <w:rPr>
+          <w:rtl/>
+          <w:cs/>
           <w:lang w:val="ar_AE" w:bidi="ar_AE"/>
         </w:rPr>
         <w:t>تلميذ</w:t>
       </w:r>
       <w:r>
         <w:rPr>
+          <w:rtl/>
+          <w:cs/>
           <w:lang w:val="ar_AE" w:bidi="ar_AE"/>
         </w:rPr>
         <w:t>، ال</w:t>
       </w:r>
       <w:r>
         <w:rPr>
+          <w:rtl/>
+          <w:cs/>
           <w:lang w:val="ar_AE" w:bidi="ar_AE"/>
         </w:rPr>
         <w:t>صيادين</w:t>
       </w:r>
       <w:r>
         <w:rPr>
+          <w:rtl/>
+          <w:cs/>
           <w:lang w:val="ar_AE" w:bidi="ar_AE"/>
         </w:rPr>
         <w:t xml:space="preserve">، </w:t>
       </w:r>
       <w:r>
         <w:rPr>
+          <w:rtl/>
+          <w:cs/>
           <w:lang w:val="ar_AE" w:bidi="ar_AE"/>
         </w:rPr>
         <w:t>يعقوب (ابن زبدي)</w:t>
       </w:r>
       <w:r>
         <w:rPr>
+          <w:rtl/>
+          <w:cs/>
           <w:lang w:val="ar_AE" w:bidi="ar_AE"/>
         </w:rPr>
         <w:t xml:space="preserve">، </w:t>
       </w:r>
       <w:r>
         <w:rPr>
+          <w:rtl/>
+          <w:cs/>
           <w:lang w:val="ar_AE" w:bidi="ar_AE"/>
         </w:rPr>
         <w:t>يوحنا (الرسول)</w:t>
       </w:r>
       <w:r>
         <w:rPr>
+          <w:rtl/>
+          <w:cs/>
           <w:lang w:val="ar_AE" w:bidi="ar_AE"/>
         </w:rPr>
         <w:t>)</w:t>
@@ -379,6 +465,8 @@
       </w:pPr>
       <w:r>
         <w:rPr>
+          <w:rtl/>
+          <w:cs/>
           <w:lang w:val="ar_AE" w:bidi="ar_AE"/>
         </w:rPr>
         <w:t>نصوص كتابية:</w:t>
@@ -393,12 +481,16 @@
       </w:pPr>
       <w:r>
         <w:rPr>
+          <w:rtl/>
+          <w:cs/>
           <w:lang w:val="ar_AE" w:bidi="ar_AE"/>
         </w:rPr>
       </w:r>
       <w:hyperlink r:id="rId13">
         <w:r>
           <w:rPr>
+            <w:rtl/>
+            <w:cs/>
             <w:lang w:val="ar_AE" w:bidi="ar_AE"/>
           </w:rPr>
           <w:rPr>
@@ -418,12 +510,16 @@
       </w:pPr>
       <w:r>
         <w:rPr>
+          <w:rtl/>
+          <w:cs/>
           <w:lang w:val="ar_AE" w:bidi="ar_AE"/>
         </w:rPr>
       </w:r>
       <w:hyperlink r:id="rId14">
         <w:r>
           <w:rPr>
+            <w:rtl/>
+            <w:cs/>
             <w:lang w:val="ar_AE" w:bidi="ar_AE"/>
           </w:rPr>
           <w:rPr>
@@ -443,12 +539,16 @@
       </w:pPr>
       <w:r>
         <w:rPr>
+          <w:rtl/>
+          <w:cs/>
           <w:lang w:val="ar_AE" w:bidi="ar_AE"/>
         </w:rPr>
       </w:r>
       <w:hyperlink r:id="rId15">
         <w:r>
           <w:rPr>
+            <w:rtl/>
+            <w:cs/>
             <w:lang w:val="ar_AE" w:bidi="ar_AE"/>
           </w:rPr>
           <w:rPr>
@@ -468,12 +568,16 @@
       </w:pPr>
       <w:r>
         <w:rPr>
+          <w:rtl/>
+          <w:cs/>
           <w:lang w:val="ar_AE" w:bidi="ar_AE"/>
         </w:rPr>
       </w:r>
       <w:hyperlink r:id="rId16">
         <w:r>
           <w:rPr>
+            <w:rtl/>
+            <w:cs/>
             <w:lang w:val="ar_AE" w:bidi="ar_AE"/>
           </w:rPr>
           <w:rPr>
@@ -493,12 +597,16 @@
       </w:pPr>
       <w:r>
         <w:rPr>
+          <w:rtl/>
+          <w:cs/>
           <w:lang w:val="ar_AE" w:bidi="ar_AE"/>
         </w:rPr>
       </w:r>
       <w:hyperlink r:id="rId17">
         <w:r>
           <w:rPr>
+            <w:rtl/>
+            <w:cs/>
             <w:lang w:val="ar_AE" w:bidi="ar_AE"/>
           </w:rPr>
           <w:rPr>
@@ -518,12 +626,16 @@
       </w:pPr>
       <w:r>
         <w:rPr>
+          <w:rtl/>
+          <w:cs/>
           <w:lang w:val="ar_AE" w:bidi="ar_AE"/>
         </w:rPr>
       </w:r>
       <w:hyperlink r:id="rId18">
         <w:r>
           <w:rPr>
+            <w:rtl/>
+            <w:cs/>
             <w:lang w:val="ar_AE" w:bidi="ar_AE"/>
           </w:rPr>
           <w:rPr>
@@ -541,6 +653,8 @@
       </w:pPr>
       <w:r>
         <w:rPr>
+          <w:rtl/>
+          <w:cs/>
           <w:lang w:val="ar_AE" w:bidi="ar_AE"/>
         </w:rPr>
         <w:t>بيانات الكلمة:</w:t>
@@ -555,32 +669,42 @@
       </w:pPr>
       <w:r>
         <w:rPr>
-          <w:lang w:val="ar_AE" w:bidi="ar_AE"/>
-        </w:rPr>
-      </w:r>
-      <w:r>
-        <w:rPr>
+          <w:rtl/>
+          <w:cs/>
+          <w:lang w:val="ar_AE" w:bidi="ar_AE"/>
+        </w:rPr>
+      </w:r>
+      <w:r>
+        <w:rPr>
+          <w:rtl/>
+          <w:cs/>
           <w:lang w:val="ar_AE" w:bidi="ar_AE"/>
         </w:rPr>
         <w:t xml:space="preserve"> G21990 : سترونج </w:t>
       </w:r>
       <w:r>
         <w:rPr>
-          <w:lang w:val="ar_AE" w:bidi="ar_AE"/>
-        </w:rPr>
-      </w:r>
-      <w:r>
-        <w:rPr>
-          <w:lang w:val="ar_AE" w:bidi="ar_AE"/>
-        </w:rPr>
-      </w:r>
-    </w:p>
-    <w:p>
-      <w:pPr>
-        <w:bidi/>
-      </w:pPr>
-      <w:r>
-        <w:rPr>
+          <w:rtl/>
+          <w:cs/>
+          <w:lang w:val="ar_AE" w:bidi="ar_AE"/>
+        </w:rPr>
+      </w:r>
+      <w:r>
+        <w:rPr>
+          <w:rtl/>
+          <w:cs/>
+          <w:lang w:val="ar_AE" w:bidi="ar_AE"/>
+        </w:rPr>
+      </w:r>
+    </w:p>
+    <w:p>
+      <w:pPr>
+        <w:bidi/>
+      </w:pPr>
+      <w:r>
+        <w:rPr>
+          <w:rtl/>
+          <w:cs/>
           <w:lang w:val="ar_AE" w:bidi="ar_AE"/>
         </w:rPr>
       </w:r>
@@ -592,12 +716,16 @@
       </w:pPr>
       <w:r>
         <w:rPr>
+          <w:rtl/>
+          <w:cs/>
           <w:lang w:val="ar_AE" w:bidi="ar_AE"/>
         </w:rPr>
         <w:t>زَبُولُون</w:t>
       </w:r>
       <w:r>
         <w:rPr>
+          <w:rtl/>
+          <w:cs/>
           <w:lang w:val="ar_AE" w:bidi="ar_AE"/>
         </w:rPr>
       </w:r>
@@ -609,6 +737,8 @@
       </w:pPr>
       <w:r>
         <w:rPr>
+          <w:rtl/>
+          <w:cs/>
           <w:lang w:val="ar_AE" w:bidi="ar_AE"/>
         </w:rPr>
         <w:t>زَبُولُون</w:t>
@@ -621,6 +751,8 @@
       </w:pPr>
       <w:r>
         <w:rPr>
+          <w:rtl/>
+          <w:cs/>
           <w:lang w:val="ar_AE" w:bidi="ar_AE"/>
         </w:rPr>
         <w:t>حقائق:</w:t>
@@ -632,11 +764,15 @@
       </w:pPr>
       <w:r>
         <w:rPr>
-          <w:lang w:val="ar_AE" w:bidi="ar_AE"/>
-        </w:rPr>
-      </w:r>
-      <w:r>
-        <w:rPr>
+          <w:rtl/>
+          <w:cs/>
+          <w:lang w:val="ar_AE" w:bidi="ar_AE"/>
+        </w:rPr>
+      </w:r>
+      <w:r>
+        <w:rPr>
+          <w:rtl/>
+          <w:cs/>
           <w:lang w:val="ar_AE" w:bidi="ar_AE"/>
         </w:rPr>
         <w:t>كان زَبُولُون الابن العاشر ليَعقوب، والسادس للِيئة. وأصبح نسله يمثل أحد أسباط إسرائيل.</w:t>
@@ -651,11 +787,15 @@
       </w:pPr>
       <w:r>
         <w:rPr>
-          <w:lang w:val="ar_AE" w:bidi="ar_AE"/>
-        </w:rPr>
-      </w:r>
-      <w:r>
-        <w:rPr>
+          <w:rtl/>
+          <w:cs/>
+          <w:lang w:val="ar_AE" w:bidi="ar_AE"/>
+        </w:rPr>
+      </w:r>
+      <w:r>
+        <w:rPr>
+          <w:rtl/>
+          <w:cs/>
           <w:lang w:val="ar_AE" w:bidi="ar_AE"/>
         </w:rPr>
         <w:t>السبط الذي انحدر منه كان يُعرف باسم "سبط زَبُولُون" أو "زَبُولُون".</w:t>
@@ -670,11 +810,15 @@
       </w:pPr>
       <w:r>
         <w:rPr>
-          <w:lang w:val="ar_AE" w:bidi="ar_AE"/>
-        </w:rPr>
-      </w:r>
-      <w:r>
-        <w:rPr>
+          <w:rtl/>
+          <w:cs/>
+          <w:lang w:val="ar_AE" w:bidi="ar_AE"/>
+        </w:rPr>
+      </w:r>
+      <w:r>
+        <w:rPr>
+          <w:rtl/>
+          <w:cs/>
           <w:lang w:val="ar_AE" w:bidi="ar_AE"/>
         </w:rPr>
         <w:t>معنى اسم زَبُولُون غير معروف، لكنه مشابه لكلمة عبريّة تعني على الأرجح "إكرام" أو "سُكنى".</w:t>
@@ -689,47 +833,63 @@
       </w:pPr>
       <w:r>
         <w:rPr>
-          <w:lang w:val="ar_AE" w:bidi="ar_AE"/>
-        </w:rPr>
-      </w:r>
-      <w:r>
-        <w:rPr>
+          <w:rtl/>
+          <w:cs/>
+          <w:lang w:val="ar_AE" w:bidi="ar_AE"/>
+        </w:rPr>
+      </w:r>
+      <w:r>
+        <w:rPr>
+          <w:rtl/>
+          <w:cs/>
           <w:lang w:val="ar_AE" w:bidi="ar_AE"/>
         </w:rPr>
         <w:t xml:space="preserve">استقر سبط زَبُولُون في شمال غرب كَنْعان، وكانت حدود أرضه، أراضي </w:t>
       </w:r>
       <w:r>
         <w:rPr>
+          <w:rtl/>
+          <w:cs/>
           <w:lang w:val="ar_AE" w:bidi="ar_AE"/>
         </w:rPr>
         <w:t>نَفْتَالِي</w:t>
       </w:r>
       <w:r>
         <w:rPr>
+          <w:rtl/>
+          <w:cs/>
           <w:lang w:val="ar_AE" w:bidi="ar_AE"/>
         </w:rPr>
         <w:t xml:space="preserve">، </w:t>
       </w:r>
       <w:r>
         <w:rPr>
+          <w:rtl/>
+          <w:cs/>
           <w:lang w:val="ar_AE" w:bidi="ar_AE"/>
         </w:rPr>
         <w:t>وَيَسَّاكَر</w:t>
       </w:r>
       <w:r>
         <w:rPr>
+          <w:rtl/>
+          <w:cs/>
           <w:lang w:val="ar_AE" w:bidi="ar_AE"/>
         </w:rPr>
         <w:t xml:space="preserve">، ومَنَسَّى، </w:t>
       </w:r>
       <w:r>
         <w:rPr>
+          <w:rtl/>
+          <w:cs/>
           <w:lang w:val="ar_AE" w:bidi="ar_AE"/>
         </w:rPr>
         <w:t>وَأَشِير</w:t>
       </w:r>
       <w:r>
         <w:rPr>
+          <w:rtl/>
+          <w:cs/>
           <w:lang w:val="ar_AE" w:bidi="ar_AE"/>
         </w:rPr>
         <w:t>.</w:t>
@@ -741,11 +901,15 @@
       </w:pPr>
       <w:r>
         <w:rPr>
-          <w:lang w:val="ar_AE" w:bidi="ar_AE"/>
-        </w:rPr>
-      </w:r>
-      <w:r>
-        <w:rPr>
+          <w:rtl/>
+          <w:cs/>
+          <w:lang w:val="ar_AE" w:bidi="ar_AE"/>
+        </w:rPr>
+      </w:r>
+      <w:r>
+        <w:rPr>
+          <w:rtl/>
+          <w:cs/>
           <w:lang w:val="ar_AE" w:bidi="ar_AE"/>
         </w:rPr>
         <w:t>(اقتراحات التَّرْجَمَة: كيفية تَرْجَمَة الأسماء)</w:t>
@@ -757,47 +921,63 @@
       </w:pPr>
       <w:r>
         <w:rPr>
-          <w:lang w:val="ar_AE" w:bidi="ar_AE"/>
-        </w:rPr>
-      </w:r>
-      <w:r>
-        <w:rPr>
+          <w:rtl/>
+          <w:cs/>
+          <w:lang w:val="ar_AE" w:bidi="ar_AE"/>
+        </w:rPr>
+      </w:r>
+      <w:r>
+        <w:rPr>
+          <w:rtl/>
+          <w:cs/>
           <w:lang w:val="ar_AE" w:bidi="ar_AE"/>
         </w:rPr>
         <w:t xml:space="preserve">(انظر أيضًا: </w:t>
       </w:r>
       <w:r>
         <w:rPr>
+          <w:rtl/>
+          <w:cs/>
           <w:lang w:val="ar_AE" w:bidi="ar_AE"/>
         </w:rPr>
         <w:t>الأسباط الاثني عشر لإسرائيل،</w:t>
       </w:r>
       <w:r>
         <w:rPr>
+          <w:rtl/>
+          <w:cs/>
           <w:lang w:val="ar_AE" w:bidi="ar_AE"/>
         </w:rPr>
         <w:t xml:space="preserve"> </w:t>
       </w:r>
       <w:r>
         <w:rPr>
+          <w:rtl/>
+          <w:cs/>
           <w:lang w:val="ar_AE" w:bidi="ar_AE"/>
         </w:rPr>
         <w:t>يعقوب،</w:t>
       </w:r>
       <w:r>
         <w:rPr>
+          <w:rtl/>
+          <w:cs/>
           <w:lang w:val="ar_AE" w:bidi="ar_AE"/>
         </w:rPr>
         <w:t xml:space="preserve"> </w:t>
       </w:r>
       <w:r>
         <w:rPr>
+          <w:rtl/>
+          <w:cs/>
           <w:lang w:val="ar_AE" w:bidi="ar_AE"/>
         </w:rPr>
         <w:t>لِيئة</w:t>
       </w:r>
       <w:r>
         <w:rPr>
+          <w:rtl/>
+          <w:cs/>
           <w:lang w:val="ar_AE" w:bidi="ar_AE"/>
         </w:rPr>
         <w:t>)</w:t>
@@ -810,6 +990,8 @@
       </w:pPr>
       <w:r>
         <w:rPr>
+          <w:rtl/>
+          <w:cs/>
           <w:lang w:val="ar_AE" w:bidi="ar_AE"/>
         </w:rPr>
         <w:t>مراجع الكتاب المقدس:</w:t>
@@ -824,12 +1006,16 @@
       </w:pPr>
       <w:r>
         <w:rPr>
+          <w:rtl/>
+          <w:cs/>
           <w:lang w:val="ar_AE" w:bidi="ar_AE"/>
         </w:rPr>
       </w:r>
       <w:hyperlink r:id="rId19">
         <w:r>
           <w:rPr>
+            <w:rtl/>
+            <w:cs/>
             <w:lang w:val="ar_AE" w:bidi="ar_AE"/>
           </w:rPr>
           <w:rPr>
@@ -849,12 +1035,16 @@
       </w:pPr>
       <w:r>
         <w:rPr>
+          <w:rtl/>
+          <w:cs/>
           <w:lang w:val="ar_AE" w:bidi="ar_AE"/>
         </w:rPr>
       </w:r>
       <w:hyperlink r:id="rId20">
         <w:r>
           <w:rPr>
+            <w:rtl/>
+            <w:cs/>
             <w:lang w:val="ar_AE" w:bidi="ar_AE"/>
           </w:rPr>
           <w:rPr>
@@ -874,12 +1064,16 @@
       </w:pPr>
       <w:r>
         <w:rPr>
+          <w:rtl/>
+          <w:cs/>
           <w:lang w:val="ar_AE" w:bidi="ar_AE"/>
         </w:rPr>
       </w:r>
       <w:hyperlink r:id="rId21">
         <w:r>
           <w:rPr>
+            <w:rtl/>
+            <w:cs/>
             <w:lang w:val="ar_AE" w:bidi="ar_AE"/>
           </w:rPr>
           <w:rPr>
@@ -899,12 +1093,16 @@
       </w:pPr>
       <w:r>
         <w:rPr>
+          <w:rtl/>
+          <w:cs/>
           <w:lang w:val="ar_AE" w:bidi="ar_AE"/>
         </w:rPr>
       </w:r>
       <w:hyperlink r:id="rId22">
         <w:r>
           <w:rPr>
+            <w:rtl/>
+            <w:cs/>
             <w:lang w:val="ar_AE" w:bidi="ar_AE"/>
           </w:rPr>
           <w:rPr>
@@ -924,12 +1122,16 @@
       </w:pPr>
       <w:r>
         <w:rPr>
+          <w:rtl/>
+          <w:cs/>
           <w:lang w:val="ar_AE" w:bidi="ar_AE"/>
         </w:rPr>
       </w:r>
       <w:hyperlink r:id="rId23">
         <w:r>
           <w:rPr>
+            <w:rtl/>
+            <w:cs/>
             <w:lang w:val="ar_AE" w:bidi="ar_AE"/>
           </w:rPr>
           <w:rPr>
@@ -949,12 +1151,16 @@
       </w:pPr>
       <w:r>
         <w:rPr>
+          <w:rtl/>
+          <w:cs/>
           <w:lang w:val="ar_AE" w:bidi="ar_AE"/>
         </w:rPr>
       </w:r>
       <w:hyperlink r:id="rId24">
         <w:r>
           <w:rPr>
+            <w:rtl/>
+            <w:cs/>
             <w:lang w:val="ar_AE" w:bidi="ar_AE"/>
           </w:rPr>
           <w:rPr>
@@ -972,6 +1178,8 @@
       </w:pPr>
       <w:r>
         <w:rPr>
+          <w:rtl/>
+          <w:cs/>
           <w:lang w:val="ar_AE" w:bidi="ar_AE"/>
         </w:rPr>
         <w:t>بيانات الكلمة:</w:t>
@@ -986,32 +1194,42 @@
       </w:pPr>
       <w:r>
         <w:rPr>
-          <w:lang w:val="ar_AE" w:bidi="ar_AE"/>
-        </w:rPr>
-      </w:r>
-      <w:r>
-        <w:rPr>
+          <w:rtl/>
+          <w:cs/>
+          <w:lang w:val="ar_AE" w:bidi="ar_AE"/>
+        </w:rPr>
+      </w:r>
+      <w:r>
+        <w:rPr>
+          <w:rtl/>
+          <w:cs/>
           <w:lang w:val="ar_AE" w:bidi="ar_AE"/>
         </w:rPr>
         <w:t>سترونغ: H2074, H2075, G21940</w:t>
       </w:r>
       <w:r>
         <w:rPr>
-          <w:lang w:val="ar_AE" w:bidi="ar_AE"/>
-        </w:rPr>
-      </w:r>
-      <w:r>
-        <w:rPr>
-          <w:lang w:val="ar_AE" w:bidi="ar_AE"/>
-        </w:rPr>
-      </w:r>
-    </w:p>
-    <w:p>
-      <w:pPr>
-        <w:bidi/>
-      </w:pPr>
-      <w:r>
-        <w:rPr>
+          <w:rtl/>
+          <w:cs/>
+          <w:lang w:val="ar_AE" w:bidi="ar_AE"/>
+        </w:rPr>
+      </w:r>
+      <w:r>
+        <w:rPr>
+          <w:rtl/>
+          <w:cs/>
+          <w:lang w:val="ar_AE" w:bidi="ar_AE"/>
+        </w:rPr>
+      </w:r>
+    </w:p>
+    <w:p>
+      <w:pPr>
+        <w:bidi/>
+      </w:pPr>
+      <w:r>
+        <w:rPr>
+          <w:rtl/>
+          <w:cs/>
           <w:lang w:val="ar_AE" w:bidi="ar_AE"/>
         </w:rPr>
       </w:r>
@@ -1023,12 +1241,16 @@
       </w:pPr>
       <w:r>
         <w:rPr>
+          <w:rtl/>
+          <w:cs/>
           <w:lang w:val="ar_AE" w:bidi="ar_AE"/>
         </w:rPr>
         <w:t>زَرُبَّابِل</w:t>
       </w:r>
       <w:r>
         <w:rPr>
+          <w:rtl/>
+          <w:cs/>
           <w:lang w:val="ar_AE" w:bidi="ar_AE"/>
         </w:rPr>
       </w:r>
@@ -1040,6 +1262,8 @@
       </w:pPr>
       <w:r>
         <w:rPr>
+          <w:rtl/>
+          <w:cs/>
           <w:lang w:val="ar_AE" w:bidi="ar_AE"/>
         </w:rPr>
         <w:t>زَرُبَّابِل</w:t>
@@ -1052,6 +1276,8 @@
       </w:pPr>
       <w:r>
         <w:rPr>
+          <w:rtl/>
+          <w:cs/>
           <w:lang w:val="ar_AE" w:bidi="ar_AE"/>
         </w:rPr>
         <w:t>حقائق:</w:t>
@@ -1063,11 +1289,15 @@
       </w:pPr>
       <w:r>
         <w:rPr>
-          <w:lang w:val="ar_AE" w:bidi="ar_AE"/>
-        </w:rPr>
-      </w:r>
-      <w:r>
-        <w:rPr>
+          <w:rtl/>
+          <w:cs/>
+          <w:lang w:val="ar_AE" w:bidi="ar_AE"/>
+        </w:rPr>
+      </w:r>
+      <w:r>
+        <w:rPr>
+          <w:rtl/>
+          <w:cs/>
           <w:lang w:val="ar_AE" w:bidi="ar_AE"/>
         </w:rPr>
         <w:t>كان زَرُبَّابِل اسمًا لرجلين إسرائيليين في العهد القديم.</w:t>
@@ -1082,23 +1312,31 @@
       </w:pPr>
       <w:r>
         <w:rPr>
-          <w:lang w:val="ar_AE" w:bidi="ar_AE"/>
-        </w:rPr>
-      </w:r>
-      <w:r>
-        <w:rPr>
+          <w:rtl/>
+          <w:cs/>
+          <w:lang w:val="ar_AE" w:bidi="ar_AE"/>
+        </w:rPr>
+      </w:r>
+      <w:r>
+        <w:rPr>
+          <w:rtl/>
+          <w:cs/>
           <w:lang w:val="ar_AE" w:bidi="ar_AE"/>
         </w:rPr>
         <w:t>كان أحدهما من نسل يهويَاقيم و</w:t>
       </w:r>
       <w:r>
         <w:rPr>
+          <w:rtl/>
+          <w:cs/>
           <w:lang w:val="ar_AE" w:bidi="ar_AE"/>
         </w:rPr>
         <w:t>صِدْقِيَّا</w:t>
       </w:r>
       <w:r>
         <w:rPr>
+          <w:rtl/>
+          <w:cs/>
           <w:lang w:val="ar_AE" w:bidi="ar_AE"/>
         </w:rPr>
         <w:t>.</w:t>
@@ -1113,23 +1351,31 @@
       </w:pPr>
       <w:r>
         <w:rPr>
-          <w:lang w:val="ar_AE" w:bidi="ar_AE"/>
-        </w:rPr>
-      </w:r>
-      <w:r>
-        <w:rPr>
+          <w:rtl/>
+          <w:cs/>
+          <w:lang w:val="ar_AE" w:bidi="ar_AE"/>
+        </w:rPr>
+      </w:r>
+      <w:r>
+        <w:rPr>
+          <w:rtl/>
+          <w:cs/>
           <w:lang w:val="ar_AE" w:bidi="ar_AE"/>
         </w:rPr>
         <w:t xml:space="preserve">زَرُبَّابِل الآخر، هو </w:t>
       </w:r>
       <w:r>
         <w:rPr>
+          <w:rtl/>
+          <w:cs/>
           <w:lang w:val="ar_AE" w:bidi="ar_AE"/>
         </w:rPr>
         <w:t>بْن شَأَلْتِئِيل</w:t>
       </w:r>
       <w:r>
         <w:rPr>
+          <w:rtl/>
+          <w:cs/>
           <w:lang w:val="ar_AE" w:bidi="ar_AE"/>
         </w:rPr>
         <w:t>، كان رئيس سِبْط يهوذا في زمن عزرا ونحميا، عندما أمر كورش ملك فارس بإطلاق سراح بني إسرائيل من أسرِهم في بابِل.</w:t>
@@ -1144,11 +1390,15 @@
       </w:pPr>
       <w:r>
         <w:rPr>
-          <w:lang w:val="ar_AE" w:bidi="ar_AE"/>
-        </w:rPr>
-      </w:r>
-      <w:r>
-        <w:rPr>
+          <w:rtl/>
+          <w:cs/>
+          <w:lang w:val="ar_AE" w:bidi="ar_AE"/>
+        </w:rPr>
+      </w:r>
+      <w:r>
+        <w:rPr>
+          <w:rtl/>
+          <w:cs/>
           <w:lang w:val="ar_AE" w:bidi="ar_AE"/>
         </w:rPr>
         <w:t>زَرُبَّابِل والكاهن العظيم يشوع كانا من بين الذين ساعدوا في إعادة بناء الهيكل ومذبح الله.</w:t>
@@ -1160,11 +1410,15 @@
       </w:pPr>
       <w:r>
         <w:rPr>
-          <w:lang w:val="ar_AE" w:bidi="ar_AE"/>
-        </w:rPr>
-      </w:r>
-      <w:r>
-        <w:rPr>
+          <w:rtl/>
+          <w:cs/>
+          <w:lang w:val="ar_AE" w:bidi="ar_AE"/>
+        </w:rPr>
+      </w:r>
+      <w:r>
+        <w:rPr>
+          <w:rtl/>
+          <w:cs/>
           <w:lang w:val="ar_AE" w:bidi="ar_AE"/>
         </w:rPr>
         <w:t>(اقتراحات التَّرْجَمَة: كيفية تَرْجَمَة الأسماء)</w:t>
@@ -1176,137 +1430,183 @@
       </w:pPr>
       <w:r>
         <w:rPr>
-          <w:lang w:val="ar_AE" w:bidi="ar_AE"/>
-        </w:rPr>
-      </w:r>
-      <w:r>
-        <w:rPr>
+          <w:rtl/>
+          <w:cs/>
+          <w:lang w:val="ar_AE" w:bidi="ar_AE"/>
+        </w:rPr>
+      </w:r>
+      <w:r>
+        <w:rPr>
+          <w:rtl/>
+          <w:cs/>
           <w:lang w:val="ar_AE" w:bidi="ar_AE"/>
         </w:rPr>
         <w:t xml:space="preserve">(انظر أيضًا: </w:t>
       </w:r>
       <w:r>
         <w:rPr>
+          <w:rtl/>
+          <w:cs/>
           <w:lang w:val="ar_AE" w:bidi="ar_AE"/>
         </w:rPr>
         <w:t>بابل،</w:t>
       </w:r>
       <w:r>
         <w:rPr>
+          <w:rtl/>
+          <w:cs/>
           <w:lang w:val="ar_AE" w:bidi="ar_AE"/>
         </w:rPr>
         <w:t xml:space="preserve"> </w:t>
       </w:r>
       <w:r>
         <w:rPr>
+          <w:rtl/>
+          <w:cs/>
           <w:lang w:val="ar_AE" w:bidi="ar_AE"/>
         </w:rPr>
         <w:t>أسير،</w:t>
       </w:r>
       <w:r>
         <w:rPr>
+          <w:rtl/>
+          <w:cs/>
           <w:lang w:val="ar_AE" w:bidi="ar_AE"/>
         </w:rPr>
         <w:t xml:space="preserve"> </w:t>
       </w:r>
       <w:r>
         <w:rPr>
+          <w:rtl/>
+          <w:cs/>
           <w:lang w:val="ar_AE" w:bidi="ar_AE"/>
         </w:rPr>
         <w:t>كورش،</w:t>
       </w:r>
       <w:r>
         <w:rPr>
+          <w:rtl/>
+          <w:cs/>
           <w:lang w:val="ar_AE" w:bidi="ar_AE"/>
         </w:rPr>
         <w:t xml:space="preserve"> </w:t>
       </w:r>
       <w:r>
         <w:rPr>
+          <w:rtl/>
+          <w:cs/>
           <w:lang w:val="ar_AE" w:bidi="ar_AE"/>
         </w:rPr>
         <w:t xml:space="preserve">عزرا، </w:t>
       </w:r>
       <w:r>
         <w:rPr>
+          <w:rtl/>
+          <w:cs/>
           <w:lang w:val="ar_AE" w:bidi="ar_AE"/>
         </w:rPr>
         <w:t>الكاهن العظيم،</w:t>
       </w:r>
       <w:r>
         <w:rPr>
+          <w:rtl/>
+          <w:cs/>
           <w:lang w:val="ar_AE" w:bidi="ar_AE"/>
         </w:rPr>
         <w:t xml:space="preserve"> </w:t>
       </w:r>
       <w:r>
         <w:rPr>
+          <w:rtl/>
+          <w:cs/>
           <w:lang w:val="ar_AE" w:bidi="ar_AE"/>
         </w:rPr>
         <w:t>يهوياقيم،</w:t>
       </w:r>
       <w:r>
         <w:rPr>
+          <w:rtl/>
+          <w:cs/>
           <w:lang w:val="ar_AE" w:bidi="ar_AE"/>
         </w:rPr>
         <w:t xml:space="preserve"> </w:t>
       </w:r>
       <w:r>
         <w:rPr>
+          <w:rtl/>
+          <w:cs/>
           <w:lang w:val="ar_AE" w:bidi="ar_AE"/>
         </w:rPr>
         <w:t>يشوع،</w:t>
       </w:r>
       <w:r>
         <w:rPr>
+          <w:rtl/>
+          <w:cs/>
           <w:lang w:val="ar_AE" w:bidi="ar_AE"/>
         </w:rPr>
         <w:t xml:space="preserve"> </w:t>
       </w:r>
       <w:r>
         <w:rPr>
+          <w:rtl/>
+          <w:cs/>
           <w:lang w:val="ar_AE" w:bidi="ar_AE"/>
         </w:rPr>
         <w:t>يهوذا،</w:t>
       </w:r>
       <w:r>
         <w:rPr>
+          <w:rtl/>
+          <w:cs/>
           <w:lang w:val="ar_AE" w:bidi="ar_AE"/>
         </w:rPr>
         <w:t xml:space="preserve"> </w:t>
       </w:r>
       <w:r>
         <w:rPr>
+          <w:rtl/>
+          <w:cs/>
           <w:lang w:val="ar_AE" w:bidi="ar_AE"/>
         </w:rPr>
         <w:t>نحميا،</w:t>
       </w:r>
       <w:r>
         <w:rPr>
+          <w:rtl/>
+          <w:cs/>
           <w:lang w:val="ar_AE" w:bidi="ar_AE"/>
         </w:rPr>
         <w:t xml:space="preserve"> </w:t>
       </w:r>
       <w:r>
         <w:rPr>
+          <w:rtl/>
+          <w:cs/>
           <w:lang w:val="ar_AE" w:bidi="ar_AE"/>
         </w:rPr>
         <w:t>فارس،</w:t>
       </w:r>
       <w:r>
         <w:rPr>
+          <w:rtl/>
+          <w:cs/>
           <w:lang w:val="ar_AE" w:bidi="ar_AE"/>
         </w:rPr>
         <w:t xml:space="preserve"> </w:t>
       </w:r>
       <w:r>
         <w:rPr>
+          <w:rtl/>
+          <w:cs/>
           <w:lang w:val="ar_AE" w:bidi="ar_AE"/>
         </w:rPr>
         <w:t>صدقيا</w:t>
       </w:r>
       <w:r>
         <w:rPr>
+          <w:rtl/>
+          <w:cs/>
           <w:lang w:val="ar_AE" w:bidi="ar_AE"/>
         </w:rPr>
         <w:t>)</w:t>
@@ -1319,6 +1619,8 @@
       </w:pPr>
       <w:r>
         <w:rPr>
+          <w:rtl/>
+          <w:cs/>
           <w:lang w:val="ar_AE" w:bidi="ar_AE"/>
         </w:rPr>
         <w:t>مراجع الكتاب المقدس:</w:t>
@@ -1333,12 +1635,16 @@
       </w:pPr>
       <w:r>
         <w:rPr>
+          <w:rtl/>
+          <w:cs/>
           <w:lang w:val="ar_AE" w:bidi="ar_AE"/>
         </w:rPr>
       </w:r>
       <w:hyperlink r:id="rId25">
         <w:r>
           <w:rPr>
+            <w:rtl/>
+            <w:cs/>
             <w:lang w:val="ar_AE" w:bidi="ar_AE"/>
           </w:rPr>
           <w:rPr>
@@ -1358,12 +1664,16 @@
       </w:pPr>
       <w:r>
         <w:rPr>
+          <w:rtl/>
+          <w:cs/>
           <w:lang w:val="ar_AE" w:bidi="ar_AE"/>
         </w:rPr>
       </w:r>
       <w:hyperlink r:id="rId26">
         <w:r>
           <w:rPr>
+            <w:rtl/>
+            <w:cs/>
             <w:lang w:val="ar_AE" w:bidi="ar_AE"/>
           </w:rPr>
           <w:rPr>
@@ -1383,12 +1693,16 @@
       </w:pPr>
       <w:r>
         <w:rPr>
+          <w:rtl/>
+          <w:cs/>
           <w:lang w:val="ar_AE" w:bidi="ar_AE"/>
         </w:rPr>
       </w:r>
       <w:hyperlink r:id="rId27">
         <w:r>
           <w:rPr>
+            <w:rtl/>
+            <w:cs/>
             <w:lang w:val="ar_AE" w:bidi="ar_AE"/>
           </w:rPr>
           <w:rPr>
@@ -1408,12 +1722,16 @@
       </w:pPr>
       <w:r>
         <w:rPr>
+          <w:rtl/>
+          <w:cs/>
           <w:lang w:val="ar_AE" w:bidi="ar_AE"/>
         </w:rPr>
       </w:r>
       <w:hyperlink r:id="rId28">
         <w:r>
           <w:rPr>
+            <w:rtl/>
+            <w:cs/>
             <w:lang w:val="ar_AE" w:bidi="ar_AE"/>
           </w:rPr>
           <w:rPr>
@@ -1433,12 +1751,16 @@
       </w:pPr>
       <w:r>
         <w:rPr>
+          <w:rtl/>
+          <w:cs/>
           <w:lang w:val="ar_AE" w:bidi="ar_AE"/>
         </w:rPr>
       </w:r>
       <w:hyperlink r:id="rId29">
         <w:r>
           <w:rPr>
+            <w:rtl/>
+            <w:cs/>
             <w:lang w:val="ar_AE" w:bidi="ar_AE"/>
           </w:rPr>
           <w:rPr>
@@ -1456,6 +1778,8 @@
       </w:pPr>
       <w:r>
         <w:rPr>
+          <w:rtl/>
+          <w:cs/>
           <w:lang w:val="ar_AE" w:bidi="ar_AE"/>
         </w:rPr>
         <w:t>بيانات الكلمة:</w:t>
@@ -1470,32 +1794,42 @@
       </w:pPr>
       <w:r>
         <w:rPr>
-          <w:lang w:val="ar_AE" w:bidi="ar_AE"/>
-        </w:rPr>
-      </w:r>
-      <w:r>
-        <w:rPr>
+          <w:rtl/>
+          <w:cs/>
+          <w:lang w:val="ar_AE" w:bidi="ar_AE"/>
+        </w:rPr>
+      </w:r>
+      <w:r>
+        <w:rPr>
+          <w:rtl/>
+          <w:cs/>
           <w:lang w:val="ar_AE" w:bidi="ar_AE"/>
         </w:rPr>
         <w:t>سترونغ: H2216, H2217, G22160</w:t>
       </w:r>
       <w:r>
         <w:rPr>
-          <w:lang w:val="ar_AE" w:bidi="ar_AE"/>
-        </w:rPr>
-      </w:r>
-      <w:r>
-        <w:rPr>
-          <w:lang w:val="ar_AE" w:bidi="ar_AE"/>
-        </w:rPr>
-      </w:r>
-    </w:p>
-    <w:p>
-      <w:pPr>
-        <w:bidi/>
-      </w:pPr>
-      <w:r>
-        <w:rPr>
+          <w:rtl/>
+          <w:cs/>
+          <w:lang w:val="ar_AE" w:bidi="ar_AE"/>
+        </w:rPr>
+      </w:r>
+      <w:r>
+        <w:rPr>
+          <w:rtl/>
+          <w:cs/>
+          <w:lang w:val="ar_AE" w:bidi="ar_AE"/>
+        </w:rPr>
+      </w:r>
+    </w:p>
+    <w:p>
+      <w:pPr>
+        <w:bidi/>
+      </w:pPr>
+      <w:r>
+        <w:rPr>
+          <w:rtl/>
+          <w:cs/>
           <w:lang w:val="ar_AE" w:bidi="ar_AE"/>
         </w:rPr>
       </w:r>
@@ -1507,12 +1841,16 @@
       </w:pPr>
       <w:r>
         <w:rPr>
+          <w:rtl/>
+          <w:cs/>
           <w:lang w:val="ar_AE" w:bidi="ar_AE"/>
         </w:rPr>
         <w:t>زَكَّا</w:t>
       </w:r>
       <w:r>
         <w:rPr>
+          <w:rtl/>
+          <w:cs/>
           <w:lang w:val="ar_AE" w:bidi="ar_AE"/>
         </w:rPr>
       </w:r>
@@ -1524,6 +1862,8 @@
       </w:pPr>
       <w:r>
         <w:rPr>
+          <w:rtl/>
+          <w:cs/>
           <w:lang w:val="ar_AE" w:bidi="ar_AE"/>
         </w:rPr>
         <w:t>زَكَّا</w:t>
@@ -1536,6 +1876,8 @@
       </w:pPr>
       <w:r>
         <w:rPr>
+          <w:rtl/>
+          <w:cs/>
           <w:lang w:val="ar_AE" w:bidi="ar_AE"/>
         </w:rPr>
         <w:t>حقائق:</w:t>
@@ -1547,23 +1889,31 @@
       </w:pPr>
       <w:r>
         <w:rPr>
-          <w:lang w:val="ar_AE" w:bidi="ar_AE"/>
-        </w:rPr>
-      </w:r>
-      <w:r>
-        <w:rPr>
+          <w:rtl/>
+          <w:cs/>
+          <w:lang w:val="ar_AE" w:bidi="ar_AE"/>
+        </w:rPr>
+      </w:r>
+      <w:r>
+        <w:rPr>
+          <w:rtl/>
+          <w:cs/>
           <w:lang w:val="ar_AE" w:bidi="ar_AE"/>
         </w:rPr>
         <w:t xml:space="preserve">كان </w:t>
       </w:r>
       <w:r>
         <w:rPr>
+          <w:rtl/>
+          <w:cs/>
           <w:lang w:val="ar_AE" w:bidi="ar_AE"/>
         </w:rPr>
         <w:t>زَكَّا</w:t>
       </w:r>
       <w:r>
         <w:rPr>
+          <w:rtl/>
+          <w:cs/>
           <w:lang w:val="ar_AE" w:bidi="ar_AE"/>
         </w:rPr>
         <w:t xml:space="preserve"> جابي ضرائب من أريحا، وتسلَّقَ مرة شجرة ليتمكَّن من رؤية يسوع الذي كان محاطًا بجمع غفير من الناس.</w:t>
@@ -1578,11 +1928,15 @@
       </w:pPr>
       <w:r>
         <w:rPr>
-          <w:lang w:val="ar_AE" w:bidi="ar_AE"/>
-        </w:rPr>
-      </w:r>
-      <w:r>
-        <w:rPr>
+          <w:rtl/>
+          <w:cs/>
+          <w:lang w:val="ar_AE" w:bidi="ar_AE"/>
+        </w:rPr>
+      </w:r>
+      <w:r>
+        <w:rPr>
+          <w:rtl/>
+          <w:cs/>
           <w:lang w:val="ar_AE" w:bidi="ar_AE"/>
         </w:rPr>
         <w:t>تغيَّر زكا تمامًا عندما آمن بيسوع.</w:t>
@@ -1597,11 +1951,15 @@
       </w:pPr>
       <w:r>
         <w:rPr>
-          <w:lang w:val="ar_AE" w:bidi="ar_AE"/>
-        </w:rPr>
-      </w:r>
-      <w:r>
-        <w:rPr>
+          <w:rtl/>
+          <w:cs/>
+          <w:lang w:val="ar_AE" w:bidi="ar_AE"/>
+        </w:rPr>
+      </w:r>
+      <w:r>
+        <w:rPr>
+          <w:rtl/>
+          <w:cs/>
           <w:lang w:val="ar_AE" w:bidi="ar_AE"/>
         </w:rPr>
         <w:t>تاب عن خطيته في خداع الناس، ووعد بأن يعطي نصف ما يملك للفقراء.</w:t>
@@ -1616,11 +1974,15 @@
       </w:pPr>
       <w:r>
         <w:rPr>
-          <w:lang w:val="ar_AE" w:bidi="ar_AE"/>
-        </w:rPr>
-      </w:r>
-      <w:r>
-        <w:rPr>
+          <w:rtl/>
+          <w:cs/>
+          <w:lang w:val="ar_AE" w:bidi="ar_AE"/>
+        </w:rPr>
+      </w:r>
+      <w:r>
+        <w:rPr>
+          <w:rtl/>
+          <w:cs/>
           <w:lang w:val="ar_AE" w:bidi="ar_AE"/>
         </w:rPr>
         <w:t xml:space="preserve">كما وَعَدَ بأنه سيرُّد للناس أربعة أضعاف المبلغ الذي فرضه عليهم من ضرائب مبالغ في تقديرها. </w:t>
@@ -1632,11 +1994,15 @@
       </w:pPr>
       <w:r>
         <w:rPr>
-          <w:lang w:val="ar_AE" w:bidi="ar_AE"/>
-        </w:rPr>
-      </w:r>
-      <w:r>
-        <w:rPr>
+          <w:rtl/>
+          <w:cs/>
+          <w:lang w:val="ar_AE" w:bidi="ar_AE"/>
+        </w:rPr>
+      </w:r>
+      <w:r>
+        <w:rPr>
+          <w:rtl/>
+          <w:cs/>
           <w:lang w:val="ar_AE" w:bidi="ar_AE"/>
         </w:rPr>
         <w:t>(اقتراحات التَّرْجَمَة: كيفية تَرْجَمَة الأسماء)</w:t>
@@ -1648,35 +2014,47 @@
       </w:pPr>
       <w:r>
         <w:rPr>
-          <w:lang w:val="ar_AE" w:bidi="ar_AE"/>
-        </w:rPr>
-      </w:r>
-      <w:r>
-        <w:rPr>
+          <w:rtl/>
+          <w:cs/>
+          <w:lang w:val="ar_AE" w:bidi="ar_AE"/>
+        </w:rPr>
+      </w:r>
+      <w:r>
+        <w:rPr>
+          <w:rtl/>
+          <w:cs/>
           <w:lang w:val="ar_AE" w:bidi="ar_AE"/>
         </w:rPr>
         <w:t xml:space="preserve">(انظر أيضًا: </w:t>
       </w:r>
       <w:r>
         <w:rPr>
+          <w:rtl/>
+          <w:cs/>
           <w:lang w:val="ar_AE" w:bidi="ar_AE"/>
         </w:rPr>
         <w:t>يؤمن، وَعْد، يتوب، خطيئة</w:t>
       </w:r>
       <w:r>
         <w:rPr>
+          <w:rtl/>
+          <w:cs/>
           <w:lang w:val="ar_AE" w:bidi="ar_AE"/>
         </w:rPr>
         <w:t xml:space="preserve">، ضريبة، </w:t>
       </w:r>
       <w:r>
         <w:rPr>
+          <w:rtl/>
+          <w:cs/>
           <w:lang w:val="ar_AE" w:bidi="ar_AE"/>
         </w:rPr>
         <w:t>جابي ضرائب</w:t>
       </w:r>
       <w:r>
         <w:rPr>
+          <w:rtl/>
+          <w:cs/>
           <w:lang w:val="ar_AE" w:bidi="ar_AE"/>
         </w:rPr>
         <w:t>)</w:t>
@@ -1689,6 +2067,8 @@
       </w:pPr>
       <w:r>
         <w:rPr>
+          <w:rtl/>
+          <w:cs/>
           <w:lang w:val="ar_AE" w:bidi="ar_AE"/>
         </w:rPr>
         <w:t>مراجع الكتاب المقدس:</w:t>
@@ -1703,12 +2083,16 @@
       </w:pPr>
       <w:r>
         <w:rPr>
+          <w:rtl/>
+          <w:cs/>
           <w:lang w:val="ar_AE" w:bidi="ar_AE"/>
         </w:rPr>
       </w:r>
       <w:hyperlink r:id="rId30">
         <w:r>
           <w:rPr>
+            <w:rtl/>
+            <w:cs/>
             <w:lang w:val="ar_AE" w:bidi="ar_AE"/>
           </w:rPr>
           <w:rPr>
@@ -1728,12 +2112,16 @@
       </w:pPr>
       <w:r>
         <w:rPr>
+          <w:rtl/>
+          <w:cs/>
           <w:lang w:val="ar_AE" w:bidi="ar_AE"/>
         </w:rPr>
       </w:r>
       <w:hyperlink r:id="rId31">
         <w:r>
           <w:rPr>
+            <w:rtl/>
+            <w:cs/>
             <w:lang w:val="ar_AE" w:bidi="ar_AE"/>
           </w:rPr>
           <w:rPr>
@@ -1751,6 +2139,8 @@
       </w:pPr>
       <w:r>
         <w:rPr>
+          <w:rtl/>
+          <w:cs/>
           <w:lang w:val="ar_AE" w:bidi="ar_AE"/>
         </w:rPr>
         <w:t>بيانات الكلمة:</w:t>
@@ -1765,32 +2155,42 @@
       </w:pPr>
       <w:r>
         <w:rPr>
-          <w:lang w:val="ar_AE" w:bidi="ar_AE"/>
-        </w:rPr>
-      </w:r>
-      <w:r>
-        <w:rPr>
+          <w:rtl/>
+          <w:cs/>
+          <w:lang w:val="ar_AE" w:bidi="ar_AE"/>
+        </w:rPr>
+      </w:r>
+      <w:r>
+        <w:rPr>
+          <w:rtl/>
+          <w:cs/>
           <w:lang w:val="ar_AE" w:bidi="ar_AE"/>
         </w:rPr>
         <w:t>سترونغ: G21950</w:t>
       </w:r>
       <w:r>
         <w:rPr>
-          <w:lang w:val="ar_AE" w:bidi="ar_AE"/>
-        </w:rPr>
-      </w:r>
-      <w:r>
-        <w:rPr>
-          <w:lang w:val="ar_AE" w:bidi="ar_AE"/>
-        </w:rPr>
-      </w:r>
-    </w:p>
-    <w:p>
-      <w:pPr>
-        <w:bidi/>
-      </w:pPr>
-      <w:r>
-        <w:rPr>
+          <w:rtl/>
+          <w:cs/>
+          <w:lang w:val="ar_AE" w:bidi="ar_AE"/>
+        </w:rPr>
+      </w:r>
+      <w:r>
+        <w:rPr>
+          <w:rtl/>
+          <w:cs/>
+          <w:lang w:val="ar_AE" w:bidi="ar_AE"/>
+        </w:rPr>
+      </w:r>
+    </w:p>
+    <w:p>
+      <w:pPr>
+        <w:bidi/>
+      </w:pPr>
+      <w:r>
+        <w:rPr>
+          <w:rtl/>
+          <w:cs/>
           <w:lang w:val="ar_AE" w:bidi="ar_AE"/>
         </w:rPr>
       </w:r>
@@ -1802,12 +2202,16 @@
       </w:pPr>
       <w:r>
         <w:rPr>
+          <w:rtl/>
+          <w:cs/>
           <w:lang w:val="ar_AE" w:bidi="ar_AE"/>
         </w:rPr>
         <w:t>زكريا (العهد الجديد)</w:t>
       </w:r>
       <w:r>
         <w:rPr>
+          <w:rtl/>
+          <w:cs/>
           <w:lang w:val="ar_AE" w:bidi="ar_AE"/>
         </w:rPr>
       </w:r>
@@ -1819,6 +2223,8 @@
       </w:pPr>
       <w:r>
         <w:rPr>
+          <w:rtl/>
+          <w:cs/>
           <w:lang w:val="ar_AE" w:bidi="ar_AE"/>
         </w:rPr>
         <w:t>حقائق:</w:t>
@@ -1830,11 +2236,15 @@
       </w:pPr>
       <w:r>
         <w:rPr>
-          <w:lang w:val="ar_AE" w:bidi="ar_AE"/>
-        </w:rPr>
-      </w:r>
-      <w:r>
-        <w:rPr>
+          <w:rtl/>
+          <w:cs/>
+          <w:lang w:val="ar_AE" w:bidi="ar_AE"/>
+        </w:rPr>
+      </w:r>
+      <w:r>
+        <w:rPr>
+          <w:rtl/>
+          <w:cs/>
           <w:lang w:val="ar_AE" w:bidi="ar_AE"/>
         </w:rPr>
         <w:t>في العهد الجديد، كان زكريا كاهنًا يهوديًا أصبح والد يوحنا المعمدان.</w:t>
@@ -1849,11 +2259,15 @@
       </w:pPr>
       <w:r>
         <w:rPr>
-          <w:lang w:val="ar_AE" w:bidi="ar_AE"/>
-        </w:rPr>
-      </w:r>
-      <w:r>
-        <w:rPr>
+          <w:rtl/>
+          <w:cs/>
+          <w:lang w:val="ar_AE" w:bidi="ar_AE"/>
+        </w:rPr>
+      </w:r>
+      <w:r>
+        <w:rPr>
+          <w:rtl/>
+          <w:cs/>
           <w:lang w:val="ar_AE" w:bidi="ar_AE"/>
         </w:rPr>
         <w:t>كان زكريا يحب الله ويطيعه.</w:t>
@@ -1868,11 +2282,15 @@
       </w:pPr>
       <w:r>
         <w:rPr>
-          <w:lang w:val="ar_AE" w:bidi="ar_AE"/>
-        </w:rPr>
-      </w:r>
-      <w:r>
-        <w:rPr>
+          <w:rtl/>
+          <w:cs/>
+          <w:lang w:val="ar_AE" w:bidi="ar_AE"/>
+        </w:rPr>
+      </w:r>
+      <w:r>
+        <w:rPr>
+          <w:rtl/>
+          <w:cs/>
           <w:lang w:val="ar_AE" w:bidi="ar_AE"/>
         </w:rPr>
         <w:t>لسنوات عديدة، كان زكريا وزوجته إليصابات يصلّيان بجدٍّ من أجل إنجاب طفل، ولكن لم يكن لهما طفل. ثم عندما تقدما في العمر، استجاب الله لصلواتهما وأعطاهما ابنًا.</w:t>
@@ -1887,11 +2305,15 @@
       </w:pPr>
       <w:r>
         <w:rPr>
-          <w:lang w:val="ar_AE" w:bidi="ar_AE"/>
-        </w:rPr>
-      </w:r>
-      <w:r>
-        <w:rPr>
+          <w:rtl/>
+          <w:cs/>
+          <w:lang w:val="ar_AE" w:bidi="ar_AE"/>
+        </w:rPr>
+      </w:r>
+      <w:r>
+        <w:rPr>
+          <w:rtl/>
+          <w:cs/>
           <w:lang w:val="ar_AE" w:bidi="ar_AE"/>
         </w:rPr>
         <w:t>تنبأ زكريا بأن ابنه يوحنا سيكون هو النبي الذي سيعلن عن مجيء المسيح ويعد الطريق له.</w:t>
@@ -1903,11 +2325,15 @@
       </w:pPr>
       <w:r>
         <w:rPr>
-          <w:lang w:val="ar_AE" w:bidi="ar_AE"/>
-        </w:rPr>
-      </w:r>
-      <w:r>
-        <w:rPr>
+          <w:rtl/>
+          <w:cs/>
+          <w:lang w:val="ar_AE" w:bidi="ar_AE"/>
+        </w:rPr>
+      </w:r>
+      <w:r>
+        <w:rPr>
+          <w:rtl/>
+          <w:cs/>
           <w:lang w:val="ar_AE" w:bidi="ar_AE"/>
         </w:rPr>
         <w:t>(اقتراحات الترجمة: كيفية ترجمة الأسماء)</w:t>
@@ -1919,47 +2345,63 @@
       </w:pPr>
       <w:r>
         <w:rPr>
-          <w:lang w:val="ar_AE" w:bidi="ar_AE"/>
-        </w:rPr>
-      </w:r>
-      <w:r>
-        <w:rPr>
+          <w:rtl/>
+          <w:cs/>
+          <w:lang w:val="ar_AE" w:bidi="ar_AE"/>
+        </w:rPr>
+      </w:r>
+      <w:r>
+        <w:rPr>
+          <w:rtl/>
+          <w:cs/>
           <w:lang w:val="ar_AE" w:bidi="ar_AE"/>
         </w:rPr>
         <w:t xml:space="preserve">(انظر أيضًا: </w:t>
       </w:r>
       <w:r>
         <w:rPr>
+          <w:rtl/>
+          <w:cs/>
           <w:lang w:val="ar_AE" w:bidi="ar_AE"/>
         </w:rPr>
         <w:t>المسيح</w:t>
       </w:r>
       <w:r>
         <w:rPr>
+          <w:rtl/>
+          <w:cs/>
           <w:lang w:val="ar_AE" w:bidi="ar_AE"/>
         </w:rPr>
         <w:t xml:space="preserve">، </w:t>
       </w:r>
       <w:r>
         <w:rPr>
+          <w:rtl/>
+          <w:cs/>
           <w:lang w:val="ar_AE" w:bidi="ar_AE"/>
         </w:rPr>
         <w:t>إليصابات</w:t>
       </w:r>
       <w:r>
         <w:rPr>
+          <w:rtl/>
+          <w:cs/>
           <w:lang w:val="ar_AE" w:bidi="ar_AE"/>
         </w:rPr>
         <w:t xml:space="preserve">، </w:t>
       </w:r>
       <w:r>
         <w:rPr>
+          <w:rtl/>
+          <w:cs/>
           <w:lang w:val="ar_AE" w:bidi="ar_AE"/>
         </w:rPr>
         <w:t>النبي</w:t>
       </w:r>
       <w:r>
         <w:rPr>
+          <w:rtl/>
+          <w:cs/>
           <w:lang w:val="ar_AE" w:bidi="ar_AE"/>
         </w:rPr>
         <w:t>)</w:t>
@@ -1972,6 +2414,8 @@
       </w:pPr>
       <w:r>
         <w:rPr>
+          <w:rtl/>
+          <w:cs/>
           <w:lang w:val="ar_AE" w:bidi="ar_AE"/>
         </w:rPr>
         <w:t>نصوص كتابية:</w:t>
@@ -1986,12 +2430,16 @@
       </w:pPr>
       <w:r>
         <w:rPr>
+          <w:rtl/>
+          <w:cs/>
           <w:lang w:val="ar_AE" w:bidi="ar_AE"/>
         </w:rPr>
       </w:r>
       <w:hyperlink r:id="rId32">
         <w:r>
           <w:rPr>
+            <w:rtl/>
+            <w:cs/>
             <w:lang w:val="ar_AE" w:bidi="ar_AE"/>
           </w:rPr>
           <w:rPr>
@@ -2011,12 +2459,16 @@
       </w:pPr>
       <w:r>
         <w:rPr>
+          <w:rtl/>
+          <w:cs/>
           <w:lang w:val="ar_AE" w:bidi="ar_AE"/>
         </w:rPr>
       </w:r>
       <w:hyperlink r:id="rId33">
         <w:r>
           <w:rPr>
+            <w:rtl/>
+            <w:cs/>
             <w:lang w:val="ar_AE" w:bidi="ar_AE"/>
           </w:rPr>
           <w:rPr>
@@ -2036,12 +2488,16 @@
       </w:pPr>
       <w:r>
         <w:rPr>
+          <w:rtl/>
+          <w:cs/>
           <w:lang w:val="ar_AE" w:bidi="ar_AE"/>
         </w:rPr>
       </w:r>
       <w:hyperlink r:id="rId34">
         <w:r>
           <w:rPr>
+            <w:rtl/>
+            <w:cs/>
             <w:lang w:val="ar_AE" w:bidi="ar_AE"/>
           </w:rPr>
           <w:rPr>
@@ -2061,12 +2517,16 @@
       </w:pPr>
       <w:r>
         <w:rPr>
+          <w:rtl/>
+          <w:cs/>
           <w:lang w:val="ar_AE" w:bidi="ar_AE"/>
         </w:rPr>
       </w:r>
       <w:hyperlink r:id="rId35">
         <w:r>
           <w:rPr>
+            <w:rtl/>
+            <w:cs/>
             <w:lang w:val="ar_AE" w:bidi="ar_AE"/>
           </w:rPr>
           <w:rPr>
@@ -2084,6 +2544,8 @@
       </w:pPr>
       <w:r>
         <w:rPr>
+          <w:rtl/>
+          <w:cs/>
           <w:lang w:val="ar_AE" w:bidi="ar_AE"/>
         </w:rPr>
         <w:t>أمثلة من قصص الكتاب المقدس:</w:t>
@@ -2098,18 +2560,24 @@
       </w:pPr>
       <w:r>
         <w:rPr>
+          <w:rtl/>
+          <w:cs/>
           <w:lang w:val="ar_AE" w:bidi="ar_AE"/>
         </w:rPr>
       </w:r>
       <w:r>
         <w:rPr>
           <w:b/>
+          <w:rtl/>
+          <w:cs/>
           <w:lang w:val="ar_AE" w:bidi="ar_AE"/>
         </w:rPr>
         <w:t>22:1</w:t>
       </w:r>
       <w:r>
         <w:rPr>
+          <w:rtl/>
+          <w:cs/>
           <w:lang w:val="ar_AE" w:bidi="ar_AE"/>
         </w:rPr>
         <w:t xml:space="preserve"> فجأة جاء الملاك برسالة من الله إلى كاهن عجوز يدعى </w:t>
@@ -2117,12 +2585,16 @@
       <w:r>
         <w:rPr>
           <w:b/>
+          <w:rtl/>
+          <w:cs/>
           <w:lang w:val="ar_AE" w:bidi="ar_AE"/>
         </w:rPr>
         <w:t>زكريا</w:t>
       </w:r>
       <w:r>
         <w:rPr>
+          <w:rtl/>
+          <w:cs/>
           <w:lang w:val="ar_AE" w:bidi="ar_AE"/>
         </w:rPr>
         <w:t xml:space="preserve">. كان </w:t>
@@ -2130,12 +2602,16 @@
       <w:r>
         <w:rPr>
           <w:b/>
+          <w:rtl/>
+          <w:cs/>
           <w:lang w:val="ar_AE" w:bidi="ar_AE"/>
         </w:rPr>
         <w:t>زكريا</w:t>
       </w:r>
       <w:r>
         <w:rPr>
+          <w:rtl/>
+          <w:cs/>
           <w:lang w:val="ar_AE" w:bidi="ar_AE"/>
         </w:rPr>
         <w:t xml:space="preserve"> وزوجته إليصابات بارَّين أمام الله، لكنها لم تكن قادرة على إنجاب أطفال.</w:t>
@@ -2150,18 +2626,24 @@
       </w:pPr>
       <w:r>
         <w:rPr>
+          <w:rtl/>
+          <w:cs/>
           <w:lang w:val="ar_AE" w:bidi="ar_AE"/>
         </w:rPr>
       </w:r>
       <w:r>
         <w:rPr>
           <w:b/>
+          <w:rtl/>
+          <w:cs/>
           <w:lang w:val="ar_AE" w:bidi="ar_AE"/>
         </w:rPr>
         <w:t>22:2</w:t>
       </w:r>
       <w:r>
         <w:rPr>
+          <w:rtl/>
+          <w:cs/>
           <w:lang w:val="ar_AE" w:bidi="ar_AE"/>
         </w:rPr>
         <w:t xml:space="preserve"> قال الملاك لـ</w:t>
@@ -2169,24 +2651,32 @@
       <w:r>
         <w:rPr>
           <w:b/>
+          <w:rtl/>
+          <w:cs/>
           <w:lang w:val="ar_AE" w:bidi="ar_AE"/>
         </w:rPr>
         <w:t>زكريا</w:t>
       </w:r>
       <w:r>
         <w:rPr>
+          <w:rtl/>
+          <w:cs/>
           <w:lang w:val="ar_AE" w:bidi="ar_AE"/>
         </w:rPr>
         <w:t>، "</w:t>
       </w:r>
       <w:r>
         <w:rPr>
+          <w:rtl/>
+          <w:cs/>
           <w:lang w:val="ar_AE" w:bidi="ar_AE"/>
         </w:rPr>
         <w:t>ٱمْرَأَتُكَ أَلِيصَابَاتُ سَتَلِدُ لَكَ ٱبْنًا وَتُسَمِّيهِ يُوحَنَّا</w:t>
       </w:r>
       <w:r>
         <w:rPr>
+          <w:rtl/>
+          <w:cs/>
           <w:lang w:val="ar_AE" w:bidi="ar_AE"/>
         </w:rPr>
         <w:t>."</w:t>
@@ -2201,18 +2691,24 @@
       </w:pPr>
       <w:r>
         <w:rPr>
+          <w:rtl/>
+          <w:cs/>
           <w:lang w:val="ar_AE" w:bidi="ar_AE"/>
         </w:rPr>
       </w:r>
       <w:r>
         <w:rPr>
           <w:b/>
+          <w:rtl/>
+          <w:cs/>
           <w:lang w:val="ar_AE" w:bidi="ar_AE"/>
         </w:rPr>
         <w:t>22:3</w:t>
       </w:r>
       <w:r>
         <w:rPr>
+          <w:rtl/>
+          <w:cs/>
           <w:lang w:val="ar_AE" w:bidi="ar_AE"/>
         </w:rPr>
         <w:t xml:space="preserve"> وللحال، لم يستطع </w:t>
@@ -2220,12 +2716,16 @@
       <w:r>
         <w:rPr>
           <w:b/>
+          <w:rtl/>
+          <w:cs/>
           <w:lang w:val="ar_AE" w:bidi="ar_AE"/>
         </w:rPr>
         <w:t>زكريا</w:t>
       </w:r>
       <w:r>
         <w:rPr>
+          <w:rtl/>
+          <w:cs/>
           <w:lang w:val="ar_AE" w:bidi="ar_AE"/>
         </w:rPr>
         <w:t xml:space="preserve"> التكلم.</w:t>
@@ -2240,18 +2740,24 @@
       </w:pPr>
       <w:r>
         <w:rPr>
+          <w:rtl/>
+          <w:cs/>
           <w:lang w:val="ar_AE" w:bidi="ar_AE"/>
         </w:rPr>
       </w:r>
       <w:r>
         <w:rPr>
           <w:b/>
+          <w:rtl/>
+          <w:cs/>
           <w:lang w:val="ar_AE" w:bidi="ar_AE"/>
         </w:rPr>
         <w:t>22:7</w:t>
       </w:r>
       <w:r>
         <w:rPr>
+          <w:rtl/>
+          <w:cs/>
           <w:lang w:val="ar_AE" w:bidi="ar_AE"/>
         </w:rPr>
         <w:t xml:space="preserve"> ثم سمح الله لـ</w:t>
@@ -2259,12 +2765,16 @@
       <w:r>
         <w:rPr>
           <w:b/>
+          <w:rtl/>
+          <w:cs/>
           <w:lang w:val="ar_AE" w:bidi="ar_AE"/>
         </w:rPr>
         <w:t>زكريا</w:t>
       </w:r>
       <w:r>
         <w:rPr>
+          <w:rtl/>
+          <w:cs/>
           <w:lang w:val="ar_AE" w:bidi="ar_AE"/>
         </w:rPr>
         <w:t xml:space="preserve"> بالتكلم مرة أخرى.</w:t>
@@ -2277,6 +2787,8 @@
       </w:pPr>
       <w:r>
         <w:rPr>
+          <w:rtl/>
+          <w:cs/>
           <w:lang w:val="ar_AE" w:bidi="ar_AE"/>
         </w:rPr>
         <w:t>بيانات الكلمة:</w:t>
@@ -2291,32 +2803,42 @@
       </w:pPr>
       <w:r>
         <w:rPr>
-          <w:lang w:val="ar_AE" w:bidi="ar_AE"/>
-        </w:rPr>
-      </w:r>
-      <w:r>
-        <w:rPr>
+          <w:rtl/>
+          <w:cs/>
+          <w:lang w:val="ar_AE" w:bidi="ar_AE"/>
+        </w:rPr>
+      </w:r>
+      <w:r>
+        <w:rPr>
+          <w:rtl/>
+          <w:cs/>
           <w:lang w:val="ar_AE" w:bidi="ar_AE"/>
         </w:rPr>
         <w:t>سترونج: G21970</w:t>
       </w:r>
       <w:r>
         <w:rPr>
-          <w:lang w:val="ar_AE" w:bidi="ar_AE"/>
-        </w:rPr>
-      </w:r>
-      <w:r>
-        <w:rPr>
-          <w:lang w:val="ar_AE" w:bidi="ar_AE"/>
-        </w:rPr>
-      </w:r>
-    </w:p>
-    <w:p>
-      <w:pPr>
-        <w:bidi/>
-      </w:pPr>
-      <w:r>
-        <w:rPr>
+          <w:rtl/>
+          <w:cs/>
+          <w:lang w:val="ar_AE" w:bidi="ar_AE"/>
+        </w:rPr>
+      </w:r>
+      <w:r>
+        <w:rPr>
+          <w:rtl/>
+          <w:cs/>
+          <w:lang w:val="ar_AE" w:bidi="ar_AE"/>
+        </w:rPr>
+      </w:r>
+    </w:p>
+    <w:p>
+      <w:pPr>
+        <w:bidi/>
+      </w:pPr>
+      <w:r>
+        <w:rPr>
+          <w:rtl/>
+          <w:cs/>
           <w:lang w:val="ar_AE" w:bidi="ar_AE"/>
         </w:rPr>
       </w:r>
@@ -2328,12 +2850,16 @@
       </w:pPr>
       <w:r>
         <w:rPr>
+          <w:rtl/>
+          <w:cs/>
           <w:lang w:val="ar_AE" w:bidi="ar_AE"/>
         </w:rPr>
         <w:t>زكريا (العهد القديم)</w:t>
       </w:r>
       <w:r>
         <w:rPr>
+          <w:rtl/>
+          <w:cs/>
           <w:lang w:val="ar_AE" w:bidi="ar_AE"/>
         </w:rPr>
       </w:r>
@@ -2345,6 +2871,8 @@
       </w:pPr>
       <w:r>
         <w:rPr>
+          <w:rtl/>
+          <w:cs/>
           <w:lang w:val="ar_AE" w:bidi="ar_AE"/>
         </w:rPr>
         <w:t>حقائق:</w:t>
@@ -2356,11 +2884,15 @@
       </w:pPr>
       <w:r>
         <w:rPr>
-          <w:lang w:val="ar_AE" w:bidi="ar_AE"/>
-        </w:rPr>
-      </w:r>
-      <w:r>
-        <w:rPr>
+          <w:rtl/>
+          <w:cs/>
+          <w:lang w:val="ar_AE" w:bidi="ar_AE"/>
+        </w:rPr>
+      </w:r>
+      <w:r>
+        <w:rPr>
+          <w:rtl/>
+          <w:cs/>
           <w:lang w:val="ar_AE" w:bidi="ar_AE"/>
         </w:rPr>
         <w:t>كان زكريا نبيًا يتنبأ في عهد الملك داريوس الأول ملك فارس. ويحتوي سفر زكريا في العهد القديم على نبواته التي حث فيها العائدين من السبي على إعادة بناء الهيكل.</w:t>
@@ -2375,11 +2907,15 @@
       </w:pPr>
       <w:r>
         <w:rPr>
-          <w:lang w:val="ar_AE" w:bidi="ar_AE"/>
-        </w:rPr>
-      </w:r>
-      <w:r>
-        <w:rPr>
+          <w:rtl/>
+          <w:cs/>
+          <w:lang w:val="ar_AE" w:bidi="ar_AE"/>
+        </w:rPr>
+      </w:r>
+      <w:r>
+        <w:rPr>
+          <w:rtl/>
+          <w:cs/>
           <w:lang w:val="ar_AE" w:bidi="ar_AE"/>
         </w:rPr>
         <w:t>عاش النبي زكريا في نفس الفترة الزمنية التي عاش فيها عزرا، ونحميا، وزربابل وحجي. كما أشار إليه يسوع باعتباره آخر الأنبياء الذين قُتلوا في العهد القديم.</w:t>
@@ -2394,11 +2930,15 @@
       </w:pPr>
       <w:r>
         <w:rPr>
-          <w:lang w:val="ar_AE" w:bidi="ar_AE"/>
-        </w:rPr>
-      </w:r>
-      <w:r>
-        <w:rPr>
+          <w:rtl/>
+          <w:cs/>
+          <w:lang w:val="ar_AE" w:bidi="ar_AE"/>
+        </w:rPr>
+      </w:r>
+      <w:r>
+        <w:rPr>
+          <w:rtl/>
+          <w:cs/>
           <w:lang w:val="ar_AE" w:bidi="ar_AE"/>
         </w:rPr>
         <w:t>هناك شخص آخر يدعى زكريا كان حارسًا عند باب خيمة الاجتماع في عهد داود.</w:t>
@@ -2413,11 +2953,15 @@
       </w:pPr>
       <w:r>
         <w:rPr>
-          <w:lang w:val="ar_AE" w:bidi="ar_AE"/>
-        </w:rPr>
-      </w:r>
-      <w:r>
-        <w:rPr>
+          <w:rtl/>
+          <w:cs/>
+          <w:lang w:val="ar_AE" w:bidi="ar_AE"/>
+        </w:rPr>
+      </w:r>
+      <w:r>
+        <w:rPr>
+          <w:rtl/>
+          <w:cs/>
           <w:lang w:val="ar_AE" w:bidi="ar_AE"/>
         </w:rPr>
         <w:t>كان أحد أبناء الملك يهوشافاط يُدعى زكريا، وقد قُتل على يد أخيه يهورام.</w:t>
@@ -2432,11 +2976,15 @@
       </w:pPr>
       <w:r>
         <w:rPr>
-          <w:lang w:val="ar_AE" w:bidi="ar_AE"/>
-        </w:rPr>
-      </w:r>
-      <w:r>
-        <w:rPr>
+          <w:rtl/>
+          <w:cs/>
+          <w:lang w:val="ar_AE" w:bidi="ar_AE"/>
+        </w:rPr>
+      </w:r>
+      <w:r>
+        <w:rPr>
+          <w:rtl/>
+          <w:cs/>
           <w:lang w:val="ar_AE" w:bidi="ar_AE"/>
         </w:rPr>
         <w:t>زكريا هو اسم الكاهن الذي رجمه بنو إسرائيل عندما وبخهم على عبادتهم للأصنام.</w:t>
@@ -2451,11 +2999,15 @@
       </w:pPr>
       <w:r>
         <w:rPr>
-          <w:lang w:val="ar_AE" w:bidi="ar_AE"/>
-        </w:rPr>
-      </w:r>
-      <w:r>
-        <w:rPr>
+          <w:rtl/>
+          <w:cs/>
+          <w:lang w:val="ar_AE" w:bidi="ar_AE"/>
+        </w:rPr>
+      </w:r>
+      <w:r>
+        <w:rPr>
+          <w:rtl/>
+          <w:cs/>
           <w:lang w:val="ar_AE" w:bidi="ar_AE"/>
         </w:rPr>
         <w:t>الملك زكريا هو ابن يربعام وقد حكم إسرائيل لمدة ستة أشهر فقط قبل أن يُقتل.</w:t>
@@ -2467,11 +3019,15 @@
       </w:pPr>
       <w:r>
         <w:rPr>
-          <w:lang w:val="ar_AE" w:bidi="ar_AE"/>
-        </w:rPr>
-      </w:r>
-      <w:r>
-        <w:rPr>
+          <w:rtl/>
+          <w:cs/>
+          <w:lang w:val="ar_AE" w:bidi="ar_AE"/>
+        </w:rPr>
+      </w:r>
+      <w:r>
+        <w:rPr>
+          <w:rtl/>
+          <w:cs/>
           <w:lang w:val="ar_AE" w:bidi="ar_AE"/>
         </w:rPr>
         <w:t>(اقتراحات الترجمة: ترجمة الأسماء)</w:t>
@@ -2483,83 +3039,111 @@
       </w:pPr>
       <w:r>
         <w:rPr>
-          <w:lang w:val="ar_AE" w:bidi="ar_AE"/>
-        </w:rPr>
-      </w:r>
-      <w:r>
-        <w:rPr>
+          <w:rtl/>
+          <w:cs/>
+          <w:lang w:val="ar_AE" w:bidi="ar_AE"/>
+        </w:rPr>
+      </w:r>
+      <w:r>
+        <w:rPr>
+          <w:rtl/>
+          <w:cs/>
           <w:lang w:val="ar_AE" w:bidi="ar_AE"/>
         </w:rPr>
         <w:t xml:space="preserve">(انظر أيضًا: </w:t>
       </w:r>
       <w:r>
         <w:rPr>
+          <w:rtl/>
+          <w:cs/>
           <w:lang w:val="ar_AE" w:bidi="ar_AE"/>
         </w:rPr>
         <w:t>داريوس</w:t>
       </w:r>
       <w:r>
         <w:rPr>
+          <w:rtl/>
+          <w:cs/>
           <w:lang w:val="ar_AE" w:bidi="ar_AE"/>
         </w:rPr>
         <w:t xml:space="preserve">, </w:t>
       </w:r>
       <w:r>
         <w:rPr>
+          <w:rtl/>
+          <w:cs/>
           <w:lang w:val="ar_AE" w:bidi="ar_AE"/>
         </w:rPr>
         <w:t>عزرا</w:t>
       </w:r>
       <w:r>
         <w:rPr>
+          <w:rtl/>
+          <w:cs/>
           <w:lang w:val="ar_AE" w:bidi="ar_AE"/>
         </w:rPr>
         <w:t xml:space="preserve">, </w:t>
       </w:r>
       <w:r>
         <w:rPr>
+          <w:rtl/>
+          <w:cs/>
           <w:lang w:val="ar_AE" w:bidi="ar_AE"/>
         </w:rPr>
         <w:t>يهوشافاط</w:t>
       </w:r>
       <w:r>
         <w:rPr>
+          <w:rtl/>
+          <w:cs/>
           <w:lang w:val="ar_AE" w:bidi="ar_AE"/>
         </w:rPr>
         <w:t xml:space="preserve">, </w:t>
       </w:r>
       <w:r>
         <w:rPr>
+          <w:rtl/>
+          <w:cs/>
           <w:lang w:val="ar_AE" w:bidi="ar_AE"/>
         </w:rPr>
         <w:t>يربعام</w:t>
       </w:r>
       <w:r>
         <w:rPr>
+          <w:rtl/>
+          <w:cs/>
           <w:lang w:val="ar_AE" w:bidi="ar_AE"/>
         </w:rPr>
         <w:t xml:space="preserve">, </w:t>
       </w:r>
       <w:r>
         <w:rPr>
+          <w:rtl/>
+          <w:cs/>
           <w:lang w:val="ar_AE" w:bidi="ar_AE"/>
         </w:rPr>
         <w:t>نحميا</w:t>
       </w:r>
       <w:r>
         <w:rPr>
+          <w:rtl/>
+          <w:cs/>
           <w:lang w:val="ar_AE" w:bidi="ar_AE"/>
         </w:rPr>
         <w:t xml:space="preserve">, </w:t>
       </w:r>
       <w:r>
         <w:rPr>
+          <w:rtl/>
+          <w:cs/>
           <w:lang w:val="ar_AE" w:bidi="ar_AE"/>
         </w:rPr>
         <w:t>زربابل</w:t>
       </w:r>
       <w:r>
         <w:rPr>
+          <w:rtl/>
+          <w:cs/>
           <w:lang w:val="ar_AE" w:bidi="ar_AE"/>
         </w:rPr>
         <w:t>)</w:t>
@@ -2572,6 +3156,8 @@
       </w:pPr>
       <w:r>
         <w:rPr>
+          <w:rtl/>
+          <w:cs/>
           <w:lang w:val="ar_AE" w:bidi="ar_AE"/>
         </w:rPr>
         <w:t>نصوص كتابية:</w:t>
@@ -2586,12 +3172,16 @@
       </w:pPr>
       <w:r>
         <w:rPr>
+          <w:rtl/>
+          <w:cs/>
           <w:lang w:val="ar_AE" w:bidi="ar_AE"/>
         </w:rPr>
       </w:r>
       <w:hyperlink r:id="rId36">
         <w:r>
           <w:rPr>
+            <w:rtl/>
+            <w:cs/>
             <w:lang w:val="ar_AE" w:bidi="ar_AE"/>
           </w:rPr>
           <w:rPr>
@@ -2611,12 +3201,16 @@
       </w:pPr>
       <w:r>
         <w:rPr>
+          <w:rtl/>
+          <w:cs/>
           <w:lang w:val="ar_AE" w:bidi="ar_AE"/>
         </w:rPr>
       </w:r>
       <w:hyperlink r:id="rId37">
         <w:r>
           <w:rPr>
+            <w:rtl/>
+            <w:cs/>
             <w:lang w:val="ar_AE" w:bidi="ar_AE"/>
           </w:rPr>
           <w:rPr>
@@ -2636,12 +3230,16 @@
       </w:pPr>
       <w:r>
         <w:rPr>
+          <w:rtl/>
+          <w:cs/>
           <w:lang w:val="ar_AE" w:bidi="ar_AE"/>
         </w:rPr>
       </w:r>
       <w:hyperlink r:id="rId38">
         <w:r>
           <w:rPr>
+            <w:rtl/>
+            <w:cs/>
             <w:lang w:val="ar_AE" w:bidi="ar_AE"/>
           </w:rPr>
           <w:rPr>
@@ -2659,6 +3257,8 @@
       </w:pPr>
       <w:r>
         <w:rPr>
+          <w:rtl/>
+          <w:cs/>
           <w:lang w:val="ar_AE" w:bidi="ar_AE"/>
         </w:rPr>
         <w:t>بيانات الكلمة:</w:t>
@@ -2673,32 +3273,42 @@
       </w:pPr>
       <w:r>
         <w:rPr>
-          <w:lang w:val="ar_AE" w:bidi="ar_AE"/>
-        </w:rPr>
-      </w:r>
-      <w:r>
-        <w:rPr>
+          <w:rtl/>
+          <w:cs/>
+          <w:lang w:val="ar_AE" w:bidi="ar_AE"/>
+        </w:rPr>
+      </w:r>
+      <w:r>
+        <w:rPr>
+          <w:rtl/>
+          <w:cs/>
           <w:lang w:val="ar_AE" w:bidi="ar_AE"/>
         </w:rPr>
         <w:t>سترونج: H2148</w:t>
       </w:r>
       <w:r>
         <w:rPr>
-          <w:lang w:val="ar_AE" w:bidi="ar_AE"/>
-        </w:rPr>
-      </w:r>
-      <w:r>
-        <w:rPr>
-          <w:lang w:val="ar_AE" w:bidi="ar_AE"/>
-        </w:rPr>
-      </w:r>
-    </w:p>
-    <w:p>
-      <w:pPr>
-        <w:bidi/>
-      </w:pPr>
-      <w:r>
-        <w:rPr>
+          <w:rtl/>
+          <w:cs/>
+          <w:lang w:val="ar_AE" w:bidi="ar_AE"/>
+        </w:rPr>
+      </w:r>
+      <w:r>
+        <w:rPr>
+          <w:rtl/>
+          <w:cs/>
+          <w:lang w:val="ar_AE" w:bidi="ar_AE"/>
+        </w:rPr>
+      </w:r>
+    </w:p>
+    <w:p>
+      <w:pPr>
+        <w:bidi/>
+      </w:pPr>
+      <w:r>
+        <w:rPr>
+          <w:rtl/>
+          <w:cs/>
           <w:lang w:val="ar_AE" w:bidi="ar_AE"/>
         </w:rPr>
       </w:r>
@@ -2710,12 +3320,16 @@
       </w:pPr>
       <w:r>
         <w:rPr>
+          <w:rtl/>
+          <w:cs/>
           <w:lang w:val="ar_AE" w:bidi="ar_AE"/>
         </w:rPr>
         <w:t>زِلْفَة</w:t>
       </w:r>
       <w:r>
         <w:rPr>
+          <w:rtl/>
+          <w:cs/>
           <w:lang w:val="ar_AE" w:bidi="ar_AE"/>
         </w:rPr>
       </w:r>
@@ -2727,6 +3341,8 @@
       </w:pPr>
       <w:r>
         <w:rPr>
+          <w:rtl/>
+          <w:cs/>
           <w:lang w:val="ar_AE" w:bidi="ar_AE"/>
         </w:rPr>
         <w:t>حقائق:</w:t>
@@ -2738,11 +3354,15 @@
       </w:pPr>
       <w:r>
         <w:rPr>
-          <w:lang w:val="ar_AE" w:bidi="ar_AE"/>
-        </w:rPr>
-      </w:r>
-      <w:r>
-        <w:rPr>
+          <w:rtl/>
+          <w:cs/>
+          <w:lang w:val="ar_AE" w:bidi="ar_AE"/>
+        </w:rPr>
+      </w:r>
+      <w:r>
+        <w:rPr>
+          <w:rtl/>
+          <w:cs/>
           <w:lang w:val="ar_AE" w:bidi="ar_AE"/>
         </w:rPr>
         <w:t>كانت زِلْفَة إحدى زوجات يعقوب. وكانت أم ابني يعقوب، جاد وأشير.</w:t>
@@ -2757,11 +3377,15 @@
       </w:pPr>
       <w:r>
         <w:rPr>
-          <w:lang w:val="ar_AE" w:bidi="ar_AE"/>
-        </w:rPr>
-      </w:r>
-      <w:r>
-        <w:rPr>
+          <w:rtl/>
+          <w:cs/>
+          <w:lang w:val="ar_AE" w:bidi="ar_AE"/>
+        </w:rPr>
+      </w:r>
+      <w:r>
+        <w:rPr>
+          <w:rtl/>
+          <w:cs/>
           <w:lang w:val="ar_AE" w:bidi="ar_AE"/>
         </w:rPr>
         <w:t>أعطى لابان زِلْفَة لليئة كجارية عندما تزوجت ليئة من يعقوب.</w:t>
@@ -2776,11 +3400,15 @@
       </w:pPr>
       <w:r>
         <w:rPr>
-          <w:lang w:val="ar_AE" w:bidi="ar_AE"/>
-        </w:rPr>
-      </w:r>
-      <w:r>
-        <w:rPr>
+          <w:rtl/>
+          <w:cs/>
+          <w:lang w:val="ar_AE" w:bidi="ar_AE"/>
+        </w:rPr>
+      </w:r>
+      <w:r>
+        <w:rPr>
+          <w:rtl/>
+          <w:cs/>
           <w:lang w:val="ar_AE" w:bidi="ar_AE"/>
         </w:rPr>
         <w:t>عندما توقفت ليئة عن الإنجاب، أعطت زِلْفَة ليعقوب كزوجة لتنجب لها المزيد من الأطفال.</w:t>
@@ -2792,11 +3420,15 @@
       </w:pPr>
       <w:r>
         <w:rPr>
-          <w:lang w:val="ar_AE" w:bidi="ar_AE"/>
-        </w:rPr>
-      </w:r>
-      <w:r>
-        <w:rPr>
+          <w:rtl/>
+          <w:cs/>
+          <w:lang w:val="ar_AE" w:bidi="ar_AE"/>
+        </w:rPr>
+      </w:r>
+      <w:r>
+        <w:rPr>
+          <w:rtl/>
+          <w:cs/>
           <w:lang w:val="ar_AE" w:bidi="ar_AE"/>
         </w:rPr>
         <w:t>(اقتراحات الترجمة: كيفية ترجمة الأسماء)</w:t>
@@ -2808,59 +3440,79 @@
       </w:pPr>
       <w:r>
         <w:rPr>
-          <w:lang w:val="ar_AE" w:bidi="ar_AE"/>
-        </w:rPr>
-      </w:r>
-      <w:r>
-        <w:rPr>
+          <w:rtl/>
+          <w:cs/>
+          <w:lang w:val="ar_AE" w:bidi="ar_AE"/>
+        </w:rPr>
+      </w:r>
+      <w:r>
+        <w:rPr>
+          <w:rtl/>
+          <w:cs/>
           <w:lang w:val="ar_AE" w:bidi="ar_AE"/>
         </w:rPr>
         <w:t xml:space="preserve">(انظر أيضًا: </w:t>
       </w:r>
       <w:r>
         <w:rPr>
+          <w:rtl/>
+          <w:cs/>
           <w:lang w:val="ar_AE" w:bidi="ar_AE"/>
         </w:rPr>
         <w:t>يعقوب</w:t>
       </w:r>
       <w:r>
         <w:rPr>
+          <w:rtl/>
+          <w:cs/>
           <w:lang w:val="ar_AE" w:bidi="ar_AE"/>
         </w:rPr>
         <w:t xml:space="preserve">, </w:t>
       </w:r>
       <w:r>
         <w:rPr>
+          <w:rtl/>
+          <w:cs/>
           <w:lang w:val="ar_AE" w:bidi="ar_AE"/>
         </w:rPr>
         <w:t>ليئة</w:t>
       </w:r>
       <w:r>
         <w:rPr>
+          <w:rtl/>
+          <w:cs/>
           <w:lang w:val="ar_AE" w:bidi="ar_AE"/>
         </w:rPr>
         <w:t xml:space="preserve">, </w:t>
       </w:r>
       <w:r>
         <w:rPr>
+          <w:rtl/>
+          <w:cs/>
           <w:lang w:val="ar_AE" w:bidi="ar_AE"/>
         </w:rPr>
         <w:t>جاد</w:t>
       </w:r>
       <w:r>
         <w:rPr>
+          <w:rtl/>
+          <w:cs/>
           <w:lang w:val="ar_AE" w:bidi="ar_AE"/>
         </w:rPr>
         <w:t xml:space="preserve">, </w:t>
       </w:r>
       <w:r>
         <w:rPr>
+          <w:rtl/>
+          <w:cs/>
           <w:lang w:val="ar_AE" w:bidi="ar_AE"/>
         </w:rPr>
         <w:t>أشير</w:t>
       </w:r>
       <w:r>
         <w:rPr>
+          <w:rtl/>
+          <w:cs/>
           <w:lang w:val="ar_AE" w:bidi="ar_AE"/>
         </w:rPr>
         <w:t>)</w:t>
@@ -2873,6 +3525,8 @@
       </w:pPr>
       <w:r>
         <w:rPr>
+          <w:rtl/>
+          <w:cs/>
           <w:lang w:val="ar_AE" w:bidi="ar_AE"/>
         </w:rPr>
         <w:t>مراجع الكتاب المقدس:</w:t>
@@ -2887,12 +3541,16 @@
       </w:pPr>
       <w:r>
         <w:rPr>
+          <w:rtl/>
+          <w:cs/>
           <w:lang w:val="ar_AE" w:bidi="ar_AE"/>
         </w:rPr>
       </w:r>
       <w:hyperlink r:id="rId39">
         <w:r>
           <w:rPr>
+            <w:rtl/>
+            <w:cs/>
             <w:lang w:val="ar_AE" w:bidi="ar_AE"/>
           </w:rPr>
           <w:rPr>
@@ -2912,12 +3570,16 @@
       </w:pPr>
       <w:r>
         <w:rPr>
+          <w:rtl/>
+          <w:cs/>
           <w:lang w:val="ar_AE" w:bidi="ar_AE"/>
         </w:rPr>
       </w:r>
       <w:hyperlink r:id="rId40">
         <w:r>
           <w:rPr>
+            <w:rtl/>
+            <w:cs/>
             <w:lang w:val="ar_AE" w:bidi="ar_AE"/>
           </w:rPr>
           <w:rPr>
@@ -2935,6 +3597,8 @@
       </w:pPr>
       <w:r>
         <w:rPr>
+          <w:rtl/>
+          <w:cs/>
           <w:lang w:val="ar_AE" w:bidi="ar_AE"/>
         </w:rPr>
         <w:t>بيانات الكلمة:</w:t>
@@ -2949,32 +3613,42 @@
       </w:pPr>
       <w:r>
         <w:rPr>
-          <w:lang w:val="ar_AE" w:bidi="ar_AE"/>
-        </w:rPr>
-      </w:r>
-      <w:r>
-        <w:rPr>
+          <w:rtl/>
+          <w:cs/>
+          <w:lang w:val="ar_AE" w:bidi="ar_AE"/>
+        </w:rPr>
+      </w:r>
+      <w:r>
+        <w:rPr>
+          <w:rtl/>
+          <w:cs/>
           <w:lang w:val="ar_AE" w:bidi="ar_AE"/>
         </w:rPr>
         <w:t>سترونج: H2153</w:t>
       </w:r>
       <w:r>
         <w:rPr>
-          <w:lang w:val="ar_AE" w:bidi="ar_AE"/>
-        </w:rPr>
-      </w:r>
-      <w:r>
-        <w:rPr>
-          <w:lang w:val="ar_AE" w:bidi="ar_AE"/>
-        </w:rPr>
-      </w:r>
-    </w:p>
-    <w:p>
-      <w:pPr>
-        <w:bidi/>
-      </w:pPr>
-      <w:r>
-        <w:rPr>
+          <w:rtl/>
+          <w:cs/>
+          <w:lang w:val="ar_AE" w:bidi="ar_AE"/>
+        </w:rPr>
+      </w:r>
+      <w:r>
+        <w:rPr>
+          <w:rtl/>
+          <w:cs/>
+          <w:lang w:val="ar_AE" w:bidi="ar_AE"/>
+        </w:rPr>
+      </w:r>
+    </w:p>
+    <w:p>
+      <w:pPr>
+        <w:bidi/>
+      </w:pPr>
+      <w:r>
+        <w:rPr>
+          <w:rtl/>
+          <w:cs/>
           <w:lang w:val="ar_AE" w:bidi="ar_AE"/>
         </w:rPr>
       </w:r>
@@ -2986,12 +3660,16 @@
       </w:pPr>
       <w:r>
         <w:rPr>
+          <w:rtl/>
+          <w:cs/>
           <w:lang w:val="ar_AE" w:bidi="ar_AE"/>
         </w:rPr>
         <w:t>زنا</w:t>
       </w:r>
       <w:r>
         <w:rPr>
+          <w:rtl/>
+          <w:cs/>
           <w:lang w:val="ar_AE" w:bidi="ar_AE"/>
         </w:rPr>
       </w:r>
@@ -3003,6 +3681,8 @@
       </w:pPr>
       <w:r>
         <w:rPr>
+          <w:rtl/>
+          <w:cs/>
           <w:lang w:val="ar_AE" w:bidi="ar_AE"/>
         </w:rPr>
         <w:t>التعريف:</w:t>
@@ -3014,11 +3694,15 @@
       </w:pPr>
       <w:r>
         <w:rPr>
-          <w:lang w:val="ar_AE" w:bidi="ar_AE"/>
-        </w:rPr>
-      </w:r>
-      <w:r>
-        <w:rPr>
+          <w:rtl/>
+          <w:cs/>
+          <w:lang w:val="ar_AE" w:bidi="ar_AE"/>
+        </w:rPr>
+      </w:r>
+      <w:r>
+        <w:rPr>
+          <w:rtl/>
+          <w:cs/>
           <w:lang w:val="ar_AE" w:bidi="ar_AE"/>
         </w:rPr>
         <w:t>يشير مصطلح "الزنا" إلى خطية تحدث عندما يقيم شخص متزوج علاقات جنسية مع شخصية أخرى ليست زوجته. وكلاهما مذنبان بالزنا. كما يصف مصطلح "الزاني" هذا الشخص الذي له هذا النوع من السلوك أو أي شخص يرتكب هذه الخطية.</w:t>
@@ -3033,11 +3717,15 @@
       </w:pPr>
       <w:r>
         <w:rPr>
-          <w:lang w:val="ar_AE" w:bidi="ar_AE"/>
-        </w:rPr>
-      </w:r>
-      <w:r>
-        <w:rPr>
+          <w:rtl/>
+          <w:cs/>
+          <w:lang w:val="ar_AE" w:bidi="ar_AE"/>
+        </w:rPr>
+      </w:r>
+      <w:r>
+        <w:rPr>
+          <w:rtl/>
+          <w:cs/>
           <w:lang w:val="ar_AE" w:bidi="ar_AE"/>
         </w:rPr>
         <w:t>مصطلح "الزاني" يشير عمومًا إلى أي شخص يرتكب الزنا.</w:t>
@@ -3052,11 +3740,15 @@
       </w:pPr>
       <w:r>
         <w:rPr>
-          <w:lang w:val="ar_AE" w:bidi="ar_AE"/>
-        </w:rPr>
-      </w:r>
-      <w:r>
-        <w:rPr>
+          <w:rtl/>
+          <w:cs/>
+          <w:lang w:val="ar_AE" w:bidi="ar_AE"/>
+        </w:rPr>
+      </w:r>
+      <w:r>
+        <w:rPr>
+          <w:rtl/>
+          <w:cs/>
           <w:lang w:val="ar_AE" w:bidi="ar_AE"/>
         </w:rPr>
         <w:t>أحيانًا يُستخدم مصطلح "الزانية" لتحديد أن المرأة هي التي ارتكبت الزنا.</w:t>
@@ -3071,11 +3763,15 @@
       </w:pPr>
       <w:r>
         <w:rPr>
-          <w:lang w:val="ar_AE" w:bidi="ar_AE"/>
-        </w:rPr>
-      </w:r>
-      <w:r>
-        <w:rPr>
+          <w:rtl/>
+          <w:cs/>
+          <w:lang w:val="ar_AE" w:bidi="ar_AE"/>
+        </w:rPr>
+      </w:r>
+      <w:r>
+        <w:rPr>
+          <w:rtl/>
+          <w:cs/>
           <w:lang w:val="ar_AE" w:bidi="ar_AE"/>
         </w:rPr>
         <w:t>إن الزنا يكسر الوعود التي قطعها الزوج والزوجة لبعضهما في عهد الزواج.</w:t>
@@ -3090,11 +3786,15 @@
       </w:pPr>
       <w:r>
         <w:rPr>
-          <w:lang w:val="ar_AE" w:bidi="ar_AE"/>
-        </w:rPr>
-      </w:r>
-      <w:r>
-        <w:rPr>
+          <w:rtl/>
+          <w:cs/>
+          <w:lang w:val="ar_AE" w:bidi="ar_AE"/>
+        </w:rPr>
+      </w:r>
+      <w:r>
+        <w:rPr>
+          <w:rtl/>
+          <w:cs/>
           <w:lang w:val="ar_AE" w:bidi="ar_AE"/>
         </w:rPr>
         <w:t>أمر الله بني إسرائيل بعدم ارتكاب الزنا.</w:t>
@@ -3107,6 +3807,8 @@
       </w:pPr>
       <w:r>
         <w:rPr>
+          <w:rtl/>
+          <w:cs/>
           <w:lang w:val="ar_AE" w:bidi="ar_AE"/>
         </w:rPr>
         <w:t>اقتراحات الترجمة:</w:t>
@@ -3121,11 +3823,15 @@
       </w:pPr>
       <w:r>
         <w:rPr>
-          <w:lang w:val="ar_AE" w:bidi="ar_AE"/>
-        </w:rPr>
-      </w:r>
-      <w:r>
-        <w:rPr>
+          <w:rtl/>
+          <w:cs/>
+          <w:lang w:val="ar_AE" w:bidi="ar_AE"/>
+        </w:rPr>
+      </w:r>
+      <w:r>
+        <w:rPr>
+          <w:rtl/>
+          <w:cs/>
           <w:lang w:val="ar_AE" w:bidi="ar_AE"/>
         </w:rPr>
         <w:t>إذا لم تكن هناك كلمة واحدة في اللغة المستخدمة تعني "الزنا"، يمكن ترجمة هذا المصطلح بعبارة مثل "إقامة علاقات جنسية مع زوجة شخص آخر" أو "أن تكون حميميًا مع زوجة شخص آخر".</w:t>
@@ -3140,11 +3846,15 @@
       </w:pPr>
       <w:r>
         <w:rPr>
-          <w:lang w:val="ar_AE" w:bidi="ar_AE"/>
-        </w:rPr>
-      </w:r>
-      <w:r>
-        <w:rPr>
+          <w:rtl/>
+          <w:cs/>
+          <w:lang w:val="ar_AE" w:bidi="ar_AE"/>
+        </w:rPr>
+      </w:r>
+      <w:r>
+        <w:rPr>
+          <w:rtl/>
+          <w:cs/>
           <w:lang w:val="ar_AE" w:bidi="ar_AE"/>
         </w:rPr>
         <w:t>قد تكون لبعض اللغات طريقة غير مباشرة للحديث عن الزنا، مثل "النوم مع زوجة شخص آخر" أو "عدم الوفاء للزوجة". (انظر: الكناية أو التلطيف)</w:t>
@@ -3156,59 +3866,79 @@
       </w:pPr>
       <w:r>
         <w:rPr>
-          <w:lang w:val="ar_AE" w:bidi="ar_AE"/>
-        </w:rPr>
-      </w:r>
-      <w:r>
-        <w:rPr>
+          <w:rtl/>
+          <w:cs/>
+          <w:lang w:val="ar_AE" w:bidi="ar_AE"/>
+        </w:rPr>
+      </w:r>
+      <w:r>
+        <w:rPr>
+          <w:rtl/>
+          <w:cs/>
           <w:lang w:val="ar_AE" w:bidi="ar_AE"/>
         </w:rPr>
         <w:t xml:space="preserve">(انظر أيضًا: </w:t>
       </w:r>
       <w:r>
         <w:rPr>
+          <w:rtl/>
+          <w:cs/>
           <w:lang w:val="ar_AE" w:bidi="ar_AE"/>
         </w:rPr>
         <w:t>ارتكاب</w:t>
       </w:r>
       <w:r>
         <w:rPr>
+          <w:rtl/>
+          <w:cs/>
           <w:lang w:val="ar_AE" w:bidi="ar_AE"/>
         </w:rPr>
         <w:t xml:space="preserve">, </w:t>
       </w:r>
       <w:r>
         <w:rPr>
+          <w:rtl/>
+          <w:cs/>
           <w:lang w:val="ar_AE" w:bidi="ar_AE"/>
         </w:rPr>
         <w:t>عهد</w:t>
       </w:r>
       <w:r>
         <w:rPr>
+          <w:rtl/>
+          <w:cs/>
           <w:lang w:val="ar_AE" w:bidi="ar_AE"/>
         </w:rPr>
         <w:t xml:space="preserve">, </w:t>
       </w:r>
       <w:r>
         <w:rPr>
+          <w:rtl/>
+          <w:cs/>
           <w:lang w:val="ar_AE" w:bidi="ar_AE"/>
         </w:rPr>
         <w:t>الفجور الجنسي</w:t>
       </w:r>
       <w:r>
         <w:rPr>
+          <w:rtl/>
+          <w:cs/>
           <w:lang w:val="ar_AE" w:bidi="ar_AE"/>
         </w:rPr>
         <w:t xml:space="preserve">, </w:t>
       </w:r>
       <w:r>
         <w:rPr>
+          <w:rtl/>
+          <w:cs/>
           <w:lang w:val="ar_AE" w:bidi="ar_AE"/>
         </w:rPr>
         <w:t>الوفاء</w:t>
       </w:r>
       <w:r>
         <w:rPr>
+          <w:rtl/>
+          <w:cs/>
           <w:lang w:val="ar_AE" w:bidi="ar_AE"/>
         </w:rPr>
         <w:t>)</w:t>
@@ -3221,6 +3951,8 @@
       </w:pPr>
       <w:r>
         <w:rPr>
+          <w:rtl/>
+          <w:cs/>
           <w:lang w:val="ar_AE" w:bidi="ar_AE"/>
         </w:rPr>
         <w:t>مراجع الكتاب المقدس:</w:t>
@@ -3235,12 +3967,16 @@
       </w:pPr>
       <w:r>
         <w:rPr>
+          <w:rtl/>
+          <w:cs/>
           <w:lang w:val="ar_AE" w:bidi="ar_AE"/>
         </w:rPr>
       </w:r>
       <w:hyperlink r:id="rId41">
         <w:r>
           <w:rPr>
+            <w:rtl/>
+            <w:cs/>
             <w:lang w:val="ar_AE" w:bidi="ar_AE"/>
           </w:rPr>
           <w:rPr>
@@ -3260,12 +3996,16 @@
       </w:pPr>
       <w:r>
         <w:rPr>
+          <w:rtl/>
+          <w:cs/>
           <w:lang w:val="ar_AE" w:bidi="ar_AE"/>
         </w:rPr>
       </w:r>
       <w:hyperlink r:id="rId42">
         <w:r>
           <w:rPr>
+            <w:rtl/>
+            <w:cs/>
             <w:lang w:val="ar_AE" w:bidi="ar_AE"/>
           </w:rPr>
           <w:rPr>
@@ -3285,12 +4025,16 @@
       </w:pPr>
       <w:r>
         <w:rPr>
+          <w:rtl/>
+          <w:cs/>
           <w:lang w:val="ar_AE" w:bidi="ar_AE"/>
         </w:rPr>
       </w:r>
       <w:hyperlink r:id="rId43">
         <w:r>
           <w:rPr>
+            <w:rtl/>
+            <w:cs/>
             <w:lang w:val="ar_AE" w:bidi="ar_AE"/>
           </w:rPr>
           <w:rPr>
@@ -3310,12 +4054,16 @@
       </w:pPr>
       <w:r>
         <w:rPr>
+          <w:rtl/>
+          <w:cs/>
           <w:lang w:val="ar_AE" w:bidi="ar_AE"/>
         </w:rPr>
       </w:r>
       <w:hyperlink r:id="rId44">
         <w:r>
           <w:rPr>
+            <w:rtl/>
+            <w:cs/>
             <w:lang w:val="ar_AE" w:bidi="ar_AE"/>
           </w:rPr>
           <w:rPr>
@@ -3335,12 +4083,16 @@
       </w:pPr>
       <w:r>
         <w:rPr>
+          <w:rtl/>
+          <w:cs/>
           <w:lang w:val="ar_AE" w:bidi="ar_AE"/>
         </w:rPr>
       </w:r>
       <w:hyperlink r:id="rId45">
         <w:r>
           <w:rPr>
+            <w:rtl/>
+            <w:cs/>
             <w:lang w:val="ar_AE" w:bidi="ar_AE"/>
           </w:rPr>
           <w:rPr>
@@ -3360,12 +4112,16 @@
       </w:pPr>
       <w:r>
         <w:rPr>
+          <w:rtl/>
+          <w:cs/>
           <w:lang w:val="ar_AE" w:bidi="ar_AE"/>
         </w:rPr>
       </w:r>
       <w:hyperlink r:id="rId46">
         <w:r>
           <w:rPr>
+            <w:rtl/>
+            <w:cs/>
             <w:lang w:val="ar_AE" w:bidi="ar_AE"/>
           </w:rPr>
           <w:rPr>
@@ -3383,6 +4139,8 @@
       </w:pPr>
       <w:r>
         <w:rPr>
+          <w:rtl/>
+          <w:cs/>
           <w:lang w:val="ar_AE" w:bidi="ar_AE"/>
         </w:rPr>
         <w:t>أمثلة من قصص الكتاب المقدس:</w:t>
@@ -3397,18 +4155,24 @@
       </w:pPr>
       <w:r>
         <w:rPr>
+          <w:rtl/>
+          <w:cs/>
           <w:lang w:val="ar_AE" w:bidi="ar_AE"/>
         </w:rPr>
       </w:r>
       <w:r>
         <w:rPr>
           <w:b/>
+          <w:rtl/>
+          <w:cs/>
           <w:lang w:val="ar_AE" w:bidi="ar_AE"/>
         </w:rPr>
         <w:t>13 :6</w:t>
       </w:r>
       <w:r>
         <w:rPr>
+          <w:rtl/>
+          <w:cs/>
           <w:lang w:val="ar_AE" w:bidi="ar_AE"/>
         </w:rPr>
         <w:t xml:space="preserve"> "لا ترتكب </w:t>
@@ -3416,12 +4180,16 @@
       <w:r>
         <w:rPr>
           <w:b/>
+          <w:rtl/>
+          <w:cs/>
           <w:lang w:val="ar_AE" w:bidi="ar_AE"/>
         </w:rPr>
         <w:t>الزنا</w:t>
       </w:r>
       <w:r>
         <w:rPr>
+          <w:rtl/>
+          <w:cs/>
           <w:lang w:val="ar_AE" w:bidi="ar_AE"/>
         </w:rPr>
         <w:t>."</w:t>
@@ -3436,18 +4204,24 @@
       </w:pPr>
       <w:r>
         <w:rPr>
+          <w:rtl/>
+          <w:cs/>
           <w:lang w:val="ar_AE" w:bidi="ar_AE"/>
         </w:rPr>
       </w:r>
       <w:r>
         <w:rPr>
           <w:b/>
+          <w:rtl/>
+          <w:cs/>
           <w:lang w:val="ar_AE" w:bidi="ar_AE"/>
         </w:rPr>
         <w:t>28 :2</w:t>
       </w:r>
       <w:r>
         <w:rPr>
+          <w:rtl/>
+          <w:cs/>
           <w:lang w:val="ar_AE" w:bidi="ar_AE"/>
         </w:rPr>
         <w:t xml:space="preserve"> لا ترتكب </w:t>
@@ -3455,12 +4229,16 @@
       <w:r>
         <w:rPr>
           <w:b/>
+          <w:rtl/>
+          <w:cs/>
           <w:lang w:val="ar_AE" w:bidi="ar_AE"/>
         </w:rPr>
         <w:t>الزنا</w:t>
       </w:r>
       <w:r>
         <w:rPr>
+          <w:rtl/>
+          <w:cs/>
           <w:lang w:val="ar_AE" w:bidi="ar_AE"/>
         </w:rPr>
         <w:t>.</w:t>
@@ -3475,18 +4253,24 @@
       </w:pPr>
       <w:r>
         <w:rPr>
+          <w:rtl/>
+          <w:cs/>
           <w:lang w:val="ar_AE" w:bidi="ar_AE"/>
         </w:rPr>
       </w:r>
       <w:r>
         <w:rPr>
           <w:b/>
+          <w:rtl/>
+          <w:cs/>
           <w:lang w:val="ar_AE" w:bidi="ar_AE"/>
         </w:rPr>
         <w:t>34 :7</w:t>
       </w:r>
       <w:r>
         <w:rPr>
+          <w:rtl/>
+          <w:cs/>
           <w:lang w:val="ar_AE" w:bidi="ar_AE"/>
         </w:rPr>
         <w:t xml:space="preserve"> "صلى القائد الديني "الفريسي" هكذا، ''اَللَّهُمَّ أَنَا أَشْكُرُكَ أَنِّي لَسْتُ مِثْلَ بَاقِي ٱلنَّاسِ ٱلْخَاطِفِينَ ٱلظَّالِمِينَ ٱلزُّنَاةِ، وَلَا مِثْلَ هَذَا ٱلْعَشَّارِ. '"</w:t>
@@ -3499,6 +4283,8 @@
       </w:pPr>
       <w:r>
         <w:rPr>
+          <w:rtl/>
+          <w:cs/>
           <w:lang w:val="ar_AE" w:bidi="ar_AE"/>
         </w:rPr>
         <w:t>بيانات الكلمة:</w:t>
@@ -3513,32 +4299,42 @@
       </w:pPr>
       <w:r>
         <w:rPr>
-          <w:lang w:val="ar_AE" w:bidi="ar_AE"/>
-        </w:rPr>
-      </w:r>
-      <w:r>
-        <w:rPr>
+          <w:rtl/>
+          <w:cs/>
+          <w:lang w:val="ar_AE" w:bidi="ar_AE"/>
+        </w:rPr>
+      </w:r>
+      <w:r>
+        <w:rPr>
+          <w:rtl/>
+          <w:cs/>
           <w:lang w:val="ar_AE" w:bidi="ar_AE"/>
         </w:rPr>
         <w:t>سترونج: H5003, H5004, G34280, G34290, G34300, G34310, G34320</w:t>
       </w:r>
       <w:r>
         <w:rPr>
-          <w:lang w:val="ar_AE" w:bidi="ar_AE"/>
-        </w:rPr>
-      </w:r>
-      <w:r>
-        <w:rPr>
-          <w:lang w:val="ar_AE" w:bidi="ar_AE"/>
-        </w:rPr>
-      </w:r>
-    </w:p>
-    <w:p>
-      <w:pPr>
-        <w:bidi/>
-      </w:pPr>
-      <w:r>
-        <w:rPr>
+          <w:rtl/>
+          <w:cs/>
+          <w:lang w:val="ar_AE" w:bidi="ar_AE"/>
+        </w:rPr>
+      </w:r>
+      <w:r>
+        <w:rPr>
+          <w:rtl/>
+          <w:cs/>
+          <w:lang w:val="ar_AE" w:bidi="ar_AE"/>
+        </w:rPr>
+      </w:r>
+    </w:p>
+    <w:p>
+      <w:pPr>
+        <w:bidi/>
+      </w:pPr>
+      <w:r>
+        <w:rPr>
+          <w:rtl/>
+          <w:cs/>
           <w:lang w:val="ar_AE" w:bidi="ar_AE"/>
         </w:rPr>
       </w:r>
@@ -3550,12 +4346,16 @@
       </w:pPr>
       <w:r>
         <w:rPr>
+          <w:rtl/>
+          <w:cs/>
           <w:lang w:val="ar_AE" w:bidi="ar_AE"/>
         </w:rPr>
         <w:t>زِنَا</w:t>
       </w:r>
       <w:r>
         <w:rPr>
+          <w:rtl/>
+          <w:cs/>
           <w:lang w:val="ar_AE" w:bidi="ar_AE"/>
         </w:rPr>
       </w:r>
@@ -3567,6 +4367,8 @@
       </w:pPr>
       <w:r>
         <w:rPr>
+          <w:rtl/>
+          <w:cs/>
           <w:lang w:val="ar_AE" w:bidi="ar_AE"/>
         </w:rPr>
         <w:t>التعريف:</w:t>
@@ -3578,11 +4380,15 @@
       </w:pPr>
       <w:r>
         <w:rPr>
-          <w:lang w:val="ar_AE" w:bidi="ar_AE"/>
-        </w:rPr>
-      </w:r>
-      <w:r>
-        <w:rPr>
+          <w:rtl/>
+          <w:cs/>
+          <w:lang w:val="ar_AE" w:bidi="ar_AE"/>
+        </w:rPr>
+      </w:r>
+      <w:r>
+        <w:rPr>
+          <w:rtl/>
+          <w:cs/>
           <w:lang w:val="ar_AE" w:bidi="ar_AE"/>
         </w:rPr>
         <w:t>يشير مصطلح "الفجور الجنسي" إلى الممارسات الجنسية التي تحدث خارج إطار الزواج بين رجل وامرأة. وهذا ضد خُطَّة الله. وتُسمي بعض النسخ والترجمات (الإنجليزية) القديمة من الكتاب المقدس هذا "زنا".</w:t>
@@ -3597,11 +4403,15 @@
       </w:pPr>
       <w:r>
         <w:rPr>
-          <w:lang w:val="ar_AE" w:bidi="ar_AE"/>
-        </w:rPr>
-      </w:r>
-      <w:r>
-        <w:rPr>
+          <w:rtl/>
+          <w:cs/>
+          <w:lang w:val="ar_AE" w:bidi="ar_AE"/>
+        </w:rPr>
+      </w:r>
+      <w:r>
+        <w:rPr>
+          <w:rtl/>
+          <w:cs/>
           <w:lang w:val="ar_AE" w:bidi="ar_AE"/>
         </w:rPr>
         <w:t>يمكن أن يشير هذا المصطلح إلى أي نوع من الممارسات الجنسية التي هي ضد إرادة الله، بما في ذلك الأفعال المثلية والإباحية.</w:t>
@@ -3616,11 +4426,15 @@
       </w:pPr>
       <w:r>
         <w:rPr>
-          <w:lang w:val="ar_AE" w:bidi="ar_AE"/>
-        </w:rPr>
-      </w:r>
-      <w:r>
-        <w:rPr>
+          <w:rtl/>
+          <w:cs/>
+          <w:lang w:val="ar_AE" w:bidi="ar_AE"/>
+        </w:rPr>
+      </w:r>
+      <w:r>
+        <w:rPr>
+          <w:rtl/>
+          <w:cs/>
           <w:lang w:val="ar_AE" w:bidi="ar_AE"/>
         </w:rPr>
         <w:t>إن إحدى أنواع هذا الفجور الجنسي هو الزنا، وهي الممارسات الجنسية بين رجل (أو امرأة) متزوج وامرأة (أو رجل) ليس زوجته.</w:t>
@@ -3635,11 +4449,15 @@
       </w:pPr>
       <w:r>
         <w:rPr>
-          <w:lang w:val="ar_AE" w:bidi="ar_AE"/>
-        </w:rPr>
-      </w:r>
-      <w:r>
-        <w:rPr>
+          <w:rtl/>
+          <w:cs/>
+          <w:lang w:val="ar_AE" w:bidi="ar_AE"/>
+        </w:rPr>
+      </w:r>
+      <w:r>
+        <w:rPr>
+          <w:rtl/>
+          <w:cs/>
           <w:lang w:val="ar_AE" w:bidi="ar_AE"/>
         </w:rPr>
         <w:t>نوع آخر من الفجور الجنسي هو"الدعارة"، التي تتضمن الحصول على أجر لممارسة الجنس مع شخص ما.</w:t>
@@ -3654,11 +4472,15 @@
       </w:pPr>
       <w:r>
         <w:rPr>
-          <w:lang w:val="ar_AE" w:bidi="ar_AE"/>
-        </w:rPr>
-      </w:r>
-      <w:r>
-        <w:rPr>
+          <w:rtl/>
+          <w:cs/>
+          <w:lang w:val="ar_AE" w:bidi="ar_AE"/>
+        </w:rPr>
+      </w:r>
+      <w:r>
+        <w:rPr>
+          <w:rtl/>
+          <w:cs/>
           <w:lang w:val="ar_AE" w:bidi="ar_AE"/>
         </w:rPr>
         <w:t>كما يُستخدم هذا المصطلح أيضًا مجازيًا للإشارة إلى خيانة شعب إسرائيل لله عندما عبدوا الآلهة الكاذبة (الأوثان).</w:t>
@@ -3671,6 +4493,8 @@
       </w:pPr>
       <w:r>
         <w:rPr>
+          <w:rtl/>
+          <w:cs/>
           <w:lang w:val="ar_AE" w:bidi="ar_AE"/>
         </w:rPr>
         <w:t>اقتراحات التَّرْجَمَةً:</w:t>
@@ -3685,11 +4509,15 @@
       </w:pPr>
       <w:r>
         <w:rPr>
-          <w:lang w:val="ar_AE" w:bidi="ar_AE"/>
-        </w:rPr>
-      </w:r>
-      <w:r>
-        <w:rPr>
+          <w:rtl/>
+          <w:cs/>
+          <w:lang w:val="ar_AE" w:bidi="ar_AE"/>
+        </w:rPr>
+      </w:r>
+      <w:r>
+        <w:rPr>
+          <w:rtl/>
+          <w:cs/>
           <w:lang w:val="ar_AE" w:bidi="ar_AE"/>
         </w:rPr>
         <w:t>يمكن تَرْجَمَة مصطلح "الفجور الجنسي" إلى "الفجور" طالمَا أن المعنى الصحيح للمصطلح مفهوم.</w:t>
@@ -3704,11 +4532,15 @@
       </w:pPr>
       <w:r>
         <w:rPr>
-          <w:lang w:val="ar_AE" w:bidi="ar_AE"/>
-        </w:rPr>
-      </w:r>
-      <w:r>
-        <w:rPr>
+          <w:rtl/>
+          <w:cs/>
+          <w:lang w:val="ar_AE" w:bidi="ar_AE"/>
+        </w:rPr>
+      </w:r>
+      <w:r>
+        <w:rPr>
+          <w:rtl/>
+          <w:cs/>
           <w:lang w:val="ar_AE" w:bidi="ar_AE"/>
         </w:rPr>
         <w:t>طرق أخرى لترجمة هذا المصطلح يمكن أن تشمل "ممارسات جنسية خاطئة" أو "الجنس خارج الزواج".</w:t>
@@ -3723,11 +4555,15 @@
       </w:pPr>
       <w:r>
         <w:rPr>
-          <w:lang w:val="ar_AE" w:bidi="ar_AE"/>
-        </w:rPr>
-      </w:r>
-      <w:r>
-        <w:rPr>
+          <w:rtl/>
+          <w:cs/>
+          <w:lang w:val="ar_AE" w:bidi="ar_AE"/>
+        </w:rPr>
+      </w:r>
+      <w:r>
+        <w:rPr>
+          <w:rtl/>
+          <w:cs/>
           <w:lang w:val="ar_AE" w:bidi="ar_AE"/>
         </w:rPr>
         <w:t>كما يجب تَرْجَمَة هذا المصطلح بطريقة مختلفة عن مصطلح "العهارة".</w:t>
@@ -3742,11 +4578,15 @@
       </w:pPr>
       <w:r>
         <w:rPr>
-          <w:lang w:val="ar_AE" w:bidi="ar_AE"/>
-        </w:rPr>
-      </w:r>
-      <w:r>
-        <w:rPr>
+          <w:rtl/>
+          <w:cs/>
+          <w:lang w:val="ar_AE" w:bidi="ar_AE"/>
+        </w:rPr>
+      </w:r>
+      <w:r>
+        <w:rPr>
+          <w:rtl/>
+          <w:cs/>
           <w:lang w:val="ar_AE" w:bidi="ar_AE"/>
         </w:rPr>
         <w:t>يجب أن تحتفظ تَرْجَمَة الاستخدامات المجازية لهذا المصطلح بالمصطلح الحرفي إن أمكن، حيث توجد مقارنة شائعة في الكتاب المقدس بين الخيانة لله والخيانة في العلاقة الجنسية.</w:t>
@@ -3758,59 +4598,79 @@
       </w:pPr>
       <w:r>
         <w:rPr>
-          <w:lang w:val="ar_AE" w:bidi="ar_AE"/>
-        </w:rPr>
-      </w:r>
-      <w:r>
-        <w:rPr>
+          <w:rtl/>
+          <w:cs/>
+          <w:lang w:val="ar_AE" w:bidi="ar_AE"/>
+        </w:rPr>
+      </w:r>
+      <w:r>
+        <w:rPr>
+          <w:rtl/>
+          <w:cs/>
           <w:lang w:val="ar_AE" w:bidi="ar_AE"/>
         </w:rPr>
         <w:t>(انظر أيضًا: ال</w:t>
       </w:r>
       <w:r>
         <w:rPr>
+          <w:rtl/>
+          <w:cs/>
           <w:lang w:val="ar_AE" w:bidi="ar_AE"/>
         </w:rPr>
         <w:t>عهارة</w:t>
       </w:r>
       <w:r>
         <w:rPr>
+          <w:rtl/>
+          <w:cs/>
           <w:lang w:val="ar_AE" w:bidi="ar_AE"/>
         </w:rPr>
         <w:t xml:space="preserve">, </w:t>
       </w:r>
       <w:r>
         <w:rPr>
+          <w:rtl/>
+          <w:cs/>
           <w:lang w:val="ar_AE" w:bidi="ar_AE"/>
         </w:rPr>
         <w:t>إله كاذب (وثن)</w:t>
       </w:r>
       <w:r>
         <w:rPr>
+          <w:rtl/>
+          <w:cs/>
           <w:lang w:val="ar_AE" w:bidi="ar_AE"/>
         </w:rPr>
         <w:t xml:space="preserve">, </w:t>
       </w:r>
       <w:r>
         <w:rPr>
+          <w:rtl/>
+          <w:cs/>
           <w:lang w:val="ar_AE" w:bidi="ar_AE"/>
         </w:rPr>
         <w:t>عاهرة</w:t>
       </w:r>
       <w:r>
         <w:rPr>
+          <w:rtl/>
+          <w:cs/>
           <w:lang w:val="ar_AE" w:bidi="ar_AE"/>
         </w:rPr>
         <w:t xml:space="preserve">, </w:t>
       </w:r>
       <w:r>
         <w:rPr>
+          <w:rtl/>
+          <w:cs/>
           <w:lang w:val="ar_AE" w:bidi="ar_AE"/>
         </w:rPr>
         <w:t>مُخلِص</w:t>
       </w:r>
       <w:r>
         <w:rPr>
+          <w:rtl/>
+          <w:cs/>
           <w:lang w:val="ar_AE" w:bidi="ar_AE"/>
         </w:rPr>
         <w:t>)</w:t>
@@ -3823,6 +4683,8 @@
       </w:pPr>
       <w:r>
         <w:rPr>
+          <w:rtl/>
+          <w:cs/>
           <w:lang w:val="ar_AE" w:bidi="ar_AE"/>
         </w:rPr>
         <w:t>مراجع الكتاب المقدس:</w:t>
@@ -3837,12 +4699,16 @@
       </w:pPr>
       <w:r>
         <w:rPr>
+          <w:rtl/>
+          <w:cs/>
           <w:lang w:val="ar_AE" w:bidi="ar_AE"/>
         </w:rPr>
       </w:r>
       <w:hyperlink r:id="rId47">
         <w:r>
           <w:rPr>
+            <w:rtl/>
+            <w:cs/>
             <w:lang w:val="ar_AE" w:bidi="ar_AE"/>
           </w:rPr>
           <w:rPr>
@@ -3862,12 +4728,16 @@
       </w:pPr>
       <w:r>
         <w:rPr>
+          <w:rtl/>
+          <w:cs/>
           <w:lang w:val="ar_AE" w:bidi="ar_AE"/>
         </w:rPr>
       </w:r>
       <w:hyperlink r:id="rId48">
         <w:r>
           <w:rPr>
+            <w:rtl/>
+            <w:cs/>
             <w:lang w:val="ar_AE" w:bidi="ar_AE"/>
           </w:rPr>
           <w:rPr>
@@ -3887,12 +4757,16 @@
       </w:pPr>
       <w:r>
         <w:rPr>
+          <w:rtl/>
+          <w:cs/>
           <w:lang w:val="ar_AE" w:bidi="ar_AE"/>
         </w:rPr>
       </w:r>
       <w:hyperlink r:id="rId49">
         <w:r>
           <w:rPr>
+            <w:rtl/>
+            <w:cs/>
             <w:lang w:val="ar_AE" w:bidi="ar_AE"/>
           </w:rPr>
           <w:rPr>
@@ -3912,12 +4786,16 @@
       </w:pPr>
       <w:r>
         <w:rPr>
+          <w:rtl/>
+          <w:cs/>
           <w:lang w:val="ar_AE" w:bidi="ar_AE"/>
         </w:rPr>
       </w:r>
       <w:hyperlink r:id="rId50">
         <w:r>
           <w:rPr>
+            <w:rtl/>
+            <w:cs/>
             <w:lang w:val="ar_AE" w:bidi="ar_AE"/>
           </w:rPr>
           <w:rPr>
@@ -3937,12 +4815,16 @@
       </w:pPr>
       <w:r>
         <w:rPr>
+          <w:rtl/>
+          <w:cs/>
           <w:lang w:val="ar_AE" w:bidi="ar_AE"/>
         </w:rPr>
       </w:r>
       <w:hyperlink r:id="rId51">
         <w:r>
           <w:rPr>
+            <w:rtl/>
+            <w:cs/>
             <w:lang w:val="ar_AE" w:bidi="ar_AE"/>
           </w:rPr>
           <w:rPr>
@@ -3962,12 +4844,16 @@
       </w:pPr>
       <w:r>
         <w:rPr>
+          <w:rtl/>
+          <w:cs/>
           <w:lang w:val="ar_AE" w:bidi="ar_AE"/>
         </w:rPr>
       </w:r>
       <w:hyperlink r:id="rId52">
         <w:r>
           <w:rPr>
+            <w:rtl/>
+            <w:cs/>
             <w:lang w:val="ar_AE" w:bidi="ar_AE"/>
           </w:rPr>
           <w:rPr>
@@ -3987,12 +4873,16 @@
       </w:pPr>
       <w:r>
         <w:rPr>
+          <w:rtl/>
+          <w:cs/>
           <w:lang w:val="ar_AE" w:bidi="ar_AE"/>
         </w:rPr>
       </w:r>
       <w:hyperlink r:id="rId53">
         <w:r>
           <w:rPr>
+            <w:rtl/>
+            <w:cs/>
             <w:lang w:val="ar_AE" w:bidi="ar_AE"/>
           </w:rPr>
           <w:rPr>
@@ -4012,12 +4902,16 @@
       </w:pPr>
       <w:r>
         <w:rPr>
+          <w:rtl/>
+          <w:cs/>
           <w:lang w:val="ar_AE" w:bidi="ar_AE"/>
         </w:rPr>
       </w:r>
       <w:hyperlink r:id="rId54">
         <w:r>
           <w:rPr>
+            <w:rtl/>
+            <w:cs/>
             <w:lang w:val="ar_AE" w:bidi="ar_AE"/>
           </w:rPr>
           <w:rPr>
@@ -4035,6 +4929,8 @@
       </w:pPr>
       <w:r>
         <w:rPr>
+          <w:rtl/>
+          <w:cs/>
           <w:lang w:val="ar_AE" w:bidi="ar_AE"/>
         </w:rPr>
         <w:t>بيانات الكلمة:</w:t>
@@ -4049,32 +4945,42 @@
       </w:pPr>
       <w:r>
         <w:rPr>
-          <w:lang w:val="ar_AE" w:bidi="ar_AE"/>
-        </w:rPr>
-      </w:r>
-      <w:r>
-        <w:rPr>
+          <w:rtl/>
+          <w:cs/>
+          <w:lang w:val="ar_AE" w:bidi="ar_AE"/>
+        </w:rPr>
+      </w:r>
+      <w:r>
+        <w:rPr>
+          <w:rtl/>
+          <w:cs/>
           <w:lang w:val="ar_AE" w:bidi="ar_AE"/>
         </w:rPr>
         <w:t>سترونج: H2181, H8457, G16080, G42020, G42030</w:t>
       </w:r>
       <w:r>
         <w:rPr>
-          <w:lang w:val="ar_AE" w:bidi="ar_AE"/>
-        </w:rPr>
-      </w:r>
-      <w:r>
-        <w:rPr>
-          <w:lang w:val="ar_AE" w:bidi="ar_AE"/>
-        </w:rPr>
-      </w:r>
-    </w:p>
-    <w:p>
-      <w:pPr>
-        <w:bidi/>
-      </w:pPr>
-      <w:r>
-        <w:rPr>
+          <w:rtl/>
+          <w:cs/>
+          <w:lang w:val="ar_AE" w:bidi="ar_AE"/>
+        </w:rPr>
+      </w:r>
+      <w:r>
+        <w:rPr>
+          <w:rtl/>
+          <w:cs/>
+          <w:lang w:val="ar_AE" w:bidi="ar_AE"/>
+        </w:rPr>
+      </w:r>
+    </w:p>
+    <w:p>
+      <w:pPr>
+        <w:bidi/>
+      </w:pPr>
+      <w:r>
+        <w:rPr>
+          <w:rtl/>
+          <w:cs/>
           <w:lang w:val="ar_AE" w:bidi="ar_AE"/>
         </w:rPr>
       </w:r>
@@ -4086,12 +4992,16 @@
       </w:pPr>
       <w:r>
         <w:rPr>
+          <w:rtl/>
+          <w:cs/>
           <w:lang w:val="ar_AE" w:bidi="ar_AE"/>
         </w:rPr>
         <w:t>زواج</w:t>
       </w:r>
       <w:r>
         <w:rPr>
+          <w:rtl/>
+          <w:cs/>
           <w:lang w:val="ar_AE" w:bidi="ar_AE"/>
         </w:rPr>
       </w:r>
@@ -4103,6 +5013,8 @@
       </w:pPr>
       <w:r>
         <w:rPr>
+          <w:rtl/>
+          <w:cs/>
           <w:lang w:val="ar_AE" w:bidi="ar_AE"/>
         </w:rPr>
         <w:t>التعريف:</w:t>
@@ -4114,11 +5026,15 @@
       </w:pPr>
       <w:r>
         <w:rPr>
-          <w:lang w:val="ar_AE" w:bidi="ar_AE"/>
-        </w:rPr>
-      </w:r>
-      <w:r>
-        <w:rPr>
+          <w:rtl/>
+          <w:cs/>
+          <w:lang w:val="ar_AE" w:bidi="ar_AE"/>
+        </w:rPr>
+      </w:r>
+      <w:r>
+        <w:rPr>
+          <w:rtl/>
+          <w:cs/>
           <w:lang w:val="ar_AE" w:bidi="ar_AE"/>
         </w:rPr>
         <w:t>يشير مصطلح "الزواج" إلى الاتحاد الرسمي بين رجل وامرأة حيث يتم جمعهما في علاقة معترف بها علنًا، وغالبًا ما تكون معترف بها قانونيًا.</w:t>
@@ -4133,11 +5049,15 @@
       </w:pPr>
       <w:r>
         <w:rPr>
-          <w:lang w:val="ar_AE" w:bidi="ar_AE"/>
-        </w:rPr>
-      </w:r>
-      <w:r>
-        <w:rPr>
+          <w:rtl/>
+          <w:cs/>
+          <w:lang w:val="ar_AE" w:bidi="ar_AE"/>
+        </w:rPr>
+      </w:r>
+      <w:r>
+        <w:rPr>
+          <w:rtl/>
+          <w:cs/>
           <w:lang w:val="ar_AE" w:bidi="ar_AE"/>
         </w:rPr>
         <w:t>إن علاقة الزواج قد نشأت بواسطة الله. فالله هو الذي أسس علاقة الزواج وقد أتم أول زواج بين آدم وحواء.</w:t>
@@ -4152,11 +5072,15 @@
       </w:pPr>
       <w:r>
         <w:rPr>
-          <w:lang w:val="ar_AE" w:bidi="ar_AE"/>
-        </w:rPr>
-      </w:r>
-      <w:r>
-        <w:rPr>
+          <w:rtl/>
+          <w:cs/>
+          <w:lang w:val="ar_AE" w:bidi="ar_AE"/>
+        </w:rPr>
+      </w:r>
+      <w:r>
+        <w:rPr>
+          <w:rtl/>
+          <w:cs/>
           <w:lang w:val="ar_AE" w:bidi="ar_AE"/>
         </w:rPr>
         <w:t>ولقد أسس الله الزواج لعدة أسباب. بعض الأسباب التي أسس الله الزواج من أجلها، هي أن يكون للأطفال بيئة صحية وآمنة ينشأون فيها، ولكي يكون للناس تعبير منظور على الأرض عن علاقة الله مع شعب عهده، كما أنه في الزواج ،يعين الرجال والنساء المتزوجون بعضهم البعض ويكملون نقاط القوة والضعف لدى الطرف الآخر.</w:t>
@@ -4171,11 +5095,15 @@
       </w:pPr>
       <w:r>
         <w:rPr>
-          <w:lang w:val="ar_AE" w:bidi="ar_AE"/>
-        </w:rPr>
-      </w:r>
-      <w:r>
-        <w:rPr>
+          <w:rtl/>
+          <w:cs/>
+          <w:lang w:val="ar_AE" w:bidi="ar_AE"/>
+        </w:rPr>
+      </w:r>
+      <w:r>
+        <w:rPr>
+          <w:rtl/>
+          <w:cs/>
           <w:lang w:val="ar_AE" w:bidi="ar_AE"/>
         </w:rPr>
         <w:t xml:space="preserve">في حفل الزواج (المسمى "عُرس")، يكون العريس هو </w:t>
@@ -4183,12 +5111,16 @@
       <w:r>
         <w:rPr>
           <w:b/>
+          <w:rtl/>
+          <w:cs/>
           <w:lang w:val="ar_AE" w:bidi="ar_AE"/>
         </w:rPr>
         <w:t>الرجل</w:t>
       </w:r>
       <w:r>
         <w:rPr>
+          <w:rtl/>
+          <w:cs/>
           <w:lang w:val="ar_AE" w:bidi="ar_AE"/>
         </w:rPr>
         <w:t xml:space="preserve"> الذي سيتزوج العروس (</w:t>
@@ -4196,12 +5128,16 @@
       <w:r>
         <w:rPr>
           <w:b/>
+          <w:rtl/>
+          <w:cs/>
           <w:lang w:val="ar_AE" w:bidi="ar_AE"/>
         </w:rPr>
         <w:t>المرأة</w:t>
       </w:r>
       <w:r>
         <w:rPr>
+          <w:rtl/>
+          <w:cs/>
           <w:lang w:val="ar_AE" w:bidi="ar_AE"/>
         </w:rPr>
         <w:t>).</w:t>
@@ -4216,11 +5152,15 @@
       </w:pPr>
       <w:r>
         <w:rPr>
-          <w:lang w:val="ar_AE" w:bidi="ar_AE"/>
-        </w:rPr>
-      </w:r>
-      <w:r>
-        <w:rPr>
+          <w:rtl/>
+          <w:cs/>
+          <w:lang w:val="ar_AE" w:bidi="ar_AE"/>
+        </w:rPr>
+      </w:r>
+      <w:r>
+        <w:rPr>
+          <w:rtl/>
+          <w:cs/>
           <w:lang w:val="ar_AE" w:bidi="ar_AE"/>
         </w:rPr>
         <w:t>يُعَلِّمنا الكتاب المقدس أن الزواج لا ينبغي أن يُمنع.</w:t>
@@ -4235,11 +5175,15 @@
       </w:pPr>
       <w:r>
         <w:rPr>
-          <w:lang w:val="ar_AE" w:bidi="ar_AE"/>
-        </w:rPr>
-      </w:r>
-      <w:r>
-        <w:rPr>
+          <w:rtl/>
+          <w:cs/>
+          <w:lang w:val="ar_AE" w:bidi="ar_AE"/>
+        </w:rPr>
+      </w:r>
+      <w:r>
+        <w:rPr>
+          <w:rtl/>
+          <w:cs/>
           <w:lang w:val="ar_AE" w:bidi="ar_AE"/>
         </w:rPr>
         <w:t>إن الله يُحرم الزنا بشدة في كل من العهد القديم والجديد.</w:t>
@@ -4254,11 +5198,15 @@
       </w:pPr>
       <w:r>
         <w:rPr>
-          <w:lang w:val="ar_AE" w:bidi="ar_AE"/>
-        </w:rPr>
-      </w:r>
-      <w:r>
-        <w:rPr>
+          <w:rtl/>
+          <w:cs/>
+          <w:lang w:val="ar_AE" w:bidi="ar_AE"/>
+        </w:rPr>
+      </w:r>
+      <w:r>
+        <w:rPr>
+          <w:rtl/>
+          <w:cs/>
           <w:lang w:val="ar_AE" w:bidi="ar_AE"/>
         </w:rPr>
         <w:t>يُعَلِّم العهد الجديد أن المؤمنين بيسوع لا ينبغي أن يتزوجوا (يكونوا تحت نير) من غير المؤمنين.</w:t>
@@ -4273,11 +5221,15 @@
       </w:pPr>
       <w:r>
         <w:rPr>
-          <w:lang w:val="ar_AE" w:bidi="ar_AE"/>
-        </w:rPr>
-      </w:r>
-      <w:r>
-        <w:rPr>
+          <w:rtl/>
+          <w:cs/>
+          <w:lang w:val="ar_AE" w:bidi="ar_AE"/>
+        </w:rPr>
+      </w:r>
+      <w:r>
+        <w:rPr>
+          <w:rtl/>
+          <w:cs/>
           <w:lang w:val="ar_AE" w:bidi="ar_AE"/>
         </w:rPr>
         <w:t>كما أن يسوع كان قد عَلَّمَ أنه لن يكون هناك زواج في السماء.</w:t>
@@ -4290,6 +5242,8 @@
       </w:pPr>
       <w:r>
         <w:rPr>
+          <w:rtl/>
+          <w:cs/>
           <w:lang w:val="ar_AE" w:bidi="ar_AE"/>
         </w:rPr>
         <w:t>اقتراحات الترجمة:</w:t>
@@ -4301,11 +5255,15 @@
       </w:pPr>
       <w:r>
         <w:rPr>
-          <w:lang w:val="ar_AE" w:bidi="ar_AE"/>
-        </w:rPr>
-      </w:r>
-      <w:r>
-        <w:rPr>
+          <w:rtl/>
+          <w:cs/>
+          <w:lang w:val="ar_AE" w:bidi="ar_AE"/>
+        </w:rPr>
+      </w:r>
+      <w:r>
+        <w:rPr>
+          <w:rtl/>
+          <w:cs/>
           <w:lang w:val="ar_AE" w:bidi="ar_AE"/>
         </w:rPr>
         <w:t>استخدم المصطلح الذي تستخدمه لغتك للإشارة إلى علاقة الزواج بين رجل وامرأة.</w:t>
@@ -4317,71 +5275,95 @@
       </w:pPr>
       <w:r>
         <w:rPr>
-          <w:lang w:val="ar_AE" w:bidi="ar_AE"/>
-        </w:rPr>
-      </w:r>
-      <w:r>
-        <w:rPr>
+          <w:rtl/>
+          <w:cs/>
+          <w:lang w:val="ar_AE" w:bidi="ar_AE"/>
+        </w:rPr>
+      </w:r>
+      <w:r>
+        <w:rPr>
+          <w:rtl/>
+          <w:cs/>
           <w:lang w:val="ar_AE" w:bidi="ar_AE"/>
         </w:rPr>
         <w:t xml:space="preserve">(انظر أيضًا: </w:t>
       </w:r>
       <w:r>
         <w:rPr>
+          <w:rtl/>
+          <w:cs/>
           <w:lang w:val="ar_AE" w:bidi="ar_AE"/>
         </w:rPr>
         <w:t>العريس</w:t>
       </w:r>
       <w:r>
         <w:rPr>
+          <w:rtl/>
+          <w:cs/>
           <w:lang w:val="ar_AE" w:bidi="ar_AE"/>
         </w:rPr>
         <w:t xml:space="preserve">, </w:t>
       </w:r>
       <w:r>
         <w:rPr>
+          <w:rtl/>
+          <w:cs/>
           <w:lang w:val="ar_AE" w:bidi="ar_AE"/>
         </w:rPr>
         <w:t>العروس</w:t>
       </w:r>
       <w:r>
         <w:rPr>
+          <w:rtl/>
+          <w:cs/>
           <w:lang w:val="ar_AE" w:bidi="ar_AE"/>
         </w:rPr>
         <w:t xml:space="preserve">, </w:t>
       </w:r>
       <w:r>
         <w:rPr>
+          <w:rtl/>
+          <w:cs/>
           <w:lang w:val="ar_AE" w:bidi="ar_AE"/>
         </w:rPr>
         <w:t>الزنا</w:t>
       </w:r>
       <w:r>
         <w:rPr>
+          <w:rtl/>
+          <w:cs/>
           <w:lang w:val="ar_AE" w:bidi="ar_AE"/>
         </w:rPr>
         <w:t xml:space="preserve">, </w:t>
       </w:r>
       <w:r>
         <w:rPr>
+          <w:rtl/>
+          <w:cs/>
           <w:lang w:val="ar_AE" w:bidi="ar_AE"/>
         </w:rPr>
         <w:t>حواء</w:t>
       </w:r>
       <w:r>
         <w:rPr>
+          <w:rtl/>
+          <w:cs/>
           <w:lang w:val="ar_AE" w:bidi="ar_AE"/>
         </w:rPr>
         <w:t xml:space="preserve">, </w:t>
       </w:r>
       <w:r>
         <w:rPr>
+          <w:rtl/>
+          <w:cs/>
           <w:lang w:val="ar_AE" w:bidi="ar_AE"/>
         </w:rPr>
         <w:t>آدم</w:t>
       </w:r>
       <w:r>
         <w:rPr>
+          <w:rtl/>
+          <w:cs/>
           <w:lang w:val="ar_AE" w:bidi="ar_AE"/>
         </w:rPr>
         <w:t>)</w:t>
@@ -4394,6 +5376,8 @@
       </w:pPr>
       <w:r>
         <w:rPr>
+          <w:rtl/>
+          <w:cs/>
           <w:lang w:val="ar_AE" w:bidi="ar_AE"/>
         </w:rPr>
         <w:t>مراجع الكتاب المقدس:</w:t>
@@ -4406,27 +5390,35 @@
       </w:pPr>
       <w:r>
         <w:rPr>
+          <w:rtl/>
+          <w:cs/>
           <w:lang w:val="ar_AE" w:bidi="ar_AE"/>
         </w:rPr>
         <w:t>بيانات الكلمة:</w:t>
       </w:r>
       <w:r>
         <w:rPr>
-          <w:lang w:val="ar_AE" w:bidi="ar_AE"/>
-        </w:rPr>
-      </w:r>
-      <w:r>
-        <w:rPr>
-          <w:lang w:val="ar_AE" w:bidi="ar_AE"/>
-        </w:rPr>
-      </w:r>
-    </w:p>
-    <w:p>
-      <w:pPr>
-        <w:bidi/>
-      </w:pPr>
-      <w:r>
-        <w:rPr>
+          <w:rtl/>
+          <w:cs/>
+          <w:lang w:val="ar_AE" w:bidi="ar_AE"/>
+        </w:rPr>
+      </w:r>
+      <w:r>
+        <w:rPr>
+          <w:rtl/>
+          <w:cs/>
+          <w:lang w:val="ar_AE" w:bidi="ar_AE"/>
+        </w:rPr>
+      </w:r>
+    </w:p>
+    <w:p>
+      <w:pPr>
+        <w:bidi/>
+      </w:pPr>
+      <w:r>
+        <w:rPr>
+          <w:rtl/>
+          <w:cs/>
           <w:lang w:val="ar_AE" w:bidi="ar_AE"/>
         </w:rPr>
       </w:r>
@@ -4438,12 +5430,16 @@
       </w:pPr>
       <w:r>
         <w:rPr>
+          <w:rtl/>
+          <w:cs/>
           <w:lang w:val="ar_AE" w:bidi="ar_AE"/>
         </w:rPr>
         <w:t>زيت</w:t>
       </w:r>
       <w:r>
         <w:rPr>
+          <w:rtl/>
+          <w:cs/>
           <w:lang w:val="ar_AE" w:bidi="ar_AE"/>
         </w:rPr>
       </w:r>
@@ -4455,6 +5451,8 @@
       </w:pPr>
       <w:r>
         <w:rPr>
+          <w:rtl/>
+          <w:cs/>
           <w:lang w:val="ar_AE" w:bidi="ar_AE"/>
         </w:rPr>
         <w:t>التعريف:</w:t>
@@ -4466,11 +5464,15 @@
       </w:pPr>
       <w:r>
         <w:rPr>
-          <w:lang w:val="ar_AE" w:bidi="ar_AE"/>
-        </w:rPr>
-      </w:r>
-      <w:r>
-        <w:rPr>
+          <w:rtl/>
+          <w:cs/>
+          <w:lang w:val="ar_AE" w:bidi="ar_AE"/>
+        </w:rPr>
+      </w:r>
+      <w:r>
+        <w:rPr>
+          <w:rtl/>
+          <w:cs/>
           <w:lang w:val="ar_AE" w:bidi="ar_AE"/>
         </w:rPr>
         <w:t>الزيت هو سائل كثيف و شفاف يمكن استخلاصه من بعض النباتات. في زمن الكتاب المقدس، كان الزيت عادة يأتي من الزيتون.</w:t>
@@ -4485,11 +5487,15 @@
       </w:pPr>
       <w:r>
         <w:rPr>
-          <w:lang w:val="ar_AE" w:bidi="ar_AE"/>
-        </w:rPr>
-      </w:r>
-      <w:r>
-        <w:rPr>
+          <w:rtl/>
+          <w:cs/>
+          <w:lang w:val="ar_AE" w:bidi="ar_AE"/>
+        </w:rPr>
+      </w:r>
+      <w:r>
+        <w:rPr>
+          <w:rtl/>
+          <w:cs/>
           <w:lang w:val="ar_AE" w:bidi="ar_AE"/>
         </w:rPr>
         <w:t>كان زيت الزيتون يُستخدم في الطهي، و المسحة، و الذبيحة، والمصابيح، والدواء.</w:t>
@@ -4504,11 +5510,15 @@
       </w:pPr>
       <w:r>
         <w:rPr>
-          <w:lang w:val="ar_AE" w:bidi="ar_AE"/>
-        </w:rPr>
-      </w:r>
-      <w:r>
-        <w:rPr>
+          <w:rtl/>
+          <w:cs/>
+          <w:lang w:val="ar_AE" w:bidi="ar_AE"/>
+        </w:rPr>
+      </w:r>
+      <w:r>
+        <w:rPr>
+          <w:rtl/>
+          <w:cs/>
           <w:lang w:val="ar_AE" w:bidi="ar_AE"/>
         </w:rPr>
         <w:t>في العصور القديمة، كان زيت الزيتون شيئًا ثمينًا للغاية، وكان امتلاك الزيت يعتبر مقياسًا للثراء.</w:t>
@@ -4523,11 +5533,15 @@
       </w:pPr>
       <w:r>
         <w:rPr>
-          <w:lang w:val="ar_AE" w:bidi="ar_AE"/>
-        </w:rPr>
-      </w:r>
-      <w:r>
-        <w:rPr>
+          <w:rtl/>
+          <w:cs/>
+          <w:lang w:val="ar_AE" w:bidi="ar_AE"/>
+        </w:rPr>
+      </w:r>
+      <w:r>
+        <w:rPr>
+          <w:rtl/>
+          <w:cs/>
           <w:lang w:val="ar_AE" w:bidi="ar_AE"/>
         </w:rPr>
         <w:t>احرص على أن تشير ترجمة هذا المصطلح إلى نوع الزيت الذي يمكن استخدامه في الطهي، وليس إلى زيت المحرك. تحتوي بعض اللغات على مصطلحات مختلفة لكل من هذه الأنواع المختلفة من الزيت.</w:t>
@@ -4539,35 +5553,47 @@
       </w:pPr>
       <w:r>
         <w:rPr>
-          <w:lang w:val="ar_AE" w:bidi="ar_AE"/>
-        </w:rPr>
-      </w:r>
-      <w:r>
-        <w:rPr>
+          <w:rtl/>
+          <w:cs/>
+          <w:lang w:val="ar_AE" w:bidi="ar_AE"/>
+        </w:rPr>
+      </w:r>
+      <w:r>
+        <w:rPr>
+          <w:rtl/>
+          <w:cs/>
           <w:lang w:val="ar_AE" w:bidi="ar_AE"/>
         </w:rPr>
         <w:t xml:space="preserve">(انظر أيضًا: </w:t>
       </w:r>
       <w:r>
         <w:rPr>
+          <w:rtl/>
+          <w:cs/>
           <w:lang w:val="ar_AE" w:bidi="ar_AE"/>
         </w:rPr>
         <w:t>زيتون</w:t>
       </w:r>
       <w:r>
         <w:rPr>
+          <w:rtl/>
+          <w:cs/>
           <w:lang w:val="ar_AE" w:bidi="ar_AE"/>
         </w:rPr>
         <w:t xml:space="preserve">, </w:t>
       </w:r>
       <w:r>
         <w:rPr>
+          <w:rtl/>
+          <w:cs/>
           <w:lang w:val="ar_AE" w:bidi="ar_AE"/>
         </w:rPr>
         <w:t>ذبيحة</w:t>
       </w:r>
       <w:r>
         <w:rPr>
+          <w:rtl/>
+          <w:cs/>
           <w:lang w:val="ar_AE" w:bidi="ar_AE"/>
         </w:rPr>
         <w:t>)</w:t>
@@ -4580,6 +5606,8 @@
       </w:pPr>
       <w:r>
         <w:rPr>
+          <w:rtl/>
+          <w:cs/>
           <w:lang w:val="ar_AE" w:bidi="ar_AE"/>
         </w:rPr>
         <w:t>نصوص كتابية:</w:t>
@@ -4594,12 +5622,16 @@
       </w:pPr>
       <w:r>
         <w:rPr>
+          <w:rtl/>
+          <w:cs/>
           <w:lang w:val="ar_AE" w:bidi="ar_AE"/>
         </w:rPr>
       </w:r>
       <w:hyperlink r:id="rId55">
         <w:r>
           <w:rPr>
+            <w:rtl/>
+            <w:cs/>
             <w:lang w:val="ar_AE" w:bidi="ar_AE"/>
           </w:rPr>
           <w:rPr>
@@ -4619,12 +5651,16 @@
       </w:pPr>
       <w:r>
         <w:rPr>
+          <w:rtl/>
+          <w:cs/>
           <w:lang w:val="ar_AE" w:bidi="ar_AE"/>
         </w:rPr>
       </w:r>
       <w:hyperlink r:id="rId56">
         <w:r>
           <w:rPr>
+            <w:rtl/>
+            <w:cs/>
             <w:lang w:val="ar_AE" w:bidi="ar_AE"/>
           </w:rPr>
           <w:rPr>
@@ -4644,12 +5680,16 @@
       </w:pPr>
       <w:r>
         <w:rPr>
+          <w:rtl/>
+          <w:cs/>
           <w:lang w:val="ar_AE" w:bidi="ar_AE"/>
         </w:rPr>
       </w:r>
       <w:hyperlink r:id="rId57">
         <w:r>
           <w:rPr>
+            <w:rtl/>
+            <w:cs/>
             <w:lang w:val="ar_AE" w:bidi="ar_AE"/>
           </w:rPr>
           <w:rPr>
@@ -4669,12 +5709,16 @@
       </w:pPr>
       <w:r>
         <w:rPr>
+          <w:rtl/>
+          <w:cs/>
           <w:lang w:val="ar_AE" w:bidi="ar_AE"/>
         </w:rPr>
       </w:r>
       <w:hyperlink r:id="rId58">
         <w:r>
           <w:rPr>
+            <w:rtl/>
+            <w:cs/>
             <w:lang w:val="ar_AE" w:bidi="ar_AE"/>
           </w:rPr>
           <w:rPr>
@@ -4694,12 +5738,16 @@
       </w:pPr>
       <w:r>
         <w:rPr>
+          <w:rtl/>
+          <w:cs/>
           <w:lang w:val="ar_AE" w:bidi="ar_AE"/>
         </w:rPr>
       </w:r>
       <w:hyperlink r:id="rId59">
         <w:r>
           <w:rPr>
+            <w:rtl/>
+            <w:cs/>
             <w:lang w:val="ar_AE" w:bidi="ar_AE"/>
           </w:rPr>
           <w:rPr>
@@ -4719,12 +5767,16 @@
       </w:pPr>
       <w:r>
         <w:rPr>
+          <w:rtl/>
+          <w:cs/>
           <w:lang w:val="ar_AE" w:bidi="ar_AE"/>
         </w:rPr>
       </w:r>
       <w:hyperlink r:id="rId60">
         <w:r>
           <w:rPr>
+            <w:rtl/>
+            <w:cs/>
             <w:lang w:val="ar_AE" w:bidi="ar_AE"/>
           </w:rPr>
           <w:rPr>
@@ -4742,6 +5794,8 @@
       </w:pPr>
       <w:r>
         <w:rPr>
+          <w:rtl/>
+          <w:cs/>
           <w:lang w:val="ar_AE" w:bidi="ar_AE"/>
         </w:rPr>
         <w:t>بيانات الكلمة:</w:t>
@@ -4756,32 +5810,42 @@
       </w:pPr>
       <w:r>
         <w:rPr>
-          <w:lang w:val="ar_AE" w:bidi="ar_AE"/>
-        </w:rPr>
-      </w:r>
-      <w:r>
-        <w:rPr>
+          <w:rtl/>
+          <w:cs/>
+          <w:lang w:val="ar_AE" w:bidi="ar_AE"/>
+        </w:rPr>
+      </w:r>
+      <w:r>
+        <w:rPr>
+          <w:rtl/>
+          <w:cs/>
           <w:lang w:val="ar_AE" w:bidi="ar_AE"/>
         </w:rPr>
         <w:t>سترونج: H2091، H3323، H4887، H6671، H7246، H8081، G16370، G34640</w:t>
       </w:r>
       <w:r>
         <w:rPr>
-          <w:lang w:val="ar_AE" w:bidi="ar_AE"/>
-        </w:rPr>
-      </w:r>
-      <w:r>
-        <w:rPr>
-          <w:lang w:val="ar_AE" w:bidi="ar_AE"/>
-        </w:rPr>
-      </w:r>
-    </w:p>
-    <w:p>
-      <w:pPr>
-        <w:bidi/>
-      </w:pPr>
-      <w:r>
-        <w:rPr>
+          <w:rtl/>
+          <w:cs/>
+          <w:lang w:val="ar_AE" w:bidi="ar_AE"/>
+        </w:rPr>
+      </w:r>
+      <w:r>
+        <w:rPr>
+          <w:rtl/>
+          <w:cs/>
+          <w:lang w:val="ar_AE" w:bidi="ar_AE"/>
+        </w:rPr>
+      </w:r>
+    </w:p>
+    <w:p>
+      <w:pPr>
+        <w:bidi/>
+      </w:pPr>
+      <w:r>
+        <w:rPr>
+          <w:rtl/>
+          <w:cs/>
           <w:lang w:val="ar_AE" w:bidi="ar_AE"/>
         </w:rPr>
       </w:r>
@@ -4793,12 +5857,16 @@
       </w:pPr>
       <w:r>
         <w:rPr>
+          <w:rtl/>
+          <w:cs/>
           <w:lang w:val="ar_AE" w:bidi="ar_AE"/>
         </w:rPr>
         <w:t>زيتون</w:t>
       </w:r>
       <w:r>
         <w:rPr>
+          <w:rtl/>
+          <w:cs/>
           <w:lang w:val="ar_AE" w:bidi="ar_AE"/>
         </w:rPr>
       </w:r>
@@ -4810,6 +5878,8 @@
       </w:pPr>
       <w:r>
         <w:rPr>
+          <w:rtl/>
+          <w:cs/>
           <w:lang w:val="ar_AE" w:bidi="ar_AE"/>
         </w:rPr>
         <w:t>التعريف:</w:t>
@@ -4821,11 +5891,15 @@
       </w:pPr>
       <w:r>
         <w:rPr>
-          <w:lang w:val="ar_AE" w:bidi="ar_AE"/>
-        </w:rPr>
-      </w:r>
-      <w:r>
-        <w:rPr>
+          <w:rtl/>
+          <w:cs/>
+          <w:lang w:val="ar_AE" w:bidi="ar_AE"/>
+        </w:rPr>
+      </w:r>
+      <w:r>
+        <w:rPr>
+          <w:rtl/>
+          <w:cs/>
           <w:lang w:val="ar_AE" w:bidi="ar_AE"/>
         </w:rPr>
         <w:t>الزيتون هو ثمرة صغيرة بيضاوية من شجرة الزيتون، والتي تُزرع في الغالب في المناطق المحيطة بالبحر الأبيض المتوسط.</w:t>
@@ -4840,11 +5914,15 @@
       </w:pPr>
       <w:r>
         <w:rPr>
-          <w:lang w:val="ar_AE" w:bidi="ar_AE"/>
-        </w:rPr>
-      </w:r>
-      <w:r>
-        <w:rPr>
+          <w:rtl/>
+          <w:cs/>
+          <w:lang w:val="ar_AE" w:bidi="ar_AE"/>
+        </w:rPr>
+      </w:r>
+      <w:r>
+        <w:rPr>
+          <w:rtl/>
+          <w:cs/>
           <w:lang w:val="ar_AE" w:bidi="ar_AE"/>
         </w:rPr>
         <w:t>أشجار الزيتون هي نوع من الشجيرات الكبيرة دائمة الخضرة، ذات الزهور البيضاء الصغيرة. وهي تنمو بشكل أفضل في الطقس الحار ويمكنها البقاء على قيد الحياة بشكل جيد مع القليل من الماء.</w:t>
@@ -4859,11 +5937,15 @@
       </w:pPr>
       <w:r>
         <w:rPr>
-          <w:lang w:val="ar_AE" w:bidi="ar_AE"/>
-        </w:rPr>
-      </w:r>
-      <w:r>
-        <w:rPr>
+          <w:rtl/>
+          <w:cs/>
+          <w:lang w:val="ar_AE" w:bidi="ar_AE"/>
+        </w:rPr>
+      </w:r>
+      <w:r>
+        <w:rPr>
+          <w:rtl/>
+          <w:cs/>
           <w:lang w:val="ar_AE" w:bidi="ar_AE"/>
         </w:rPr>
         <w:t>تبدأ ثمرة شجرة الزيتون باللون الأخضر وتتحول إلى الأسود عندما تنضج. الزيتون مفيدًا للطعام وللزيت الذي يمكن استخراجه منه.</w:t>
@@ -4878,11 +5960,15 @@
       </w:pPr>
       <w:r>
         <w:rPr>
-          <w:lang w:val="ar_AE" w:bidi="ar_AE"/>
-        </w:rPr>
-      </w:r>
-      <w:r>
-        <w:rPr>
+          <w:rtl/>
+          <w:cs/>
+          <w:lang w:val="ar_AE" w:bidi="ar_AE"/>
+        </w:rPr>
+      </w:r>
+      <w:r>
+        <w:rPr>
+          <w:rtl/>
+          <w:cs/>
           <w:lang w:val="ar_AE" w:bidi="ar_AE"/>
         </w:rPr>
         <w:t xml:space="preserve"> يُستخدم زيت الزيتون في الطهي، وللمصابيح، وللطقوس الدينية.</w:t>
@@ -4897,11 +5983,15 @@
       </w:pPr>
       <w:r>
         <w:rPr>
-          <w:lang w:val="ar_AE" w:bidi="ar_AE"/>
-        </w:rPr>
-      </w:r>
-      <w:r>
-        <w:rPr>
+          <w:rtl/>
+          <w:cs/>
+          <w:lang w:val="ar_AE" w:bidi="ar_AE"/>
+        </w:rPr>
+      </w:r>
+      <w:r>
+        <w:rPr>
+          <w:rtl/>
+          <w:cs/>
           <w:lang w:val="ar_AE" w:bidi="ar_AE"/>
         </w:rPr>
         <w:t>في الكتاب المقدس، تُستخدم أشجار الزيتون والأغصان أحيانًا بشكل مجازي للإشارة إلى الناس.</w:t>
@@ -4913,47 +6003,63 @@
       </w:pPr>
       <w:r>
         <w:rPr>
-          <w:lang w:val="ar_AE" w:bidi="ar_AE"/>
-        </w:rPr>
-      </w:r>
-      <w:r>
-        <w:rPr>
+          <w:rtl/>
+          <w:cs/>
+          <w:lang w:val="ar_AE" w:bidi="ar_AE"/>
+        </w:rPr>
+      </w:r>
+      <w:r>
+        <w:rPr>
+          <w:rtl/>
+          <w:cs/>
           <w:lang w:val="ar_AE" w:bidi="ar_AE"/>
         </w:rPr>
         <w:t xml:space="preserve">(انظر أيضًا: </w:t>
       </w:r>
       <w:r>
         <w:rPr>
+          <w:rtl/>
+          <w:cs/>
           <w:lang w:val="ar_AE" w:bidi="ar_AE"/>
         </w:rPr>
         <w:t>مصباح</w:t>
       </w:r>
       <w:r>
         <w:rPr>
+          <w:rtl/>
+          <w:cs/>
           <w:lang w:val="ar_AE" w:bidi="ar_AE"/>
         </w:rPr>
         <w:t xml:space="preserve">, </w:t>
       </w:r>
       <w:r>
         <w:rPr>
+          <w:rtl/>
+          <w:cs/>
           <w:lang w:val="ar_AE" w:bidi="ar_AE"/>
         </w:rPr>
         <w:t>البحر</w:t>
       </w:r>
       <w:r>
         <w:rPr>
+          <w:rtl/>
+          <w:cs/>
           <w:lang w:val="ar_AE" w:bidi="ar_AE"/>
         </w:rPr>
         <w:t xml:space="preserve">, </w:t>
       </w:r>
       <w:r>
         <w:rPr>
+          <w:rtl/>
+          <w:cs/>
           <w:lang w:val="ar_AE" w:bidi="ar_AE"/>
         </w:rPr>
         <w:t>جبل الزيتون</w:t>
       </w:r>
       <w:r>
         <w:rPr>
+          <w:rtl/>
+          <w:cs/>
           <w:lang w:val="ar_AE" w:bidi="ar_AE"/>
         </w:rPr>
         <w:t>)</w:t>
@@ -4966,6 +6072,8 @@
       </w:pPr>
       <w:r>
         <w:rPr>
+          <w:rtl/>
+          <w:cs/>
           <w:lang w:val="ar_AE" w:bidi="ar_AE"/>
         </w:rPr>
         <w:t>شواهد الكتاب المقدس:</w:t>
@@ -4980,12 +6088,16 @@
       </w:pPr>
       <w:r>
         <w:rPr>
+          <w:rtl/>
+          <w:cs/>
           <w:lang w:val="ar_AE" w:bidi="ar_AE"/>
         </w:rPr>
       </w:r>
       <w:hyperlink r:id="rId61">
         <w:r>
           <w:rPr>
+            <w:rtl/>
+            <w:cs/>
             <w:lang w:val="ar_AE" w:bidi="ar_AE"/>
           </w:rPr>
           <w:rPr>
@@ -5005,12 +6117,16 @@
       </w:pPr>
       <w:r>
         <w:rPr>
+          <w:rtl/>
+          <w:cs/>
           <w:lang w:val="ar_AE" w:bidi="ar_AE"/>
         </w:rPr>
       </w:r>
       <w:hyperlink r:id="rId62">
         <w:r>
           <w:rPr>
+            <w:rtl/>
+            <w:cs/>
             <w:lang w:val="ar_AE" w:bidi="ar_AE"/>
           </w:rPr>
           <w:rPr>
@@ -5030,12 +6146,16 @@
       </w:pPr>
       <w:r>
         <w:rPr>
+          <w:rtl/>
+          <w:cs/>
           <w:lang w:val="ar_AE" w:bidi="ar_AE"/>
         </w:rPr>
       </w:r>
       <w:hyperlink r:id="rId63">
         <w:r>
           <w:rPr>
+            <w:rtl/>
+            <w:cs/>
             <w:lang w:val="ar_AE" w:bidi="ar_AE"/>
           </w:rPr>
           <w:rPr>
@@ -5055,12 +6175,16 @@
       </w:pPr>
       <w:r>
         <w:rPr>
+          <w:rtl/>
+          <w:cs/>
           <w:lang w:val="ar_AE" w:bidi="ar_AE"/>
         </w:rPr>
       </w:r>
       <w:hyperlink r:id="rId64">
         <w:r>
           <w:rPr>
+            <w:rtl/>
+            <w:cs/>
             <w:lang w:val="ar_AE" w:bidi="ar_AE"/>
           </w:rPr>
           <w:rPr>
@@ -5080,12 +6204,16 @@
       </w:pPr>
       <w:r>
         <w:rPr>
+          <w:rtl/>
+          <w:cs/>
           <w:lang w:val="ar_AE" w:bidi="ar_AE"/>
         </w:rPr>
       </w:r>
       <w:hyperlink r:id="rId65">
         <w:r>
           <w:rPr>
+            <w:rtl/>
+            <w:cs/>
             <w:lang w:val="ar_AE" w:bidi="ar_AE"/>
           </w:rPr>
           <w:rPr>
@@ -5105,12 +6233,16 @@
       </w:pPr>
       <w:r>
         <w:rPr>
+          <w:rtl/>
+          <w:cs/>
           <w:lang w:val="ar_AE" w:bidi="ar_AE"/>
         </w:rPr>
       </w:r>
       <w:hyperlink r:id="rId66">
         <w:r>
           <w:rPr>
+            <w:rtl/>
+            <w:cs/>
             <w:lang w:val="ar_AE" w:bidi="ar_AE"/>
           </w:rPr>
           <w:rPr>
@@ -5130,12 +6262,16 @@
       </w:pPr>
       <w:r>
         <w:rPr>
+          <w:rtl/>
+          <w:cs/>
           <w:lang w:val="ar_AE" w:bidi="ar_AE"/>
         </w:rPr>
       </w:r>
       <w:hyperlink r:id="rId67">
         <w:r>
           <w:rPr>
+            <w:rtl/>
+            <w:cs/>
             <w:lang w:val="ar_AE" w:bidi="ar_AE"/>
           </w:rPr>
           <w:rPr>
@@ -5153,6 +6289,8 @@
       </w:pPr>
       <w:r>
         <w:rPr>
+          <w:rtl/>
+          <w:cs/>
           <w:lang w:val="ar_AE" w:bidi="ar_AE"/>
         </w:rPr>
         <w:t>بيانات الكلمة:</w:t>
@@ -5167,22 +6305,30 @@
       </w:pPr>
       <w:r>
         <w:rPr>
-          <w:lang w:val="ar_AE" w:bidi="ar_AE"/>
-        </w:rPr>
-      </w:r>
-      <w:r>
-        <w:rPr>
+          <w:rtl/>
+          <w:cs/>
+          <w:lang w:val="ar_AE" w:bidi="ar_AE"/>
+        </w:rPr>
+      </w:r>
+      <w:r>
+        <w:rPr>
+          <w:rtl/>
+          <w:cs/>
           <w:lang w:val="ar_AE" w:bidi="ar_AE"/>
         </w:rPr>
         <w:t>سترونج: H2132, H3323, H8081, G00650, G16360, G16370, G25650</w:t>
       </w:r>
       <w:r>
         <w:rPr>
-          <w:lang w:val="ar_AE" w:bidi="ar_AE"/>
-        </w:rPr>
-      </w:r>
-      <w:r>
-        <w:rPr>
+          <w:rtl/>
+          <w:cs/>
+          <w:lang w:val="ar_AE" w:bidi="ar_AE"/>
+        </w:rPr>
+      </w:r>
+      <w:r>
+        <w:rPr>
+          <w:rtl/>
+          <w:cs/>
           <w:lang w:val="ar_AE" w:bidi="ar_AE"/>
         </w:rPr>
       </w:r>

--- a/arb/docx/025.content.docx
+++ b/arb/docx/025.content.docx
@@ -486,165 +486,129 @@
           <w:lang w:val="ar_AE" w:bidi="ar_AE"/>
         </w:rPr>
       </w:r>
-      <w:hyperlink r:id="rId13">
-        <w:r>
-          <w:rPr>
-            <w:rtl/>
-            <w:cs/>
-            <w:lang w:val="ar_AE" w:bidi="ar_AE"/>
-          </w:rPr>
-          <w:rPr>
-            <w:color w:val="0000EE"/>
-            <w:u w:val="single"/>
-          </w:rPr>
-          <w:t>يوحنا 21: 1–3</w:t>
-        </w:r>
-      </w:hyperlink>
-    </w:p>
-    <w:p>
-      <w:pPr>
-        <w:pStyle w:val="ListBullet"/>
-        <w:bidi/>
-        <w:spacing w:line="240" w:lineRule="auto"/>
-        <w:ind w:left="720"/>
-      </w:pPr>
-      <w:r>
-        <w:rPr>
-          <w:rtl/>
-          <w:cs/>
-          <w:lang w:val="ar_AE" w:bidi="ar_AE"/>
-        </w:rPr>
-      </w:r>
-      <w:hyperlink r:id="rId14">
-        <w:r>
-          <w:rPr>
-            <w:rtl/>
-            <w:cs/>
-            <w:lang w:val="ar_AE" w:bidi="ar_AE"/>
-          </w:rPr>
-          <w:rPr>
-            <w:color w:val="0000EE"/>
-            <w:u w:val="single"/>
-          </w:rPr>
-          <w:t>لوقا 5: 8–11</w:t>
-        </w:r>
-      </w:hyperlink>
-    </w:p>
-    <w:p>
-      <w:pPr>
-        <w:pStyle w:val="ListBullet"/>
-        <w:bidi/>
-        <w:spacing w:line="240" w:lineRule="auto"/>
-        <w:ind w:left="720"/>
-      </w:pPr>
-      <w:r>
-        <w:rPr>
-          <w:rtl/>
-          <w:cs/>
-          <w:lang w:val="ar_AE" w:bidi="ar_AE"/>
-        </w:rPr>
-      </w:r>
-      <w:hyperlink r:id="rId15">
-        <w:r>
-          <w:rPr>
-            <w:rtl/>
-            <w:cs/>
-            <w:lang w:val="ar_AE" w:bidi="ar_AE"/>
-          </w:rPr>
-          <w:rPr>
-            <w:color w:val="0000EE"/>
-            <w:u w:val="single"/>
-          </w:rPr>
-          <w:t>مرقس 1: 19–20</w:t>
-        </w:r>
-      </w:hyperlink>
-    </w:p>
-    <w:p>
-      <w:pPr>
-        <w:pStyle w:val="ListBullet"/>
-        <w:bidi/>
-        <w:spacing w:line="240" w:lineRule="auto"/>
-        <w:ind w:left="720"/>
-      </w:pPr>
-      <w:r>
-        <w:rPr>
-          <w:rtl/>
-          <w:cs/>
-          <w:lang w:val="ar_AE" w:bidi="ar_AE"/>
-        </w:rPr>
-      </w:r>
-      <w:hyperlink r:id="rId16">
-        <w:r>
-          <w:rPr>
-            <w:rtl/>
-            <w:cs/>
-            <w:lang w:val="ar_AE" w:bidi="ar_AE"/>
-          </w:rPr>
-          <w:rPr>
-            <w:color w:val="0000EE"/>
-            <w:u w:val="single"/>
-          </w:rPr>
-          <w:t>متى 4: 21–22</w:t>
-        </w:r>
-      </w:hyperlink>
-    </w:p>
-    <w:p>
-      <w:pPr>
-        <w:pStyle w:val="ListBullet"/>
-        <w:bidi/>
-        <w:spacing w:line="240" w:lineRule="auto"/>
-        <w:ind w:left="720"/>
-      </w:pPr>
-      <w:r>
-        <w:rPr>
-          <w:rtl/>
-          <w:cs/>
-          <w:lang w:val="ar_AE" w:bidi="ar_AE"/>
-        </w:rPr>
-      </w:r>
-      <w:hyperlink r:id="rId17">
-        <w:r>
-          <w:rPr>
-            <w:rtl/>
-            <w:cs/>
-            <w:lang w:val="ar_AE" w:bidi="ar_AE"/>
-          </w:rPr>
-          <w:rPr>
-            <w:color w:val="0000EE"/>
-            <w:u w:val="single"/>
-          </w:rPr>
-          <w:t>متى 20: 20</w:t>
-        </w:r>
-      </w:hyperlink>
-    </w:p>
-    <w:p>
-      <w:pPr>
-        <w:pStyle w:val="ListBullet"/>
-        <w:bidi/>
-        <w:spacing w:line="240" w:lineRule="auto"/>
-        <w:ind w:left="720"/>
-      </w:pPr>
-      <w:r>
-        <w:rPr>
-          <w:rtl/>
-          <w:cs/>
-          <w:lang w:val="ar_AE" w:bidi="ar_AE"/>
-        </w:rPr>
-      </w:r>
-      <w:hyperlink r:id="rId18">
-        <w:r>
-          <w:rPr>
-            <w:rtl/>
-            <w:cs/>
-            <w:lang w:val="ar_AE" w:bidi="ar_AE"/>
-          </w:rPr>
-          <w:rPr>
-            <w:color w:val="0000EE"/>
-            <w:u w:val="single"/>
-          </w:rPr>
-          <w:t>متى 26: 36–38</w:t>
-        </w:r>
-      </w:hyperlink>
+      <w:r>
+        <w:rPr>
+          <w:rtl/>
+          <w:cs/>
+          <w:lang w:val="ar_AE" w:bidi="ar_AE"/>
+        </w:rPr>
+        <w:t>يوحنا 21: 1–3</w:t>
+      </w:r>
+    </w:p>
+    <w:p>
+      <w:pPr>
+        <w:pStyle w:val="ListBullet"/>
+        <w:bidi/>
+        <w:spacing w:line="240" w:lineRule="auto"/>
+        <w:ind w:left="720"/>
+      </w:pPr>
+      <w:r>
+        <w:rPr>
+          <w:rtl/>
+          <w:cs/>
+          <w:lang w:val="ar_AE" w:bidi="ar_AE"/>
+        </w:rPr>
+      </w:r>
+      <w:r>
+        <w:rPr>
+          <w:rtl/>
+          <w:cs/>
+          <w:lang w:val="ar_AE" w:bidi="ar_AE"/>
+        </w:rPr>
+        <w:t>لوقا 5: 8–11</w:t>
+      </w:r>
+    </w:p>
+    <w:p>
+      <w:pPr>
+        <w:pStyle w:val="ListBullet"/>
+        <w:bidi/>
+        <w:spacing w:line="240" w:lineRule="auto"/>
+        <w:ind w:left="720"/>
+      </w:pPr>
+      <w:r>
+        <w:rPr>
+          <w:rtl/>
+          <w:cs/>
+          <w:lang w:val="ar_AE" w:bidi="ar_AE"/>
+        </w:rPr>
+      </w:r>
+      <w:r>
+        <w:rPr>
+          <w:rtl/>
+          <w:cs/>
+          <w:lang w:val="ar_AE" w:bidi="ar_AE"/>
+        </w:rPr>
+        <w:t>مرقس 1: 19–20</w:t>
+      </w:r>
+    </w:p>
+    <w:p>
+      <w:pPr>
+        <w:pStyle w:val="ListBullet"/>
+        <w:bidi/>
+        <w:spacing w:line="240" w:lineRule="auto"/>
+        <w:ind w:left="720"/>
+      </w:pPr>
+      <w:r>
+        <w:rPr>
+          <w:rtl/>
+          <w:cs/>
+          <w:lang w:val="ar_AE" w:bidi="ar_AE"/>
+        </w:rPr>
+      </w:r>
+      <w:r>
+        <w:rPr>
+          <w:rtl/>
+          <w:cs/>
+          <w:lang w:val="ar_AE" w:bidi="ar_AE"/>
+        </w:rPr>
+        <w:t>متى 4: 21–22</w:t>
+      </w:r>
+    </w:p>
+    <w:p>
+      <w:pPr>
+        <w:pStyle w:val="ListBullet"/>
+        <w:bidi/>
+        <w:spacing w:line="240" w:lineRule="auto"/>
+        <w:ind w:left="720"/>
+      </w:pPr>
+      <w:r>
+        <w:rPr>
+          <w:rtl/>
+          <w:cs/>
+          <w:lang w:val="ar_AE" w:bidi="ar_AE"/>
+        </w:rPr>
+      </w:r>
+      <w:r>
+        <w:rPr>
+          <w:rtl/>
+          <w:cs/>
+          <w:lang w:val="ar_AE" w:bidi="ar_AE"/>
+        </w:rPr>
+        <w:t>متى 20: 20</w:t>
+      </w:r>
+    </w:p>
+    <w:p>
+      <w:pPr>
+        <w:pStyle w:val="ListBullet"/>
+        <w:bidi/>
+        <w:spacing w:line="240" w:lineRule="auto"/>
+        <w:ind w:left="720"/>
+      </w:pPr>
+      <w:r>
+        <w:rPr>
+          <w:rtl/>
+          <w:cs/>
+          <w:lang w:val="ar_AE" w:bidi="ar_AE"/>
+        </w:rPr>
+      </w:r>
+      <w:r>
+        <w:rPr>
+          <w:rtl/>
+          <w:cs/>
+          <w:lang w:val="ar_AE" w:bidi="ar_AE"/>
+        </w:rPr>
+        <w:t>متى 26: 36–38</w:t>
+      </w:r>
     </w:p>
     <w:p>
       <w:pPr>
@@ -1011,165 +975,129 @@
           <w:lang w:val="ar_AE" w:bidi="ar_AE"/>
         </w:rPr>
       </w:r>
-      <w:hyperlink r:id="rId19">
-        <w:r>
-          <w:rPr>
-            <w:rtl/>
-            <w:cs/>
-            <w:lang w:val="ar_AE" w:bidi="ar_AE"/>
-          </w:rPr>
-          <w:rPr>
-            <w:color w:val="0000EE"/>
-            <w:u w:val="single"/>
-          </w:rPr>
-          <w:t>خروج 1: 1–5</w:t>
-        </w:r>
-      </w:hyperlink>
-    </w:p>
-    <w:p>
-      <w:pPr>
-        <w:pStyle w:val="ListBullet"/>
-        <w:bidi/>
-        <w:spacing w:line="240" w:lineRule="auto"/>
-        <w:ind w:left="720"/>
-      </w:pPr>
-      <w:r>
-        <w:rPr>
-          <w:rtl/>
-          <w:cs/>
-          <w:lang w:val="ar_AE" w:bidi="ar_AE"/>
-        </w:rPr>
-      </w:r>
-      <w:hyperlink r:id="rId20">
-        <w:r>
-          <w:rPr>
-            <w:rtl/>
-            <w:cs/>
-            <w:lang w:val="ar_AE" w:bidi="ar_AE"/>
-          </w:rPr>
-          <w:rPr>
-            <w:color w:val="0000EE"/>
-            <w:u w:val="single"/>
-          </w:rPr>
-          <w:t>تكوين 30: 20</w:t>
-        </w:r>
-      </w:hyperlink>
-    </w:p>
-    <w:p>
-      <w:pPr>
-        <w:pStyle w:val="ListBullet"/>
-        <w:bidi/>
-        <w:spacing w:line="240" w:lineRule="auto"/>
-        <w:ind w:left="720"/>
-      </w:pPr>
-      <w:r>
-        <w:rPr>
-          <w:rtl/>
-          <w:cs/>
-          <w:lang w:val="ar_AE" w:bidi="ar_AE"/>
-        </w:rPr>
-      </w:r>
-      <w:hyperlink r:id="rId21">
-        <w:r>
-          <w:rPr>
-            <w:rtl/>
-            <w:cs/>
-            <w:lang w:val="ar_AE" w:bidi="ar_AE"/>
-          </w:rPr>
-          <w:rPr>
-            <w:color w:val="0000EE"/>
-            <w:u w:val="single"/>
-          </w:rPr>
-          <w:t>إشعياء 9: 1</w:t>
-        </w:r>
-      </w:hyperlink>
-    </w:p>
-    <w:p>
-      <w:pPr>
-        <w:pStyle w:val="ListBullet"/>
-        <w:bidi/>
-        <w:spacing w:line="240" w:lineRule="auto"/>
-        <w:ind w:left="720"/>
-      </w:pPr>
-      <w:r>
-        <w:rPr>
-          <w:rtl/>
-          <w:cs/>
-          <w:lang w:val="ar_AE" w:bidi="ar_AE"/>
-        </w:rPr>
-      </w:r>
-      <w:hyperlink r:id="rId22">
-        <w:r>
-          <w:rPr>
-            <w:rtl/>
-            <w:cs/>
-            <w:lang w:val="ar_AE" w:bidi="ar_AE"/>
-          </w:rPr>
-          <w:rPr>
-            <w:color w:val="0000EE"/>
-            <w:u w:val="single"/>
-          </w:rPr>
-          <w:t>قضاة 4: 10</w:t>
-        </w:r>
-      </w:hyperlink>
-    </w:p>
-    <w:p>
-      <w:pPr>
-        <w:pStyle w:val="ListBullet"/>
-        <w:bidi/>
-        <w:spacing w:line="240" w:lineRule="auto"/>
-        <w:ind w:left="720"/>
-      </w:pPr>
-      <w:r>
-        <w:rPr>
-          <w:rtl/>
-          <w:cs/>
-          <w:lang w:val="ar_AE" w:bidi="ar_AE"/>
-        </w:rPr>
-      </w:r>
-      <w:hyperlink r:id="rId23">
-        <w:r>
-          <w:rPr>
-            <w:rtl/>
-            <w:cs/>
-            <w:lang w:val="ar_AE" w:bidi="ar_AE"/>
-          </w:rPr>
-          <w:rPr>
-            <w:color w:val="0000EE"/>
-            <w:u w:val="single"/>
-          </w:rPr>
-          <w:t>متى 4: 13</w:t>
-        </w:r>
-      </w:hyperlink>
-    </w:p>
-    <w:p>
-      <w:pPr>
-        <w:pStyle w:val="ListBullet"/>
-        <w:bidi/>
-        <w:spacing w:line="240" w:lineRule="auto"/>
-        <w:ind w:left="720"/>
-      </w:pPr>
-      <w:r>
-        <w:rPr>
-          <w:rtl/>
-          <w:cs/>
-          <w:lang w:val="ar_AE" w:bidi="ar_AE"/>
-        </w:rPr>
-      </w:r>
-      <w:hyperlink r:id="rId24">
-        <w:r>
-          <w:rPr>
-            <w:rtl/>
-            <w:cs/>
-            <w:lang w:val="ar_AE" w:bidi="ar_AE"/>
-          </w:rPr>
-          <w:rPr>
-            <w:color w:val="0000EE"/>
-            <w:u w:val="single"/>
-          </w:rPr>
-          <w:t>متى 4: 16</w:t>
-        </w:r>
-      </w:hyperlink>
+      <w:r>
+        <w:rPr>
+          <w:rtl/>
+          <w:cs/>
+          <w:lang w:val="ar_AE" w:bidi="ar_AE"/>
+        </w:rPr>
+        <w:t>خروج 1: 1–5</w:t>
+      </w:r>
+    </w:p>
+    <w:p>
+      <w:pPr>
+        <w:pStyle w:val="ListBullet"/>
+        <w:bidi/>
+        <w:spacing w:line="240" w:lineRule="auto"/>
+        <w:ind w:left="720"/>
+      </w:pPr>
+      <w:r>
+        <w:rPr>
+          <w:rtl/>
+          <w:cs/>
+          <w:lang w:val="ar_AE" w:bidi="ar_AE"/>
+        </w:rPr>
+      </w:r>
+      <w:r>
+        <w:rPr>
+          <w:rtl/>
+          <w:cs/>
+          <w:lang w:val="ar_AE" w:bidi="ar_AE"/>
+        </w:rPr>
+        <w:t>تكوين 30: 20</w:t>
+      </w:r>
+    </w:p>
+    <w:p>
+      <w:pPr>
+        <w:pStyle w:val="ListBullet"/>
+        <w:bidi/>
+        <w:spacing w:line="240" w:lineRule="auto"/>
+        <w:ind w:left="720"/>
+      </w:pPr>
+      <w:r>
+        <w:rPr>
+          <w:rtl/>
+          <w:cs/>
+          <w:lang w:val="ar_AE" w:bidi="ar_AE"/>
+        </w:rPr>
+      </w:r>
+      <w:r>
+        <w:rPr>
+          <w:rtl/>
+          <w:cs/>
+          <w:lang w:val="ar_AE" w:bidi="ar_AE"/>
+        </w:rPr>
+        <w:t>إشعياء 9: 1</w:t>
+      </w:r>
+    </w:p>
+    <w:p>
+      <w:pPr>
+        <w:pStyle w:val="ListBullet"/>
+        <w:bidi/>
+        <w:spacing w:line="240" w:lineRule="auto"/>
+        <w:ind w:left="720"/>
+      </w:pPr>
+      <w:r>
+        <w:rPr>
+          <w:rtl/>
+          <w:cs/>
+          <w:lang w:val="ar_AE" w:bidi="ar_AE"/>
+        </w:rPr>
+      </w:r>
+      <w:r>
+        <w:rPr>
+          <w:rtl/>
+          <w:cs/>
+          <w:lang w:val="ar_AE" w:bidi="ar_AE"/>
+        </w:rPr>
+        <w:t>قضاة 4: 10</w:t>
+      </w:r>
+    </w:p>
+    <w:p>
+      <w:pPr>
+        <w:pStyle w:val="ListBullet"/>
+        <w:bidi/>
+        <w:spacing w:line="240" w:lineRule="auto"/>
+        <w:ind w:left="720"/>
+      </w:pPr>
+      <w:r>
+        <w:rPr>
+          <w:rtl/>
+          <w:cs/>
+          <w:lang w:val="ar_AE" w:bidi="ar_AE"/>
+        </w:rPr>
+      </w:r>
+      <w:r>
+        <w:rPr>
+          <w:rtl/>
+          <w:cs/>
+          <w:lang w:val="ar_AE" w:bidi="ar_AE"/>
+        </w:rPr>
+        <w:t>متى 4: 13</w:t>
+      </w:r>
+    </w:p>
+    <w:p>
+      <w:pPr>
+        <w:pStyle w:val="ListBullet"/>
+        <w:bidi/>
+        <w:spacing w:line="240" w:lineRule="auto"/>
+        <w:ind w:left="720"/>
+      </w:pPr>
+      <w:r>
+        <w:rPr>
+          <w:rtl/>
+          <w:cs/>
+          <w:lang w:val="ar_AE" w:bidi="ar_AE"/>
+        </w:rPr>
+      </w:r>
+      <w:r>
+        <w:rPr>
+          <w:rtl/>
+          <w:cs/>
+          <w:lang w:val="ar_AE" w:bidi="ar_AE"/>
+        </w:rPr>
+        <w:t>متى 4: 16</w:t>
+      </w:r>
     </w:p>
     <w:p>
       <w:pPr>
@@ -1640,136 +1568,106 @@
           <w:lang w:val="ar_AE" w:bidi="ar_AE"/>
         </w:rPr>
       </w:r>
-      <w:hyperlink r:id="rId25">
-        <w:r>
-          <w:rPr>
-            <w:rtl/>
-            <w:cs/>
-            <w:lang w:val="ar_AE" w:bidi="ar_AE"/>
-          </w:rPr>
-          <w:rPr>
-            <w:color w:val="0000EE"/>
-            <w:u w:val="single"/>
-          </w:rPr>
-          <w:t>1 أخبار الأيام 3: 19–21</w:t>
-        </w:r>
-      </w:hyperlink>
-    </w:p>
-    <w:p>
-      <w:pPr>
-        <w:pStyle w:val="ListBullet"/>
-        <w:bidi/>
-        <w:spacing w:line="240" w:lineRule="auto"/>
-        <w:ind w:left="720"/>
-      </w:pPr>
-      <w:r>
-        <w:rPr>
-          <w:rtl/>
-          <w:cs/>
-          <w:lang w:val="ar_AE" w:bidi="ar_AE"/>
-        </w:rPr>
-      </w:r>
-      <w:hyperlink r:id="rId26">
-        <w:r>
-          <w:rPr>
-            <w:rtl/>
-            <w:cs/>
-            <w:lang w:val="ar_AE" w:bidi="ar_AE"/>
-          </w:rPr>
-          <w:rPr>
-            <w:color w:val="0000EE"/>
-            <w:u w:val="single"/>
-          </w:rPr>
-          <w:t>عزرا 2: 1–2</w:t>
-        </w:r>
-      </w:hyperlink>
-    </w:p>
-    <w:p>
-      <w:pPr>
-        <w:pStyle w:val="ListBullet"/>
-        <w:bidi/>
-        <w:spacing w:line="240" w:lineRule="auto"/>
-        <w:ind w:left="720"/>
-      </w:pPr>
-      <w:r>
-        <w:rPr>
-          <w:rtl/>
-          <w:cs/>
-          <w:lang w:val="ar_AE" w:bidi="ar_AE"/>
-        </w:rPr>
-      </w:r>
-      <w:hyperlink r:id="rId27">
-        <w:r>
-          <w:rPr>
-            <w:rtl/>
-            <w:cs/>
-            <w:lang w:val="ar_AE" w:bidi="ar_AE"/>
-          </w:rPr>
-          <w:rPr>
-            <w:color w:val="0000EE"/>
-            <w:u w:val="single"/>
-          </w:rPr>
-          <w:t>عزرا 3: 8–9</w:t>
-        </w:r>
-      </w:hyperlink>
-    </w:p>
-    <w:p>
-      <w:pPr>
-        <w:pStyle w:val="ListBullet"/>
-        <w:bidi/>
-        <w:spacing w:line="240" w:lineRule="auto"/>
-        <w:ind w:left="720"/>
-      </w:pPr>
-      <w:r>
-        <w:rPr>
-          <w:rtl/>
-          <w:cs/>
-          <w:lang w:val="ar_AE" w:bidi="ar_AE"/>
-        </w:rPr>
-      </w:r>
-      <w:hyperlink r:id="rId28">
-        <w:r>
-          <w:rPr>
-            <w:rtl/>
-            <w:cs/>
-            <w:lang w:val="ar_AE" w:bidi="ar_AE"/>
-          </w:rPr>
-          <w:rPr>
-            <w:color w:val="0000EE"/>
-            <w:u w:val="single"/>
-          </w:rPr>
-          <w:t>لوقا 3: 27–29</w:t>
-        </w:r>
-      </w:hyperlink>
-    </w:p>
-    <w:p>
-      <w:pPr>
-        <w:pStyle w:val="ListBullet"/>
-        <w:bidi/>
-        <w:spacing w:line="240" w:lineRule="auto"/>
-        <w:ind w:left="720"/>
-      </w:pPr>
-      <w:r>
-        <w:rPr>
-          <w:rtl/>
-          <w:cs/>
-          <w:lang w:val="ar_AE" w:bidi="ar_AE"/>
-        </w:rPr>
-      </w:r>
-      <w:hyperlink r:id="rId29">
-        <w:r>
-          <w:rPr>
-            <w:rtl/>
-            <w:cs/>
-            <w:lang w:val="ar_AE" w:bidi="ar_AE"/>
-          </w:rPr>
-          <w:rPr>
-            <w:color w:val="0000EE"/>
-            <w:u w:val="single"/>
-          </w:rPr>
-          <w:t>متى 1: 12</w:t>
-        </w:r>
-      </w:hyperlink>
+      <w:r>
+        <w:rPr>
+          <w:rtl/>
+          <w:cs/>
+          <w:lang w:val="ar_AE" w:bidi="ar_AE"/>
+        </w:rPr>
+        <w:t>1 أخبار الأيام 3: 19–21</w:t>
+      </w:r>
+    </w:p>
+    <w:p>
+      <w:pPr>
+        <w:pStyle w:val="ListBullet"/>
+        <w:bidi/>
+        <w:spacing w:line="240" w:lineRule="auto"/>
+        <w:ind w:left="720"/>
+      </w:pPr>
+      <w:r>
+        <w:rPr>
+          <w:rtl/>
+          <w:cs/>
+          <w:lang w:val="ar_AE" w:bidi="ar_AE"/>
+        </w:rPr>
+      </w:r>
+      <w:r>
+        <w:rPr>
+          <w:rtl/>
+          <w:cs/>
+          <w:lang w:val="ar_AE" w:bidi="ar_AE"/>
+        </w:rPr>
+        <w:t>عزرا 2: 1–2</w:t>
+      </w:r>
+    </w:p>
+    <w:p>
+      <w:pPr>
+        <w:pStyle w:val="ListBullet"/>
+        <w:bidi/>
+        <w:spacing w:line="240" w:lineRule="auto"/>
+        <w:ind w:left="720"/>
+      </w:pPr>
+      <w:r>
+        <w:rPr>
+          <w:rtl/>
+          <w:cs/>
+          <w:lang w:val="ar_AE" w:bidi="ar_AE"/>
+        </w:rPr>
+      </w:r>
+      <w:r>
+        <w:rPr>
+          <w:rtl/>
+          <w:cs/>
+          <w:lang w:val="ar_AE" w:bidi="ar_AE"/>
+        </w:rPr>
+        <w:t>عزرا 3: 8–9</w:t>
+      </w:r>
+    </w:p>
+    <w:p>
+      <w:pPr>
+        <w:pStyle w:val="ListBullet"/>
+        <w:bidi/>
+        <w:spacing w:line="240" w:lineRule="auto"/>
+        <w:ind w:left="720"/>
+      </w:pPr>
+      <w:r>
+        <w:rPr>
+          <w:rtl/>
+          <w:cs/>
+          <w:lang w:val="ar_AE" w:bidi="ar_AE"/>
+        </w:rPr>
+      </w:r>
+      <w:r>
+        <w:rPr>
+          <w:rtl/>
+          <w:cs/>
+          <w:lang w:val="ar_AE" w:bidi="ar_AE"/>
+        </w:rPr>
+        <w:t>لوقا 3: 27–29</w:t>
+      </w:r>
+    </w:p>
+    <w:p>
+      <w:pPr>
+        <w:pStyle w:val="ListBullet"/>
+        <w:bidi/>
+        <w:spacing w:line="240" w:lineRule="auto"/>
+        <w:ind w:left="720"/>
+      </w:pPr>
+      <w:r>
+        <w:rPr>
+          <w:rtl/>
+          <w:cs/>
+          <w:lang w:val="ar_AE" w:bidi="ar_AE"/>
+        </w:rPr>
+      </w:r>
+      <w:r>
+        <w:rPr>
+          <w:rtl/>
+          <w:cs/>
+          <w:lang w:val="ar_AE" w:bidi="ar_AE"/>
+        </w:rPr>
+        <w:t>متى 1: 12</w:t>
+      </w:r>
     </w:p>
     <w:p>
       <w:pPr>
@@ -2088,49 +1986,37 @@
           <w:lang w:val="ar_AE" w:bidi="ar_AE"/>
         </w:rPr>
       </w:r>
-      <w:hyperlink r:id="rId30">
-        <w:r>
-          <w:rPr>
-            <w:rtl/>
-            <w:cs/>
-            <w:lang w:val="ar_AE" w:bidi="ar_AE"/>
-          </w:rPr>
-          <w:rPr>
-            <w:color w:val="0000EE"/>
-            <w:u w:val="single"/>
-          </w:rPr>
-          <w:t>لوقا 19: 2</w:t>
-        </w:r>
-      </w:hyperlink>
-    </w:p>
-    <w:p>
-      <w:pPr>
-        <w:pStyle w:val="ListBullet"/>
-        <w:bidi/>
-        <w:spacing w:line="240" w:lineRule="auto"/>
-        <w:ind w:left="720"/>
-      </w:pPr>
-      <w:r>
-        <w:rPr>
-          <w:rtl/>
-          <w:cs/>
-          <w:lang w:val="ar_AE" w:bidi="ar_AE"/>
-        </w:rPr>
-      </w:r>
-      <w:hyperlink r:id="rId31">
-        <w:r>
-          <w:rPr>
-            <w:rtl/>
-            <w:cs/>
-            <w:lang w:val="ar_AE" w:bidi="ar_AE"/>
-          </w:rPr>
-          <w:rPr>
-            <w:color w:val="0000EE"/>
-            <w:u w:val="single"/>
-          </w:rPr>
-          <w:t>لوقا 19: 6</w:t>
-        </w:r>
-      </w:hyperlink>
+      <w:r>
+        <w:rPr>
+          <w:rtl/>
+          <w:cs/>
+          <w:lang w:val="ar_AE" w:bidi="ar_AE"/>
+        </w:rPr>
+        <w:t>لوقا 19: 2</w:t>
+      </w:r>
+    </w:p>
+    <w:p>
+      <w:pPr>
+        <w:pStyle w:val="ListBullet"/>
+        <w:bidi/>
+        <w:spacing w:line="240" w:lineRule="auto"/>
+        <w:ind w:left="720"/>
+      </w:pPr>
+      <w:r>
+        <w:rPr>
+          <w:rtl/>
+          <w:cs/>
+          <w:lang w:val="ar_AE" w:bidi="ar_AE"/>
+        </w:rPr>
+      </w:r>
+      <w:r>
+        <w:rPr>
+          <w:rtl/>
+          <w:cs/>
+          <w:lang w:val="ar_AE" w:bidi="ar_AE"/>
+        </w:rPr>
+        <w:t>لوقا 19: 6</w:t>
+      </w:r>
     </w:p>
     <w:p>
       <w:pPr>
@@ -2435,107 +2321,83 @@
           <w:lang w:val="ar_AE" w:bidi="ar_AE"/>
         </w:rPr>
       </w:r>
-      <w:hyperlink r:id="rId32">
-        <w:r>
-          <w:rPr>
-            <w:rtl/>
-            <w:cs/>
-            <w:lang w:val="ar_AE" w:bidi="ar_AE"/>
-          </w:rPr>
-          <w:rPr>
-            <w:color w:val="0000EE"/>
-            <w:u w:val="single"/>
-          </w:rPr>
-          <w:t>لوقا 1:5–7</w:t>
-        </w:r>
-      </w:hyperlink>
-    </w:p>
-    <w:p>
-      <w:pPr>
-        <w:pStyle w:val="ListBullet"/>
-        <w:bidi/>
-        <w:spacing w:line="240" w:lineRule="auto"/>
-        <w:ind w:left="720"/>
-      </w:pPr>
-      <w:r>
-        <w:rPr>
-          <w:rtl/>
-          <w:cs/>
-          <w:lang w:val="ar_AE" w:bidi="ar_AE"/>
-        </w:rPr>
-      </w:r>
-      <w:hyperlink r:id="rId33">
-        <w:r>
-          <w:rPr>
-            <w:rtl/>
-            <w:cs/>
-            <w:lang w:val="ar_AE" w:bidi="ar_AE"/>
-          </w:rPr>
-          <w:rPr>
-            <w:color w:val="0000EE"/>
-            <w:u w:val="single"/>
-          </w:rPr>
-          <w:t>لوقا 1:21–23</w:t>
-        </w:r>
-      </w:hyperlink>
-    </w:p>
-    <w:p>
-      <w:pPr>
-        <w:pStyle w:val="ListBullet"/>
-        <w:bidi/>
-        <w:spacing w:line="240" w:lineRule="auto"/>
-        <w:ind w:left="720"/>
-      </w:pPr>
-      <w:r>
-        <w:rPr>
-          <w:rtl/>
-          <w:cs/>
-          <w:lang w:val="ar_AE" w:bidi="ar_AE"/>
-        </w:rPr>
-      </w:r>
-      <w:hyperlink r:id="rId34">
-        <w:r>
-          <w:rPr>
-            <w:rtl/>
-            <w:cs/>
-            <w:lang w:val="ar_AE" w:bidi="ar_AE"/>
-          </w:rPr>
-          <w:rPr>
-            <w:color w:val="0000EE"/>
-            <w:u w:val="single"/>
-          </w:rPr>
-          <w:t>لوقا 1:39–41</w:t>
-        </w:r>
-      </w:hyperlink>
-    </w:p>
-    <w:p>
-      <w:pPr>
-        <w:pStyle w:val="ListBullet"/>
-        <w:bidi/>
-        <w:spacing w:line="240" w:lineRule="auto"/>
-        <w:ind w:left="720"/>
-      </w:pPr>
-      <w:r>
-        <w:rPr>
-          <w:rtl/>
-          <w:cs/>
-          <w:lang w:val="ar_AE" w:bidi="ar_AE"/>
-        </w:rPr>
-      </w:r>
-      <w:hyperlink r:id="rId35">
-        <w:r>
-          <w:rPr>
-            <w:rtl/>
-            <w:cs/>
-            <w:lang w:val="ar_AE" w:bidi="ar_AE"/>
-          </w:rPr>
-          <w:rPr>
-            <w:color w:val="0000EE"/>
-            <w:u w:val="single"/>
-          </w:rPr>
-          <w:t>لوقا 3:1–2</w:t>
-        </w:r>
-      </w:hyperlink>
+      <w:r>
+        <w:rPr>
+          <w:rtl/>
+          <w:cs/>
+          <w:lang w:val="ar_AE" w:bidi="ar_AE"/>
+        </w:rPr>
+        <w:t>لوقا 1:5–7</w:t>
+      </w:r>
+    </w:p>
+    <w:p>
+      <w:pPr>
+        <w:pStyle w:val="ListBullet"/>
+        <w:bidi/>
+        <w:spacing w:line="240" w:lineRule="auto"/>
+        <w:ind w:left="720"/>
+      </w:pPr>
+      <w:r>
+        <w:rPr>
+          <w:rtl/>
+          <w:cs/>
+          <w:lang w:val="ar_AE" w:bidi="ar_AE"/>
+        </w:rPr>
+      </w:r>
+      <w:r>
+        <w:rPr>
+          <w:rtl/>
+          <w:cs/>
+          <w:lang w:val="ar_AE" w:bidi="ar_AE"/>
+        </w:rPr>
+        <w:t>لوقا 1:21–23</w:t>
+      </w:r>
+    </w:p>
+    <w:p>
+      <w:pPr>
+        <w:pStyle w:val="ListBullet"/>
+        <w:bidi/>
+        <w:spacing w:line="240" w:lineRule="auto"/>
+        <w:ind w:left="720"/>
+      </w:pPr>
+      <w:r>
+        <w:rPr>
+          <w:rtl/>
+          <w:cs/>
+          <w:lang w:val="ar_AE" w:bidi="ar_AE"/>
+        </w:rPr>
+      </w:r>
+      <w:r>
+        <w:rPr>
+          <w:rtl/>
+          <w:cs/>
+          <w:lang w:val="ar_AE" w:bidi="ar_AE"/>
+        </w:rPr>
+        <w:t>لوقا 1:39–41</w:t>
+      </w:r>
+    </w:p>
+    <w:p>
+      <w:pPr>
+        <w:pStyle w:val="ListBullet"/>
+        <w:bidi/>
+        <w:spacing w:line="240" w:lineRule="auto"/>
+        <w:ind w:left="720"/>
+      </w:pPr>
+      <w:r>
+        <w:rPr>
+          <w:rtl/>
+          <w:cs/>
+          <w:lang w:val="ar_AE" w:bidi="ar_AE"/>
+        </w:rPr>
+      </w:r>
+      <w:r>
+        <w:rPr>
+          <w:rtl/>
+          <w:cs/>
+          <w:lang w:val="ar_AE" w:bidi="ar_AE"/>
+        </w:rPr>
+        <w:t>لوقا 3:1–2</w:t>
+      </w:r>
     </w:p>
     <w:p>
       <w:pPr>
@@ -3177,78 +3039,60 @@
           <w:lang w:val="ar_AE" w:bidi="ar_AE"/>
         </w:rPr>
       </w:r>
-      <w:hyperlink r:id="rId36">
-        <w:r>
-          <w:rPr>
-            <w:rtl/>
-            <w:cs/>
-            <w:lang w:val="ar_AE" w:bidi="ar_AE"/>
-          </w:rPr>
-          <w:rPr>
-            <w:color w:val="0000EE"/>
-            <w:u w:val="single"/>
-          </w:rPr>
-          <w:t>عزرا 5:1–2</w:t>
-        </w:r>
-      </w:hyperlink>
-    </w:p>
-    <w:p>
-      <w:pPr>
-        <w:pStyle w:val="ListBullet"/>
-        <w:bidi/>
-        <w:spacing w:line="240" w:lineRule="auto"/>
-        <w:ind w:left="720"/>
-      </w:pPr>
-      <w:r>
-        <w:rPr>
-          <w:rtl/>
-          <w:cs/>
-          <w:lang w:val="ar_AE" w:bidi="ar_AE"/>
-        </w:rPr>
-      </w:r>
-      <w:hyperlink r:id="rId37">
-        <w:r>
-          <w:rPr>
-            <w:rtl/>
-            <w:cs/>
-            <w:lang w:val="ar_AE" w:bidi="ar_AE"/>
-          </w:rPr>
-          <w:rPr>
-            <w:color w:val="0000EE"/>
-            <w:u w:val="single"/>
-          </w:rPr>
-          <w:t>متى 23:34–36</w:t>
-        </w:r>
-      </w:hyperlink>
-    </w:p>
-    <w:p>
-      <w:pPr>
-        <w:pStyle w:val="ListBullet"/>
-        <w:bidi/>
-        <w:spacing w:line="240" w:lineRule="auto"/>
-        <w:ind w:left="720"/>
-      </w:pPr>
-      <w:r>
-        <w:rPr>
-          <w:rtl/>
-          <w:cs/>
-          <w:lang w:val="ar_AE" w:bidi="ar_AE"/>
-        </w:rPr>
-      </w:r>
-      <w:hyperlink r:id="rId38">
-        <w:r>
-          <w:rPr>
-            <w:rtl/>
-            <w:cs/>
-            <w:lang w:val="ar_AE" w:bidi="ar_AE"/>
-          </w:rPr>
-          <w:rPr>
-            <w:color w:val="0000EE"/>
-            <w:u w:val="single"/>
-          </w:rPr>
-          <w:t>زكريا 1:1–3</w:t>
-        </w:r>
-      </w:hyperlink>
+      <w:r>
+        <w:rPr>
+          <w:rtl/>
+          <w:cs/>
+          <w:lang w:val="ar_AE" w:bidi="ar_AE"/>
+        </w:rPr>
+        <w:t>عزرا 5:1–2</w:t>
+      </w:r>
+    </w:p>
+    <w:p>
+      <w:pPr>
+        <w:pStyle w:val="ListBullet"/>
+        <w:bidi/>
+        <w:spacing w:line="240" w:lineRule="auto"/>
+        <w:ind w:left="720"/>
+      </w:pPr>
+      <w:r>
+        <w:rPr>
+          <w:rtl/>
+          <w:cs/>
+          <w:lang w:val="ar_AE" w:bidi="ar_AE"/>
+        </w:rPr>
+      </w:r>
+      <w:r>
+        <w:rPr>
+          <w:rtl/>
+          <w:cs/>
+          <w:lang w:val="ar_AE" w:bidi="ar_AE"/>
+        </w:rPr>
+        <w:t>متى 23:34–36</w:t>
+      </w:r>
+    </w:p>
+    <w:p>
+      <w:pPr>
+        <w:pStyle w:val="ListBullet"/>
+        <w:bidi/>
+        <w:spacing w:line="240" w:lineRule="auto"/>
+        <w:ind w:left="720"/>
+      </w:pPr>
+      <w:r>
+        <w:rPr>
+          <w:rtl/>
+          <w:cs/>
+          <w:lang w:val="ar_AE" w:bidi="ar_AE"/>
+        </w:rPr>
+      </w:r>
+      <w:r>
+        <w:rPr>
+          <w:rtl/>
+          <w:cs/>
+          <w:lang w:val="ar_AE" w:bidi="ar_AE"/>
+        </w:rPr>
+        <w:t>زكريا 1:1–3</w:t>
+      </w:r>
     </w:p>
     <w:p>
       <w:pPr>
@@ -3546,49 +3390,37 @@
           <w:lang w:val="ar_AE" w:bidi="ar_AE"/>
         </w:rPr>
       </w:r>
-      <w:hyperlink r:id="rId39">
-        <w:r>
-          <w:rPr>
-            <w:rtl/>
-            <w:cs/>
-            <w:lang w:val="ar_AE" w:bidi="ar_AE"/>
-          </w:rPr>
-          <w:rPr>
-            <w:color w:val="0000EE"/>
-            <w:u w:val="single"/>
-          </w:rPr>
-          <w:t>تكوين 29: 23</w:t>
-        </w:r>
-      </w:hyperlink>
-    </w:p>
-    <w:p>
-      <w:pPr>
-        <w:pStyle w:val="ListBullet"/>
-        <w:bidi/>
-        <w:spacing w:line="240" w:lineRule="auto"/>
-        <w:ind w:left="720"/>
-      </w:pPr>
-      <w:r>
-        <w:rPr>
-          <w:rtl/>
-          <w:cs/>
-          <w:lang w:val="ar_AE" w:bidi="ar_AE"/>
-        </w:rPr>
-      </w:r>
-      <w:hyperlink r:id="rId40">
-        <w:r>
-          <w:rPr>
-            <w:rtl/>
-            <w:cs/>
-            <w:lang w:val="ar_AE" w:bidi="ar_AE"/>
-          </w:rPr>
-          <w:rPr>
-            <w:color w:val="0000EE"/>
-            <w:u w:val="single"/>
-          </w:rPr>
-          <w:t>تكوين 30: 9</w:t>
-        </w:r>
-      </w:hyperlink>
+      <w:r>
+        <w:rPr>
+          <w:rtl/>
+          <w:cs/>
+          <w:lang w:val="ar_AE" w:bidi="ar_AE"/>
+        </w:rPr>
+        <w:t>تكوين 29: 23</w:t>
+      </w:r>
+    </w:p>
+    <w:p>
+      <w:pPr>
+        <w:pStyle w:val="ListBullet"/>
+        <w:bidi/>
+        <w:spacing w:line="240" w:lineRule="auto"/>
+        <w:ind w:left="720"/>
+      </w:pPr>
+      <w:r>
+        <w:rPr>
+          <w:rtl/>
+          <w:cs/>
+          <w:lang w:val="ar_AE" w:bidi="ar_AE"/>
+        </w:rPr>
+      </w:r>
+      <w:r>
+        <w:rPr>
+          <w:rtl/>
+          <w:cs/>
+          <w:lang w:val="ar_AE" w:bidi="ar_AE"/>
+        </w:rPr>
+        <w:t>تكوين 30: 9</w:t>
+      </w:r>
     </w:p>
     <w:p>
       <w:pPr>
@@ -3972,165 +3804,129 @@
           <w:lang w:val="ar_AE" w:bidi="ar_AE"/>
         </w:rPr>
       </w:r>
-      <w:hyperlink r:id="rId41">
-        <w:r>
-          <w:rPr>
-            <w:rtl/>
-            <w:cs/>
-            <w:lang w:val="ar_AE" w:bidi="ar_AE"/>
-          </w:rPr>
-          <w:rPr>
-            <w:color w:val="0000EE"/>
-            <w:u w:val="single"/>
-          </w:rPr>
-          <w:t>خروج 20: 14</w:t>
-        </w:r>
-      </w:hyperlink>
-    </w:p>
-    <w:p>
-      <w:pPr>
-        <w:pStyle w:val="ListBullet"/>
-        <w:bidi/>
-        <w:spacing w:line="240" w:lineRule="auto"/>
-        <w:ind w:left="720"/>
-      </w:pPr>
-      <w:r>
-        <w:rPr>
-          <w:rtl/>
-          <w:cs/>
-          <w:lang w:val="ar_AE" w:bidi="ar_AE"/>
-        </w:rPr>
-      </w:r>
-      <w:hyperlink r:id="rId42">
-        <w:r>
-          <w:rPr>
-            <w:rtl/>
-            <w:cs/>
-            <w:lang w:val="ar_AE" w:bidi="ar_AE"/>
-          </w:rPr>
-          <w:rPr>
-            <w:color w:val="0000EE"/>
-            <w:u w:val="single"/>
-          </w:rPr>
-          <w:t>هوشع 4: 1–2</w:t>
-        </w:r>
-      </w:hyperlink>
-    </w:p>
-    <w:p>
-      <w:pPr>
-        <w:pStyle w:val="ListBullet"/>
-        <w:bidi/>
-        <w:spacing w:line="240" w:lineRule="auto"/>
-        <w:ind w:left="720"/>
-      </w:pPr>
-      <w:r>
-        <w:rPr>
-          <w:rtl/>
-          <w:cs/>
-          <w:lang w:val="ar_AE" w:bidi="ar_AE"/>
-        </w:rPr>
-      </w:r>
-      <w:hyperlink r:id="rId43">
-        <w:r>
-          <w:rPr>
-            <w:rtl/>
-            <w:cs/>
-            <w:lang w:val="ar_AE" w:bidi="ar_AE"/>
-          </w:rPr>
-          <w:rPr>
-            <w:color w:val="0000EE"/>
-            <w:u w:val="single"/>
-          </w:rPr>
-          <w:t>لوقا 16: 18</w:t>
-        </w:r>
-      </w:hyperlink>
-    </w:p>
-    <w:p>
-      <w:pPr>
-        <w:pStyle w:val="ListBullet"/>
-        <w:bidi/>
-        <w:spacing w:line="240" w:lineRule="auto"/>
-        <w:ind w:left="720"/>
-      </w:pPr>
-      <w:r>
-        <w:rPr>
-          <w:rtl/>
-          <w:cs/>
-          <w:lang w:val="ar_AE" w:bidi="ar_AE"/>
-        </w:rPr>
-      </w:r>
-      <w:hyperlink r:id="rId44">
-        <w:r>
-          <w:rPr>
-            <w:rtl/>
-            <w:cs/>
-            <w:lang w:val="ar_AE" w:bidi="ar_AE"/>
-          </w:rPr>
-          <w:rPr>
-            <w:color w:val="0000EE"/>
-            <w:u w:val="single"/>
-          </w:rPr>
-          <w:t>متى 5: 28</w:t>
-        </w:r>
-      </w:hyperlink>
-    </w:p>
-    <w:p>
-      <w:pPr>
-        <w:pStyle w:val="ListBullet"/>
-        <w:bidi/>
-        <w:spacing w:line="240" w:lineRule="auto"/>
-        <w:ind w:left="720"/>
-      </w:pPr>
-      <w:r>
-        <w:rPr>
-          <w:rtl/>
-          <w:cs/>
-          <w:lang w:val="ar_AE" w:bidi="ar_AE"/>
-        </w:rPr>
-      </w:r>
-      <w:hyperlink r:id="rId45">
-        <w:r>
-          <w:rPr>
-            <w:rtl/>
-            <w:cs/>
-            <w:lang w:val="ar_AE" w:bidi="ar_AE"/>
-          </w:rPr>
-          <w:rPr>
-            <w:color w:val="0000EE"/>
-            <w:u w:val="single"/>
-          </w:rPr>
-          <w:t>متى 12: 39</w:t>
-        </w:r>
-      </w:hyperlink>
-    </w:p>
-    <w:p>
-      <w:pPr>
-        <w:pStyle w:val="ListBullet"/>
-        <w:bidi/>
-        <w:spacing w:line="240" w:lineRule="auto"/>
-        <w:ind w:left="720"/>
-      </w:pPr>
-      <w:r>
-        <w:rPr>
-          <w:rtl/>
-          <w:cs/>
-          <w:lang w:val="ar_AE" w:bidi="ar_AE"/>
-        </w:rPr>
-      </w:r>
-      <w:hyperlink r:id="rId46">
-        <w:r>
-          <w:rPr>
-            <w:rtl/>
-            <w:cs/>
-            <w:lang w:val="ar_AE" w:bidi="ar_AE"/>
-          </w:rPr>
-          <w:rPr>
-            <w:color w:val="0000EE"/>
-            <w:u w:val="single"/>
-          </w:rPr>
-          <w:t>رؤيا 2: 22</w:t>
-        </w:r>
-      </w:hyperlink>
+      <w:r>
+        <w:rPr>
+          <w:rtl/>
+          <w:cs/>
+          <w:lang w:val="ar_AE" w:bidi="ar_AE"/>
+        </w:rPr>
+        <w:t>خروج 20: 14</w:t>
+      </w:r>
+    </w:p>
+    <w:p>
+      <w:pPr>
+        <w:pStyle w:val="ListBullet"/>
+        <w:bidi/>
+        <w:spacing w:line="240" w:lineRule="auto"/>
+        <w:ind w:left="720"/>
+      </w:pPr>
+      <w:r>
+        <w:rPr>
+          <w:rtl/>
+          <w:cs/>
+          <w:lang w:val="ar_AE" w:bidi="ar_AE"/>
+        </w:rPr>
+      </w:r>
+      <w:r>
+        <w:rPr>
+          <w:rtl/>
+          <w:cs/>
+          <w:lang w:val="ar_AE" w:bidi="ar_AE"/>
+        </w:rPr>
+        <w:t>هوشع 4: 1–2</w:t>
+      </w:r>
+    </w:p>
+    <w:p>
+      <w:pPr>
+        <w:pStyle w:val="ListBullet"/>
+        <w:bidi/>
+        <w:spacing w:line="240" w:lineRule="auto"/>
+        <w:ind w:left="720"/>
+      </w:pPr>
+      <w:r>
+        <w:rPr>
+          <w:rtl/>
+          <w:cs/>
+          <w:lang w:val="ar_AE" w:bidi="ar_AE"/>
+        </w:rPr>
+      </w:r>
+      <w:r>
+        <w:rPr>
+          <w:rtl/>
+          <w:cs/>
+          <w:lang w:val="ar_AE" w:bidi="ar_AE"/>
+        </w:rPr>
+        <w:t>لوقا 16: 18</w:t>
+      </w:r>
+    </w:p>
+    <w:p>
+      <w:pPr>
+        <w:pStyle w:val="ListBullet"/>
+        <w:bidi/>
+        <w:spacing w:line="240" w:lineRule="auto"/>
+        <w:ind w:left="720"/>
+      </w:pPr>
+      <w:r>
+        <w:rPr>
+          <w:rtl/>
+          <w:cs/>
+          <w:lang w:val="ar_AE" w:bidi="ar_AE"/>
+        </w:rPr>
+      </w:r>
+      <w:r>
+        <w:rPr>
+          <w:rtl/>
+          <w:cs/>
+          <w:lang w:val="ar_AE" w:bidi="ar_AE"/>
+        </w:rPr>
+        <w:t>متى 5: 28</w:t>
+      </w:r>
+    </w:p>
+    <w:p>
+      <w:pPr>
+        <w:pStyle w:val="ListBullet"/>
+        <w:bidi/>
+        <w:spacing w:line="240" w:lineRule="auto"/>
+        <w:ind w:left="720"/>
+      </w:pPr>
+      <w:r>
+        <w:rPr>
+          <w:rtl/>
+          <w:cs/>
+          <w:lang w:val="ar_AE" w:bidi="ar_AE"/>
+        </w:rPr>
+      </w:r>
+      <w:r>
+        <w:rPr>
+          <w:rtl/>
+          <w:cs/>
+          <w:lang w:val="ar_AE" w:bidi="ar_AE"/>
+        </w:rPr>
+        <w:t>متى 12: 39</w:t>
+      </w:r>
+    </w:p>
+    <w:p>
+      <w:pPr>
+        <w:pStyle w:val="ListBullet"/>
+        <w:bidi/>
+        <w:spacing w:line="240" w:lineRule="auto"/>
+        <w:ind w:left="720"/>
+      </w:pPr>
+      <w:r>
+        <w:rPr>
+          <w:rtl/>
+          <w:cs/>
+          <w:lang w:val="ar_AE" w:bidi="ar_AE"/>
+        </w:rPr>
+      </w:r>
+      <w:r>
+        <w:rPr>
+          <w:rtl/>
+          <w:cs/>
+          <w:lang w:val="ar_AE" w:bidi="ar_AE"/>
+        </w:rPr>
+        <w:t>رؤيا 2: 22</w:t>
+      </w:r>
     </w:p>
     <w:p>
       <w:pPr>
@@ -4704,223 +4500,175 @@
           <w:lang w:val="ar_AE" w:bidi="ar_AE"/>
         </w:rPr>
       </w:r>
-      <w:hyperlink r:id="rId47">
-        <w:r>
-          <w:rPr>
-            <w:rtl/>
-            <w:cs/>
-            <w:lang w:val="ar_AE" w:bidi="ar_AE"/>
-          </w:rPr>
-          <w:rPr>
-            <w:color w:val="0000EE"/>
-            <w:u w:val="single"/>
-          </w:rPr>
-          <w:t>أعمال 15: 20</w:t>
-        </w:r>
-      </w:hyperlink>
-    </w:p>
-    <w:p>
-      <w:pPr>
-        <w:pStyle w:val="ListBullet"/>
-        <w:bidi/>
-        <w:spacing w:line="240" w:lineRule="auto"/>
-        <w:ind w:left="720"/>
-      </w:pPr>
-      <w:r>
-        <w:rPr>
-          <w:rtl/>
-          <w:cs/>
-          <w:lang w:val="ar_AE" w:bidi="ar_AE"/>
-        </w:rPr>
-      </w:r>
-      <w:hyperlink r:id="rId48">
-        <w:r>
-          <w:rPr>
-            <w:rtl/>
-            <w:cs/>
-            <w:lang w:val="ar_AE" w:bidi="ar_AE"/>
-          </w:rPr>
-          <w:rPr>
-            <w:color w:val="0000EE"/>
-            <w:u w:val="single"/>
-          </w:rPr>
-          <w:t>أعمال 21: 25–26</w:t>
-        </w:r>
-      </w:hyperlink>
-    </w:p>
-    <w:p>
-      <w:pPr>
-        <w:pStyle w:val="ListBullet"/>
-        <w:bidi/>
-        <w:spacing w:line="240" w:lineRule="auto"/>
-        <w:ind w:left="720"/>
-      </w:pPr>
-      <w:r>
-        <w:rPr>
-          <w:rtl/>
-          <w:cs/>
-          <w:lang w:val="ar_AE" w:bidi="ar_AE"/>
-        </w:rPr>
-      </w:r>
-      <w:hyperlink r:id="rId49">
-        <w:r>
-          <w:rPr>
-            <w:rtl/>
-            <w:cs/>
-            <w:lang w:val="ar_AE" w:bidi="ar_AE"/>
-          </w:rPr>
-          <w:rPr>
-            <w:color w:val="0000EE"/>
-            <w:u w:val="single"/>
-          </w:rPr>
-          <w:t>كولوسي 3: 5–8</w:t>
-        </w:r>
-      </w:hyperlink>
-    </w:p>
-    <w:p>
-      <w:pPr>
-        <w:pStyle w:val="ListBullet"/>
-        <w:bidi/>
-        <w:spacing w:line="240" w:lineRule="auto"/>
-        <w:ind w:left="720"/>
-      </w:pPr>
-      <w:r>
-        <w:rPr>
-          <w:rtl/>
-          <w:cs/>
-          <w:lang w:val="ar_AE" w:bidi="ar_AE"/>
-        </w:rPr>
-      </w:r>
-      <w:hyperlink r:id="rId50">
-        <w:r>
-          <w:rPr>
-            <w:rtl/>
-            <w:cs/>
-            <w:lang w:val="ar_AE" w:bidi="ar_AE"/>
-          </w:rPr>
-          <w:rPr>
-            <w:color w:val="0000EE"/>
-            <w:u w:val="single"/>
-          </w:rPr>
-          <w:t>أفسس 5: 3</w:t>
-        </w:r>
-      </w:hyperlink>
-    </w:p>
-    <w:p>
-      <w:pPr>
-        <w:pStyle w:val="ListBullet"/>
-        <w:bidi/>
-        <w:spacing w:line="240" w:lineRule="auto"/>
-        <w:ind w:left="720"/>
-      </w:pPr>
-      <w:r>
-        <w:rPr>
-          <w:rtl/>
-          <w:cs/>
-          <w:lang w:val="ar_AE" w:bidi="ar_AE"/>
-        </w:rPr>
-      </w:r>
-      <w:hyperlink r:id="rId51">
-        <w:r>
-          <w:rPr>
-            <w:rtl/>
-            <w:cs/>
-            <w:lang w:val="ar_AE" w:bidi="ar_AE"/>
-          </w:rPr>
-          <w:rPr>
-            <w:color w:val="0000EE"/>
-            <w:u w:val="single"/>
-          </w:rPr>
-          <w:t>تكوين 38: 24–26</w:t>
-        </w:r>
-      </w:hyperlink>
-    </w:p>
-    <w:p>
-      <w:pPr>
-        <w:pStyle w:val="ListBullet"/>
-        <w:bidi/>
-        <w:spacing w:line="240" w:lineRule="auto"/>
-        <w:ind w:left="720"/>
-      </w:pPr>
-      <w:r>
-        <w:rPr>
-          <w:rtl/>
-          <w:cs/>
-          <w:lang w:val="ar_AE" w:bidi="ar_AE"/>
-        </w:rPr>
-      </w:r>
-      <w:hyperlink r:id="rId52">
-        <w:r>
-          <w:rPr>
-            <w:rtl/>
-            <w:cs/>
-            <w:lang w:val="ar_AE" w:bidi="ar_AE"/>
-          </w:rPr>
-          <w:rPr>
-            <w:color w:val="0000EE"/>
-            <w:u w:val="single"/>
-          </w:rPr>
-          <w:t>هوشع 4: 13–14</w:t>
-        </w:r>
-      </w:hyperlink>
-    </w:p>
-    <w:p>
-      <w:pPr>
-        <w:pStyle w:val="ListBullet"/>
-        <w:bidi/>
-        <w:spacing w:line="240" w:lineRule="auto"/>
-        <w:ind w:left="720"/>
-      </w:pPr>
-      <w:r>
-        <w:rPr>
-          <w:rtl/>
-          <w:cs/>
-          <w:lang w:val="ar_AE" w:bidi="ar_AE"/>
-        </w:rPr>
-      </w:r>
-      <w:hyperlink r:id="rId53">
-        <w:r>
-          <w:rPr>
-            <w:rtl/>
-            <w:cs/>
-            <w:lang w:val="ar_AE" w:bidi="ar_AE"/>
-          </w:rPr>
-          <w:rPr>
-            <w:color w:val="0000EE"/>
-            <w:u w:val="single"/>
-          </w:rPr>
-          <w:t>متى 5: 31–32</w:t>
-        </w:r>
-      </w:hyperlink>
-    </w:p>
-    <w:p>
-      <w:pPr>
-        <w:pStyle w:val="ListBullet"/>
-        <w:bidi/>
-        <w:spacing w:line="240" w:lineRule="auto"/>
-        <w:ind w:left="720"/>
-      </w:pPr>
-      <w:r>
-        <w:rPr>
-          <w:rtl/>
-          <w:cs/>
-          <w:lang w:val="ar_AE" w:bidi="ar_AE"/>
-        </w:rPr>
-      </w:r>
-      <w:hyperlink r:id="rId54">
-        <w:r>
-          <w:rPr>
-            <w:rtl/>
-            <w:cs/>
-            <w:lang w:val="ar_AE" w:bidi="ar_AE"/>
-          </w:rPr>
-          <w:rPr>
-            <w:color w:val="0000EE"/>
-            <w:u w:val="single"/>
-          </w:rPr>
-          <w:t>متى 19: 7–9</w:t>
-        </w:r>
-      </w:hyperlink>
+      <w:r>
+        <w:rPr>
+          <w:rtl/>
+          <w:cs/>
+          <w:lang w:val="ar_AE" w:bidi="ar_AE"/>
+        </w:rPr>
+        <w:t>أعمال 15: 20</w:t>
+      </w:r>
+    </w:p>
+    <w:p>
+      <w:pPr>
+        <w:pStyle w:val="ListBullet"/>
+        <w:bidi/>
+        <w:spacing w:line="240" w:lineRule="auto"/>
+        <w:ind w:left="720"/>
+      </w:pPr>
+      <w:r>
+        <w:rPr>
+          <w:rtl/>
+          <w:cs/>
+          <w:lang w:val="ar_AE" w:bidi="ar_AE"/>
+        </w:rPr>
+      </w:r>
+      <w:r>
+        <w:rPr>
+          <w:rtl/>
+          <w:cs/>
+          <w:lang w:val="ar_AE" w:bidi="ar_AE"/>
+        </w:rPr>
+        <w:t>أعمال 21: 25–26</w:t>
+      </w:r>
+    </w:p>
+    <w:p>
+      <w:pPr>
+        <w:pStyle w:val="ListBullet"/>
+        <w:bidi/>
+        <w:spacing w:line="240" w:lineRule="auto"/>
+        <w:ind w:left="720"/>
+      </w:pPr>
+      <w:r>
+        <w:rPr>
+          <w:rtl/>
+          <w:cs/>
+          <w:lang w:val="ar_AE" w:bidi="ar_AE"/>
+        </w:rPr>
+      </w:r>
+      <w:r>
+        <w:rPr>
+          <w:rtl/>
+          <w:cs/>
+          <w:lang w:val="ar_AE" w:bidi="ar_AE"/>
+        </w:rPr>
+        <w:t>كولوسي 3: 5–8</w:t>
+      </w:r>
+    </w:p>
+    <w:p>
+      <w:pPr>
+        <w:pStyle w:val="ListBullet"/>
+        <w:bidi/>
+        <w:spacing w:line="240" w:lineRule="auto"/>
+        <w:ind w:left="720"/>
+      </w:pPr>
+      <w:r>
+        <w:rPr>
+          <w:rtl/>
+          <w:cs/>
+          <w:lang w:val="ar_AE" w:bidi="ar_AE"/>
+        </w:rPr>
+      </w:r>
+      <w:r>
+        <w:rPr>
+          <w:rtl/>
+          <w:cs/>
+          <w:lang w:val="ar_AE" w:bidi="ar_AE"/>
+        </w:rPr>
+        <w:t>أفسس 5: 3</w:t>
+      </w:r>
+    </w:p>
+    <w:p>
+      <w:pPr>
+        <w:pStyle w:val="ListBullet"/>
+        <w:bidi/>
+        <w:spacing w:line="240" w:lineRule="auto"/>
+        <w:ind w:left="720"/>
+      </w:pPr>
+      <w:r>
+        <w:rPr>
+          <w:rtl/>
+          <w:cs/>
+          <w:lang w:val="ar_AE" w:bidi="ar_AE"/>
+        </w:rPr>
+      </w:r>
+      <w:r>
+        <w:rPr>
+          <w:rtl/>
+          <w:cs/>
+          <w:lang w:val="ar_AE" w:bidi="ar_AE"/>
+        </w:rPr>
+        <w:t>تكوين 38: 24–26</w:t>
+      </w:r>
+    </w:p>
+    <w:p>
+      <w:pPr>
+        <w:pStyle w:val="ListBullet"/>
+        <w:bidi/>
+        <w:spacing w:line="240" w:lineRule="auto"/>
+        <w:ind w:left="720"/>
+      </w:pPr>
+      <w:r>
+        <w:rPr>
+          <w:rtl/>
+          <w:cs/>
+          <w:lang w:val="ar_AE" w:bidi="ar_AE"/>
+        </w:rPr>
+      </w:r>
+      <w:r>
+        <w:rPr>
+          <w:rtl/>
+          <w:cs/>
+          <w:lang w:val="ar_AE" w:bidi="ar_AE"/>
+        </w:rPr>
+        <w:t>هوشع 4: 13–14</w:t>
+      </w:r>
+    </w:p>
+    <w:p>
+      <w:pPr>
+        <w:pStyle w:val="ListBullet"/>
+        <w:bidi/>
+        <w:spacing w:line="240" w:lineRule="auto"/>
+        <w:ind w:left="720"/>
+      </w:pPr>
+      <w:r>
+        <w:rPr>
+          <w:rtl/>
+          <w:cs/>
+          <w:lang w:val="ar_AE" w:bidi="ar_AE"/>
+        </w:rPr>
+      </w:r>
+      <w:r>
+        <w:rPr>
+          <w:rtl/>
+          <w:cs/>
+          <w:lang w:val="ar_AE" w:bidi="ar_AE"/>
+        </w:rPr>
+        <w:t>متى 5: 31–32</w:t>
+      </w:r>
+    </w:p>
+    <w:p>
+      <w:pPr>
+        <w:pStyle w:val="ListBullet"/>
+        <w:bidi/>
+        <w:spacing w:line="240" w:lineRule="auto"/>
+        <w:ind w:left="720"/>
+      </w:pPr>
+      <w:r>
+        <w:rPr>
+          <w:rtl/>
+          <w:cs/>
+          <w:lang w:val="ar_AE" w:bidi="ar_AE"/>
+        </w:rPr>
+      </w:r>
+      <w:r>
+        <w:rPr>
+          <w:rtl/>
+          <w:cs/>
+          <w:lang w:val="ar_AE" w:bidi="ar_AE"/>
+        </w:rPr>
+        <w:t>متى 19: 7–9</w:t>
+      </w:r>
     </w:p>
     <w:p>
       <w:pPr>
@@ -5627,165 +5375,129 @@
           <w:lang w:val="ar_AE" w:bidi="ar_AE"/>
         </w:rPr>
       </w:r>
-      <w:hyperlink r:id="rId55">
-        <w:r>
-          <w:rPr>
-            <w:rtl/>
-            <w:cs/>
-            <w:lang w:val="ar_AE" w:bidi="ar_AE"/>
-          </w:rPr>
-          <w:rPr>
-            <w:color w:val="0000EE"/>
-            <w:u w:val="single"/>
-          </w:rPr>
-          <w:t>صموئيل الثاني1 :21</w:t>
-        </w:r>
-      </w:hyperlink>
-    </w:p>
-    <w:p>
-      <w:pPr>
-        <w:pStyle w:val="ListBullet"/>
-        <w:bidi/>
-        <w:spacing w:line="240" w:lineRule="auto"/>
-        <w:ind w:left="720"/>
-      </w:pPr>
-      <w:r>
-        <w:rPr>
-          <w:rtl/>
-          <w:cs/>
-          <w:lang w:val="ar_AE" w:bidi="ar_AE"/>
-        </w:rPr>
-      </w:r>
-      <w:hyperlink r:id="rId56">
-        <w:r>
-          <w:rPr>
-            <w:rtl/>
-            <w:cs/>
-            <w:lang w:val="ar_AE" w:bidi="ar_AE"/>
-          </w:rPr>
-          <w:rPr>
-            <w:color w:val="0000EE"/>
-            <w:u w:val="single"/>
-          </w:rPr>
-          <w:t>خروج29 :2</w:t>
-        </w:r>
-      </w:hyperlink>
-    </w:p>
-    <w:p>
-      <w:pPr>
-        <w:pStyle w:val="ListBullet"/>
-        <w:bidi/>
-        <w:spacing w:line="240" w:lineRule="auto"/>
-        <w:ind w:left="720"/>
-      </w:pPr>
-      <w:r>
-        <w:rPr>
-          <w:rtl/>
-          <w:cs/>
-          <w:lang w:val="ar_AE" w:bidi="ar_AE"/>
-        </w:rPr>
-      </w:r>
-      <w:hyperlink r:id="rId57">
-        <w:r>
-          <w:rPr>
-            <w:rtl/>
-            <w:cs/>
-            <w:lang w:val="ar_AE" w:bidi="ar_AE"/>
-          </w:rPr>
-          <w:rPr>
-            <w:color w:val="0000EE"/>
-            <w:u w:val="single"/>
-          </w:rPr>
-          <w:t>اللاويين5 :11</w:t>
-        </w:r>
-      </w:hyperlink>
-    </w:p>
-    <w:p>
-      <w:pPr>
-        <w:pStyle w:val="ListBullet"/>
-        <w:bidi/>
-        <w:spacing w:line="240" w:lineRule="auto"/>
-        <w:ind w:left="720"/>
-      </w:pPr>
-      <w:r>
-        <w:rPr>
-          <w:rtl/>
-          <w:cs/>
-          <w:lang w:val="ar_AE" w:bidi="ar_AE"/>
-        </w:rPr>
-      </w:r>
-      <w:hyperlink r:id="rId58">
-        <w:r>
-          <w:rPr>
-            <w:rtl/>
-            <w:cs/>
-            <w:lang w:val="ar_AE" w:bidi="ar_AE"/>
-          </w:rPr>
-          <w:rPr>
-            <w:color w:val="0000EE"/>
-            <w:u w:val="single"/>
-          </w:rPr>
-          <w:t>اللاويين8 :1–3</w:t>
-        </w:r>
-      </w:hyperlink>
-    </w:p>
-    <w:p>
-      <w:pPr>
-        <w:pStyle w:val="ListBullet"/>
-        <w:bidi/>
-        <w:spacing w:line="240" w:lineRule="auto"/>
-        <w:ind w:left="720"/>
-      </w:pPr>
-      <w:r>
-        <w:rPr>
-          <w:rtl/>
-          <w:cs/>
-          <w:lang w:val="ar_AE" w:bidi="ar_AE"/>
-        </w:rPr>
-      </w:r>
-      <w:hyperlink r:id="rId59">
-        <w:r>
-          <w:rPr>
-            <w:rtl/>
-            <w:cs/>
-            <w:lang w:val="ar_AE" w:bidi="ar_AE"/>
-          </w:rPr>
-          <w:rPr>
-            <w:color w:val="0000EE"/>
-            <w:u w:val="single"/>
-          </w:rPr>
-          <w:t>مرقس6 :12–13</w:t>
-        </w:r>
-      </w:hyperlink>
-    </w:p>
-    <w:p>
-      <w:pPr>
-        <w:pStyle w:val="ListBullet"/>
-        <w:bidi/>
-        <w:spacing w:line="240" w:lineRule="auto"/>
-        <w:ind w:left="720"/>
-      </w:pPr>
-      <w:r>
-        <w:rPr>
-          <w:rtl/>
-          <w:cs/>
-          <w:lang w:val="ar_AE" w:bidi="ar_AE"/>
-        </w:rPr>
-      </w:r>
-      <w:hyperlink r:id="rId60">
-        <w:r>
-          <w:rPr>
-            <w:rtl/>
-            <w:cs/>
-            <w:lang w:val="ar_AE" w:bidi="ar_AE"/>
-          </w:rPr>
-          <w:rPr>
-            <w:color w:val="0000EE"/>
-            <w:u w:val="single"/>
-          </w:rPr>
-          <w:t>متى25 :7–9</w:t>
-        </w:r>
-      </w:hyperlink>
+      <w:r>
+        <w:rPr>
+          <w:rtl/>
+          <w:cs/>
+          <w:lang w:val="ar_AE" w:bidi="ar_AE"/>
+        </w:rPr>
+        <w:t>صموئيل الثاني1 :21</w:t>
+      </w:r>
+    </w:p>
+    <w:p>
+      <w:pPr>
+        <w:pStyle w:val="ListBullet"/>
+        <w:bidi/>
+        <w:spacing w:line="240" w:lineRule="auto"/>
+        <w:ind w:left="720"/>
+      </w:pPr>
+      <w:r>
+        <w:rPr>
+          <w:rtl/>
+          <w:cs/>
+          <w:lang w:val="ar_AE" w:bidi="ar_AE"/>
+        </w:rPr>
+      </w:r>
+      <w:r>
+        <w:rPr>
+          <w:rtl/>
+          <w:cs/>
+          <w:lang w:val="ar_AE" w:bidi="ar_AE"/>
+        </w:rPr>
+        <w:t>خروج29 :2</w:t>
+      </w:r>
+    </w:p>
+    <w:p>
+      <w:pPr>
+        <w:pStyle w:val="ListBullet"/>
+        <w:bidi/>
+        <w:spacing w:line="240" w:lineRule="auto"/>
+        <w:ind w:left="720"/>
+      </w:pPr>
+      <w:r>
+        <w:rPr>
+          <w:rtl/>
+          <w:cs/>
+          <w:lang w:val="ar_AE" w:bidi="ar_AE"/>
+        </w:rPr>
+      </w:r>
+      <w:r>
+        <w:rPr>
+          <w:rtl/>
+          <w:cs/>
+          <w:lang w:val="ar_AE" w:bidi="ar_AE"/>
+        </w:rPr>
+        <w:t>اللاويين5 :11</w:t>
+      </w:r>
+    </w:p>
+    <w:p>
+      <w:pPr>
+        <w:pStyle w:val="ListBullet"/>
+        <w:bidi/>
+        <w:spacing w:line="240" w:lineRule="auto"/>
+        <w:ind w:left="720"/>
+      </w:pPr>
+      <w:r>
+        <w:rPr>
+          <w:rtl/>
+          <w:cs/>
+          <w:lang w:val="ar_AE" w:bidi="ar_AE"/>
+        </w:rPr>
+      </w:r>
+      <w:r>
+        <w:rPr>
+          <w:rtl/>
+          <w:cs/>
+          <w:lang w:val="ar_AE" w:bidi="ar_AE"/>
+        </w:rPr>
+        <w:t>اللاويين8 :1–3</w:t>
+      </w:r>
+    </w:p>
+    <w:p>
+      <w:pPr>
+        <w:pStyle w:val="ListBullet"/>
+        <w:bidi/>
+        <w:spacing w:line="240" w:lineRule="auto"/>
+        <w:ind w:left="720"/>
+      </w:pPr>
+      <w:r>
+        <w:rPr>
+          <w:rtl/>
+          <w:cs/>
+          <w:lang w:val="ar_AE" w:bidi="ar_AE"/>
+        </w:rPr>
+      </w:r>
+      <w:r>
+        <w:rPr>
+          <w:rtl/>
+          <w:cs/>
+          <w:lang w:val="ar_AE" w:bidi="ar_AE"/>
+        </w:rPr>
+        <w:t>مرقس6 :12–13</w:t>
+      </w:r>
+    </w:p>
+    <w:p>
+      <w:pPr>
+        <w:pStyle w:val="ListBullet"/>
+        <w:bidi/>
+        <w:spacing w:line="240" w:lineRule="auto"/>
+        <w:ind w:left="720"/>
+      </w:pPr>
+      <w:r>
+        <w:rPr>
+          <w:rtl/>
+          <w:cs/>
+          <w:lang w:val="ar_AE" w:bidi="ar_AE"/>
+        </w:rPr>
+      </w:r>
+      <w:r>
+        <w:rPr>
+          <w:rtl/>
+          <w:cs/>
+          <w:lang w:val="ar_AE" w:bidi="ar_AE"/>
+        </w:rPr>
+        <w:t>متى25 :7–9</w:t>
+      </w:r>
     </w:p>
     <w:p>
       <w:pPr>
@@ -6093,194 +5805,152 @@
           <w:lang w:val="ar_AE" w:bidi="ar_AE"/>
         </w:rPr>
       </w:r>
-      <w:hyperlink r:id="rId61">
-        <w:r>
-          <w:rPr>
-            <w:rtl/>
-            <w:cs/>
-            <w:lang w:val="ar_AE" w:bidi="ar_AE"/>
-          </w:rPr>
-          <w:rPr>
-            <w:color w:val="0000EE"/>
-            <w:u w:val="single"/>
-          </w:rPr>
-          <w:t>1 أخبار الأيام 27:28–29</w:t>
-        </w:r>
-      </w:hyperlink>
-    </w:p>
-    <w:p>
-      <w:pPr>
-        <w:pStyle w:val="ListBullet"/>
-        <w:bidi/>
-        <w:spacing w:line="240" w:lineRule="auto"/>
-        <w:ind w:left="720"/>
-      </w:pPr>
-      <w:r>
-        <w:rPr>
-          <w:rtl/>
-          <w:cs/>
-          <w:lang w:val="ar_AE" w:bidi="ar_AE"/>
-        </w:rPr>
-      </w:r>
-      <w:hyperlink r:id="rId62">
-        <w:r>
-          <w:rPr>
-            <w:rtl/>
-            <w:cs/>
-            <w:lang w:val="ar_AE" w:bidi="ar_AE"/>
-          </w:rPr>
-          <w:rPr>
-            <w:color w:val="0000EE"/>
-            <w:u w:val="single"/>
-          </w:rPr>
-          <w:t>تثنية 6:10–12</w:t>
-        </w:r>
-      </w:hyperlink>
-    </w:p>
-    <w:p>
-      <w:pPr>
-        <w:pStyle w:val="ListBullet"/>
-        <w:bidi/>
-        <w:spacing w:line="240" w:lineRule="auto"/>
-        <w:ind w:left="720"/>
-      </w:pPr>
-      <w:r>
-        <w:rPr>
-          <w:rtl/>
-          <w:cs/>
-          <w:lang w:val="ar_AE" w:bidi="ar_AE"/>
-        </w:rPr>
-      </w:r>
-      <w:hyperlink r:id="rId63">
-        <w:r>
-          <w:rPr>
-            <w:rtl/>
-            <w:cs/>
-            <w:lang w:val="ar_AE" w:bidi="ar_AE"/>
-          </w:rPr>
-          <w:rPr>
-            <w:color w:val="0000EE"/>
-            <w:u w:val="single"/>
-          </w:rPr>
-          <w:t>خروج 23:10–11</w:t>
-        </w:r>
-      </w:hyperlink>
-    </w:p>
-    <w:p>
-      <w:pPr>
-        <w:pStyle w:val="ListBullet"/>
-        <w:bidi/>
-        <w:spacing w:line="240" w:lineRule="auto"/>
-        <w:ind w:left="720"/>
-      </w:pPr>
-      <w:r>
-        <w:rPr>
-          <w:rtl/>
-          <w:cs/>
-          <w:lang w:val="ar_AE" w:bidi="ar_AE"/>
-        </w:rPr>
-      </w:r>
-      <w:hyperlink r:id="rId64">
-        <w:r>
-          <w:rPr>
-            <w:rtl/>
-            <w:cs/>
-            <w:lang w:val="ar_AE" w:bidi="ar_AE"/>
-          </w:rPr>
-          <w:rPr>
-            <w:color w:val="0000EE"/>
-            <w:u w:val="single"/>
-          </w:rPr>
-          <w:t>تكوين 8:11</w:t>
-        </w:r>
-      </w:hyperlink>
-    </w:p>
-    <w:p>
-      <w:pPr>
-        <w:pStyle w:val="ListBullet"/>
-        <w:bidi/>
-        <w:spacing w:line="240" w:lineRule="auto"/>
-        <w:ind w:left="720"/>
-      </w:pPr>
-      <w:r>
-        <w:rPr>
-          <w:rtl/>
-          <w:cs/>
-          <w:lang w:val="ar_AE" w:bidi="ar_AE"/>
-        </w:rPr>
-      </w:r>
-      <w:hyperlink r:id="rId65">
-        <w:r>
-          <w:rPr>
-            <w:rtl/>
-            <w:cs/>
-            <w:lang w:val="ar_AE" w:bidi="ar_AE"/>
-          </w:rPr>
-          <w:rPr>
-            <w:color w:val="0000EE"/>
-            <w:u w:val="single"/>
-          </w:rPr>
-          <w:t>يعقوب 3:12</w:t>
-        </w:r>
-      </w:hyperlink>
-    </w:p>
-    <w:p>
-      <w:pPr>
-        <w:pStyle w:val="ListBullet"/>
-        <w:bidi/>
-        <w:spacing w:line="240" w:lineRule="auto"/>
-        <w:ind w:left="720"/>
-      </w:pPr>
-      <w:r>
-        <w:rPr>
-          <w:rtl/>
-          <w:cs/>
-          <w:lang w:val="ar_AE" w:bidi="ar_AE"/>
-        </w:rPr>
-      </w:r>
-      <w:hyperlink r:id="rId66">
-        <w:r>
-          <w:rPr>
-            <w:rtl/>
-            <w:cs/>
-            <w:lang w:val="ar_AE" w:bidi="ar_AE"/>
-          </w:rPr>
-          <w:rPr>
-            <w:color w:val="0000EE"/>
-            <w:u w:val="single"/>
-          </w:rPr>
-          <w:t>لوقا 16:6</w:t>
-        </w:r>
-      </w:hyperlink>
-    </w:p>
-    <w:p>
-      <w:pPr>
-        <w:pStyle w:val="ListBullet"/>
-        <w:bidi/>
-        <w:spacing w:line="240" w:lineRule="auto"/>
-        <w:ind w:left="720"/>
-      </w:pPr>
-      <w:r>
-        <w:rPr>
-          <w:rtl/>
-          <w:cs/>
-          <w:lang w:val="ar_AE" w:bidi="ar_AE"/>
-        </w:rPr>
-      </w:r>
-      <w:hyperlink r:id="rId67">
-        <w:r>
-          <w:rPr>
-            <w:rtl/>
-            <w:cs/>
-            <w:lang w:val="ar_AE" w:bidi="ar_AE"/>
-          </w:rPr>
-          <w:rPr>
-            <w:color w:val="0000EE"/>
-            <w:u w:val="single"/>
-          </w:rPr>
-          <w:t>مزامير 52:8</w:t>
-        </w:r>
-      </w:hyperlink>
+      <w:r>
+        <w:rPr>
+          <w:rtl/>
+          <w:cs/>
+          <w:lang w:val="ar_AE" w:bidi="ar_AE"/>
+        </w:rPr>
+        <w:t>1 أخبار الأيام 27:28–29</w:t>
+      </w:r>
+    </w:p>
+    <w:p>
+      <w:pPr>
+        <w:pStyle w:val="ListBullet"/>
+        <w:bidi/>
+        <w:spacing w:line="240" w:lineRule="auto"/>
+        <w:ind w:left="720"/>
+      </w:pPr>
+      <w:r>
+        <w:rPr>
+          <w:rtl/>
+          <w:cs/>
+          <w:lang w:val="ar_AE" w:bidi="ar_AE"/>
+        </w:rPr>
+      </w:r>
+      <w:r>
+        <w:rPr>
+          <w:rtl/>
+          <w:cs/>
+          <w:lang w:val="ar_AE" w:bidi="ar_AE"/>
+        </w:rPr>
+        <w:t>تثنية 6:10–12</w:t>
+      </w:r>
+    </w:p>
+    <w:p>
+      <w:pPr>
+        <w:pStyle w:val="ListBullet"/>
+        <w:bidi/>
+        <w:spacing w:line="240" w:lineRule="auto"/>
+        <w:ind w:left="720"/>
+      </w:pPr>
+      <w:r>
+        <w:rPr>
+          <w:rtl/>
+          <w:cs/>
+          <w:lang w:val="ar_AE" w:bidi="ar_AE"/>
+        </w:rPr>
+      </w:r>
+      <w:r>
+        <w:rPr>
+          <w:rtl/>
+          <w:cs/>
+          <w:lang w:val="ar_AE" w:bidi="ar_AE"/>
+        </w:rPr>
+        <w:t>خروج 23:10–11</w:t>
+      </w:r>
+    </w:p>
+    <w:p>
+      <w:pPr>
+        <w:pStyle w:val="ListBullet"/>
+        <w:bidi/>
+        <w:spacing w:line="240" w:lineRule="auto"/>
+        <w:ind w:left="720"/>
+      </w:pPr>
+      <w:r>
+        <w:rPr>
+          <w:rtl/>
+          <w:cs/>
+          <w:lang w:val="ar_AE" w:bidi="ar_AE"/>
+        </w:rPr>
+      </w:r>
+      <w:r>
+        <w:rPr>
+          <w:rtl/>
+          <w:cs/>
+          <w:lang w:val="ar_AE" w:bidi="ar_AE"/>
+        </w:rPr>
+        <w:t>تكوين 8:11</w:t>
+      </w:r>
+    </w:p>
+    <w:p>
+      <w:pPr>
+        <w:pStyle w:val="ListBullet"/>
+        <w:bidi/>
+        <w:spacing w:line="240" w:lineRule="auto"/>
+        <w:ind w:left="720"/>
+      </w:pPr>
+      <w:r>
+        <w:rPr>
+          <w:rtl/>
+          <w:cs/>
+          <w:lang w:val="ar_AE" w:bidi="ar_AE"/>
+        </w:rPr>
+      </w:r>
+      <w:r>
+        <w:rPr>
+          <w:rtl/>
+          <w:cs/>
+          <w:lang w:val="ar_AE" w:bidi="ar_AE"/>
+        </w:rPr>
+        <w:t>يعقوب 3:12</w:t>
+      </w:r>
+    </w:p>
+    <w:p>
+      <w:pPr>
+        <w:pStyle w:val="ListBullet"/>
+        <w:bidi/>
+        <w:spacing w:line="240" w:lineRule="auto"/>
+        <w:ind w:left="720"/>
+      </w:pPr>
+      <w:r>
+        <w:rPr>
+          <w:rtl/>
+          <w:cs/>
+          <w:lang w:val="ar_AE" w:bidi="ar_AE"/>
+        </w:rPr>
+      </w:r>
+      <w:r>
+        <w:rPr>
+          <w:rtl/>
+          <w:cs/>
+          <w:lang w:val="ar_AE" w:bidi="ar_AE"/>
+        </w:rPr>
+        <w:t>لوقا 16:6</w:t>
+      </w:r>
+    </w:p>
+    <w:p>
+      <w:pPr>
+        <w:pStyle w:val="ListBullet"/>
+        <w:bidi/>
+        <w:spacing w:line="240" w:lineRule="auto"/>
+        <w:ind w:left="720"/>
+      </w:pPr>
+      <w:r>
+        <w:rPr>
+          <w:rtl/>
+          <w:cs/>
+          <w:lang w:val="ar_AE" w:bidi="ar_AE"/>
+        </w:rPr>
+      </w:r>
+      <w:r>
+        <w:rPr>
+          <w:rtl/>
+          <w:cs/>
+          <w:lang w:val="ar_AE" w:bidi="ar_AE"/>
+        </w:rPr>
+        <w:t>مزامير 52:8</w:t>
+      </w:r>
     </w:p>
     <w:p>
       <w:pPr>

--- a/arb/docx/025.content.docx
+++ b/arb/docx/025.content.docx
@@ -5742,23 +5742,7 @@
           <w:cs/>
           <w:lang w:val="ar_AE" w:bidi="ar_AE"/>
         </w:rPr>
-        <w:t xml:space="preserve">, </w:t>
-      </w:r>
-      <w:r>
-        <w:rPr>
-          <w:rtl/>
-          <w:cs/>
-          <w:lang w:val="ar_AE" w:bidi="ar_AE"/>
-        </w:rPr>
-        <w:t>البحر</w:t>
-      </w:r>
-      <w:r>
-        <w:rPr>
-          <w:rtl/>
-          <w:cs/>
-          <w:lang w:val="ar_AE" w:bidi="ar_AE"/>
-        </w:rPr>
-        <w:t xml:space="preserve">, </w:t>
+        <w:t xml:space="preserve">, البحر, </w:t>
       </w:r>
       <w:r>
         <w:rPr>
